--- a/LAB3/ATTT2026-LAB3_1150070042-LeThiAnhThu.docx
+++ b/LAB3/ATTT2026-LAB3_1150070042-LeThiAnhThu.docx
@@ -114,7 +114,7 @@
       <w:pPr>
         <w:numPr>
           <w:ilvl w:val="0"/>
-          <w:numId w:val="8"/>
+          <w:numId w:val="2"/>
         </w:numPr>
         <w:spacing w:line="360" w:lineRule="auto"/>
       </w:pPr>
@@ -146,7 +146,7 @@
       <w:pPr>
         <w:numPr>
           <w:ilvl w:val="0"/>
-          <w:numId w:val="8"/>
+          <w:numId w:val="2"/>
         </w:numPr>
         <w:spacing w:line="360" w:lineRule="auto"/>
       </w:pPr>
@@ -235,7 +235,7 @@
       <w:pPr>
         <w:numPr>
           <w:ilvl w:val="0"/>
-          <w:numId w:val="8"/>
+          <w:numId w:val="2"/>
         </w:numPr>
         <w:spacing w:line="360" w:lineRule="auto"/>
       </w:pPr>
@@ -299,7 +299,7 @@
       <w:pPr>
         <w:numPr>
           <w:ilvl w:val="0"/>
-          <w:numId w:val="8"/>
+          <w:numId w:val="2"/>
         </w:numPr>
         <w:spacing w:line="360" w:lineRule="auto"/>
       </w:pPr>
@@ -374,7 +374,7 @@
       <w:pPr>
         <w:numPr>
           <w:ilvl w:val="0"/>
-          <w:numId w:val="8"/>
+          <w:numId w:val="2"/>
         </w:numPr>
         <w:spacing w:line="360" w:lineRule="auto"/>
       </w:pPr>
@@ -390,7 +390,7 @@
       <w:pPr>
         <w:numPr>
           <w:ilvl w:val="1"/>
-          <w:numId w:val="8"/>
+          <w:numId w:val="2"/>
         </w:numPr>
         <w:spacing w:line="360" w:lineRule="auto"/>
       </w:pPr>
@@ -412,7 +412,7 @@
       <w:pPr>
         <w:numPr>
           <w:ilvl w:val="1"/>
-          <w:numId w:val="8"/>
+          <w:numId w:val="2"/>
         </w:numPr>
         <w:spacing w:line="360" w:lineRule="auto"/>
       </w:pPr>
@@ -434,7 +434,7 @@
       <w:pPr>
         <w:numPr>
           <w:ilvl w:val="1"/>
-          <w:numId w:val="8"/>
+          <w:numId w:val="2"/>
         </w:numPr>
         <w:spacing w:line="360" w:lineRule="auto"/>
       </w:pPr>
@@ -498,7 +498,7 @@
         <w:pStyle w:val="ListParagraph"/>
         <w:numPr>
           <w:ilvl w:val="0"/>
-          <w:numId w:val="16"/>
+          <w:numId w:val="5"/>
         </w:numPr>
         <w:spacing w:line="360" w:lineRule="auto"/>
       </w:pPr>
@@ -529,7 +529,7 @@
         <w:pStyle w:val="ListParagraph"/>
         <w:numPr>
           <w:ilvl w:val="0"/>
-          <w:numId w:val="16"/>
+          <w:numId w:val="5"/>
         </w:numPr>
         <w:spacing w:line="360" w:lineRule="auto"/>
       </w:pPr>
@@ -560,7 +560,7 @@
         <w:pStyle w:val="ListParagraph"/>
         <w:numPr>
           <w:ilvl w:val="0"/>
-          <w:numId w:val="16"/>
+          <w:numId w:val="5"/>
         </w:numPr>
         <w:spacing w:line="360" w:lineRule="auto"/>
       </w:pPr>
@@ -591,7 +591,7 @@
         <w:pStyle w:val="ListParagraph"/>
         <w:numPr>
           <w:ilvl w:val="0"/>
-          <w:numId w:val="16"/>
+          <w:numId w:val="5"/>
         </w:numPr>
         <w:spacing w:line="360" w:lineRule="auto"/>
       </w:pPr>
@@ -696,7 +696,7 @@
         <w:pStyle w:val="ListParagraph"/>
         <w:numPr>
           <w:ilvl w:val="0"/>
-          <w:numId w:val="17"/>
+          <w:numId w:val="6"/>
         </w:numPr>
         <w:spacing w:line="360" w:lineRule="auto"/>
         <w:ind w:left="648"/>
@@ -728,7 +728,7 @@
         <w:pStyle w:val="ListParagraph"/>
         <w:numPr>
           <w:ilvl w:val="0"/>
-          <w:numId w:val="17"/>
+          <w:numId w:val="6"/>
         </w:numPr>
         <w:spacing w:line="360" w:lineRule="auto"/>
         <w:ind w:left="648"/>
@@ -831,7 +831,7 @@
         <w:pStyle w:val="ListParagraph"/>
         <w:numPr>
           <w:ilvl w:val="0"/>
-          <w:numId w:val="18"/>
+          <w:numId w:val="7"/>
         </w:numPr>
         <w:spacing w:line="360" w:lineRule="auto"/>
       </w:pPr>
@@ -862,7 +862,7 @@
         <w:pStyle w:val="ListParagraph"/>
         <w:numPr>
           <w:ilvl w:val="0"/>
-          <w:numId w:val="18"/>
+          <w:numId w:val="7"/>
         </w:numPr>
         <w:spacing w:line="360" w:lineRule="auto"/>
       </w:pPr>
@@ -901,7 +901,7 @@
         <w:pStyle w:val="ListParagraph"/>
         <w:numPr>
           <w:ilvl w:val="0"/>
-          <w:numId w:val="18"/>
+          <w:numId w:val="7"/>
         </w:numPr>
         <w:spacing w:line="360" w:lineRule="auto"/>
       </w:pPr>
@@ -940,7 +940,7 @@
         <w:pStyle w:val="ListParagraph"/>
         <w:numPr>
           <w:ilvl w:val="0"/>
-          <w:numId w:val="18"/>
+          <w:numId w:val="7"/>
         </w:numPr>
         <w:spacing w:line="360" w:lineRule="auto"/>
       </w:pPr>
@@ -971,7 +971,7 @@
       <w:pPr>
         <w:numPr>
           <w:ilvl w:val="0"/>
-          <w:numId w:val="19"/>
+          <w:numId w:val="8"/>
         </w:numPr>
         <w:spacing w:line="360" w:lineRule="auto"/>
       </w:pPr>
@@ -1002,7 +1002,7 @@
       <w:pPr>
         <w:numPr>
           <w:ilvl w:val="0"/>
-          <w:numId w:val="19"/>
+          <w:numId w:val="8"/>
         </w:numPr>
         <w:spacing w:line="360" w:lineRule="auto"/>
       </w:pPr>
@@ -1102,7 +1102,7 @@
         <w:pStyle w:val="ListParagraph"/>
         <w:numPr>
           <w:ilvl w:val="0"/>
-          <w:numId w:val="20"/>
+          <w:numId w:val="9"/>
         </w:numPr>
         <w:spacing w:line="360" w:lineRule="auto"/>
       </w:pPr>
@@ -1236,7 +1236,7 @@
         <w:pStyle w:val="ListParagraph"/>
         <w:numPr>
           <w:ilvl w:val="0"/>
-          <w:numId w:val="21"/>
+          <w:numId w:val="10"/>
         </w:numPr>
         <w:spacing w:line="360" w:lineRule="auto"/>
       </w:pPr>
@@ -1663,7 +1663,7 @@
         <w:pStyle w:val="ListParagraph"/>
         <w:numPr>
           <w:ilvl w:val="0"/>
-          <w:numId w:val="14"/>
+          <w:numId w:val="3"/>
         </w:numPr>
         <w:spacing w:line="360" w:lineRule="auto"/>
       </w:pPr>
@@ -1686,7 +1686,7 @@
         <w:pStyle w:val="ListParagraph"/>
         <w:numPr>
           <w:ilvl w:val="0"/>
-          <w:numId w:val="14"/>
+          <w:numId w:val="3"/>
         </w:numPr>
         <w:spacing w:line="360" w:lineRule="auto"/>
       </w:pPr>
@@ -1737,7 +1737,7 @@
         <w:pStyle w:val="ListParagraph"/>
         <w:numPr>
           <w:ilvl w:val="0"/>
-          <w:numId w:val="14"/>
+          <w:numId w:val="3"/>
         </w:numPr>
         <w:spacing w:line="360" w:lineRule="auto"/>
       </w:pPr>
@@ -2154,7 +2154,7 @@
         <w:pStyle w:val="ListParagraph"/>
         <w:numPr>
           <w:ilvl w:val="0"/>
-          <w:numId w:val="15"/>
+          <w:numId w:val="4"/>
         </w:numPr>
         <w:spacing w:line="360" w:lineRule="auto"/>
       </w:pPr>
@@ -2188,7 +2188,7 @@
         <w:pStyle w:val="ListParagraph"/>
         <w:numPr>
           <w:ilvl w:val="0"/>
-          <w:numId w:val="15"/>
+          <w:numId w:val="4"/>
         </w:numPr>
         <w:spacing w:line="360" w:lineRule="auto"/>
       </w:pPr>
@@ -2220,7 +2220,7 @@
         <w:pStyle w:val="ListParagraph"/>
         <w:numPr>
           <w:ilvl w:val="0"/>
-          <w:numId w:val="15"/>
+          <w:numId w:val="4"/>
         </w:numPr>
         <w:spacing w:line="360" w:lineRule="auto"/>
       </w:pPr>
@@ -2297,6 +2297,2073 @@
         </w:drawing>
       </w:r>
     </w:p>
+    <w:p>
+      <w:pPr>
+        <w:spacing w:line="360" w:lineRule="auto"/>
+      </w:pPr>
+    </w:p>
+    <w:p>
+      <w:pPr>
+        <w:ind w:firstLine="288"/>
+        <w:rPr>
+          <w:b/>
+          <w:bCs/>
+        </w:rPr>
+      </w:pPr>
+      <w:r>
+        <w:rPr>
+          <w:b/>
+          <w:bCs/>
+        </w:rPr>
+        <w:t>1. Phân biệt Asset, Vulnerability, Threat, Risk và Attack (lấy ví dụ từ môi trường Lab)</w:t>
+      </w:r>
+    </w:p>
+    <w:p>
+      <w:pPr>
+        <w:pStyle w:val="ListParagraph"/>
+        <w:numPr>
+          <w:ilvl w:val="0"/>
+          <w:numId w:val="32"/>
+        </w:numPr>
+        <w:spacing w:line="360" w:lineRule="auto"/>
+      </w:pPr>
+      <w:r>
+        <w:t>Asset (Tài sản): Tệp cấu hình ứng dụng web hoặc file dữ liệu nhạy cảm trên máy ảo.</w:t>
+      </w:r>
+    </w:p>
+    <w:p>
+      <w:pPr>
+        <w:pStyle w:val="ListParagraph"/>
+        <w:numPr>
+          <w:ilvl w:val="0"/>
+          <w:numId w:val="32"/>
+        </w:numPr>
+        <w:spacing w:line="360" w:lineRule="auto"/>
+      </w:pPr>
+      <w:r>
+        <w:t>Vulnerability (Điểm yếu): Cổng dịch vụ 8080 mở không được bảo vệ xác thực hoặc phần mềm có chứa lỗ hổng bảo mật chưa vá.</w:t>
+      </w:r>
+    </w:p>
+    <w:p>
+      <w:pPr>
+        <w:pStyle w:val="ListParagraph"/>
+        <w:numPr>
+          <w:ilvl w:val="0"/>
+          <w:numId w:val="32"/>
+        </w:numPr>
+        <w:spacing w:line="360" w:lineRule="auto"/>
+      </w:pPr>
+      <w:r>
+        <w:t>Threat (Mối đe dọa): Khả năng kẻ tấn công hoặc script tự động quét tìm các dịch vụ đang mở để thực hiện tấn công từ chối dịch vụ cục bộ.</w:t>
+      </w:r>
+    </w:p>
+    <w:p>
+      <w:pPr>
+        <w:pStyle w:val="ListParagraph"/>
+        <w:numPr>
+          <w:ilvl w:val="0"/>
+          <w:numId w:val="32"/>
+        </w:numPr>
+        <w:spacing w:line="360" w:lineRule="auto"/>
+      </w:pPr>
+      <w:r>
+        <w:t>Risk (Rủi ro): Khả năng hệ thống bị sập dịch vụ hoặc lộ lọt dữ liệu khi mối đe dọa khai thác thành công điểm yếu mở cổng.</w:t>
+      </w:r>
+    </w:p>
+    <w:p>
+      <w:pPr>
+        <w:pStyle w:val="ListParagraph"/>
+        <w:numPr>
+          <w:ilvl w:val="0"/>
+          <w:numId w:val="32"/>
+        </w:numPr>
+        <w:spacing w:line="360" w:lineRule="auto"/>
+      </w:pPr>
+      <w:r>
+        <w:t>Attack (Tấn công): Hành vi thực tế chạy script local_load_test.py gửi lượng lớn request đồng thời vào dịch vụ web tại 127.0.0.1:8080.</w:t>
+      </w:r>
+    </w:p>
+    <w:p>
+      <w:pPr>
+        <w:rPr>
+          <w:b/>
+          <w:bCs/>
+        </w:rPr>
+      </w:pPr>
+    </w:p>
+    <w:p>
+      <w:pPr>
+        <w:rPr>
+          <w:b/>
+          <w:bCs/>
+        </w:rPr>
+      </w:pPr>
+      <w:r>
+        <w:rPr>
+          <w:b/>
+          <w:bCs/>
+        </w:rPr>
+        <w:t>2. Phân loại năm tình huống ở TH1 và tiêu chí phân loại</w:t>
+      </w:r>
+    </w:p>
+    <w:p>
+      <w:r>
+        <w:t>Phân loại:</w:t>
+      </w:r>
+    </w:p>
+    <w:p>
+      <w:pPr>
+        <w:pStyle w:val="ListParagraph"/>
+        <w:numPr>
+          <w:ilvl w:val="0"/>
+          <w:numId w:val="4"/>
+        </w:numPr>
+        <w:spacing w:line="360" w:lineRule="auto"/>
+      </w:pPr>
+      <w:r>
+        <w:rPr>
+          <w:i/>
+          <w:iCs/>
+        </w:rPr>
+        <w:t>Hành động vô ý:</w:t>
+      </w:r>
+      <w:r>
+        <w:t xml:space="preserve"> Người dùng cấu hình nhầm quyền chia sẻ file.</w:t>
+      </w:r>
+    </w:p>
+    <w:p>
+      <w:pPr>
+        <w:pStyle w:val="ListParagraph"/>
+        <w:numPr>
+          <w:ilvl w:val="0"/>
+          <w:numId w:val="4"/>
+        </w:numPr>
+        <w:spacing w:line="360" w:lineRule="auto"/>
+      </w:pPr>
+      <w:r>
+        <w:rPr>
+          <w:i/>
+          <w:iCs/>
+        </w:rPr>
+        <w:t>Hành động cố ý:</w:t>
+      </w:r>
+      <w:r>
+        <w:t xml:space="preserve"> Kẻ tấn công chủ động cài đặt mã độc hoặc chạy script phá hoại.</w:t>
+      </w:r>
+    </w:p>
+    <w:p>
+      <w:pPr>
+        <w:pStyle w:val="ListParagraph"/>
+        <w:numPr>
+          <w:ilvl w:val="0"/>
+          <w:numId w:val="4"/>
+        </w:numPr>
+        <w:spacing w:line="360" w:lineRule="auto"/>
+      </w:pPr>
+      <w:r>
+        <w:rPr>
+          <w:i/>
+          <w:iCs/>
+        </w:rPr>
+        <w:lastRenderedPageBreak/>
+        <w:t>Thảm họa tự nhiên:</w:t>
+      </w:r>
+      <w:r>
+        <w:t xml:space="preserve"> Sự cố mất điện đột ngột hoặc hư hỏng phần cứng do môi trường</w:t>
+      </w:r>
+    </w:p>
+    <w:p>
+      <w:pPr>
+        <w:pStyle w:val="ListParagraph"/>
+        <w:numPr>
+          <w:ilvl w:val="0"/>
+          <w:numId w:val="4"/>
+        </w:numPr>
+        <w:spacing w:line="360" w:lineRule="auto"/>
+      </w:pPr>
+      <w:r>
+        <w:rPr>
+          <w:i/>
+          <w:iCs/>
+        </w:rPr>
+        <w:t>Lỗi kỹ thuật:</w:t>
+      </w:r>
+      <w:r>
+        <w:t xml:space="preserve"> Lỗi xung đột phần mềm, lỗi tràn bộ nhớ hoặc lỗi cấu hình hệ thống.</w:t>
+      </w:r>
+    </w:p>
+    <w:p>
+      <w:pPr>
+        <w:pStyle w:val="ListParagraph"/>
+        <w:numPr>
+          <w:ilvl w:val="0"/>
+          <w:numId w:val="4"/>
+        </w:numPr>
+        <w:spacing w:line="360" w:lineRule="auto"/>
+      </w:pPr>
+      <w:r>
+        <w:rPr>
+          <w:i/>
+          <w:iCs/>
+        </w:rPr>
+        <w:t>Lỗi quản lý:</w:t>
+      </w:r>
+      <w:r>
+        <w:t xml:space="preserve"> Thiếu quy trình kiểm tra định kỳ hoặc cấp quyền truy cập quá rộng so với thực tế (Over-privileged).</w:t>
+      </w:r>
+    </w:p>
+    <w:p>
+      <w:pPr>
+        <w:spacing w:line="360" w:lineRule="auto"/>
+        <w:ind w:firstLine="288"/>
+      </w:pPr>
+      <w:r>
+        <w:t>Tiêu chí phân loại: Dựa trên nguyên nhân gốc rễ (Root cause) dẫn đến sự cố và chủ ý thực hiện của tác nhân gây ra (vô tình, có chủ đích, do tự nhiên, do thiết sót kỹ thuật hay do quy trình quản lý nhân sự/hệ thống).</w:t>
+      </w:r>
+    </w:p>
+    <w:p/>
+    <w:p>
+      <w:pPr>
+        <w:spacing w:after="120"/>
+        <w:rPr>
+          <w:b/>
+          <w:bCs/>
+        </w:rPr>
+      </w:pPr>
+      <w:r>
+        <w:rPr>
+          <w:b/>
+          <w:bCs/>
+        </w:rPr>
+        <w:t>3. EICAR trong TH2 chứng minh điều gì và không chứng minh điều gì?</w:t>
+      </w:r>
+    </w:p>
+    <w:p>
+      <w:pPr>
+        <w:spacing w:line="360" w:lineRule="auto"/>
+        <w:ind w:firstLine="288"/>
+      </w:pPr>
+      <w:r>
+        <w:t>Chứng minh được: Microsoft Defender/EDR hoạt động tốt, nhận diện chính xác mẫu chữ ký mã độc mẫu (signature-based detection) và chặn/cách ly file thành công mà không gây nguy hại thật cho hệ thống.</w:t>
+      </w:r>
+    </w:p>
+    <w:p>
+      <w:pPr>
+        <w:spacing w:line="360" w:lineRule="auto"/>
+        <w:ind w:firstLine="288"/>
+      </w:pPr>
+      <w:r>
+        <w:t>Không chứng minh được: Khả năng phát hiện các loại mã độc tinh vi thực tế (Advanced Persistent Threats, fileless malware, zero-day) hoặc mã độc biến thể không có sẵn trong cơ sở dữ liệu chữ ký mẫu.</w:t>
+      </w:r>
+    </w:p>
+    <w:p/>
+    <w:p>
+      <w:pPr>
+        <w:spacing w:line="360" w:lineRule="auto"/>
+        <w:rPr>
+          <w:b/>
+          <w:bCs/>
+        </w:rPr>
+      </w:pPr>
+      <w:r>
+        <w:rPr>
+          <w:b/>
+          <w:bCs/>
+        </w:rPr>
+        <w:t>4. Vì sao không được tắt Defender để chạy mẫu? Quy trình xử lý khi phần mềm hợp lệ bị chặn</w:t>
+      </w:r>
+    </w:p>
+    <w:p>
+      <w:pPr>
+        <w:spacing w:line="360" w:lineRule="auto"/>
+        <w:ind w:firstLine="288"/>
+      </w:pPr>
+      <w:r>
+        <w:t>Lý do không được tắt: Việc tắt Microsoft Defender/EDR làm mất lớp phòng thủ cốt lõi của endpoint, tạo cửa mở cho các mã độc thật tiềm ẩn hoặc các hành vi nguy hiểm khác lây nhiễm không kiểm soát vào máy ảo.</w:t>
+      </w:r>
+    </w:p>
+    <w:p/>
+    <w:p>
+      <w:r>
+        <w:t>Quy trình xử lý đúng khi phần mềm hợp lệ bị chặn:</w:t>
+      </w:r>
+    </w:p>
+    <w:p/>
+    <w:p>
+      <w:pPr>
+        <w:pStyle w:val="ListParagraph"/>
+        <w:numPr>
+          <w:ilvl w:val="0"/>
+          <w:numId w:val="31"/>
+        </w:numPr>
+        <w:spacing w:line="360" w:lineRule="auto"/>
+      </w:pPr>
+      <w:r>
+        <w:t>Xác minh nguồn gốc: Kiểm tra chữ ký số (Digital Signature) và mã hash SHA256 của phần mềm để đảm bảo đến từ nhà phát hành uy tín.</w:t>
+      </w:r>
+    </w:p>
+    <w:p>
+      <w:pPr>
+        <w:pStyle w:val="ListParagraph"/>
+        <w:numPr>
+          <w:ilvl w:val="0"/>
+          <w:numId w:val="31"/>
+        </w:numPr>
+        <w:spacing w:line="360" w:lineRule="auto"/>
+      </w:pPr>
+      <w:r>
+        <w:t>Phân tích cảnh báo: Xem xét lý do Defender chặn (phát hiện hành vi heuristic hay nhầm lẫn file sạch - False Positive).</w:t>
+      </w:r>
+    </w:p>
+    <w:p>
+      <w:pPr>
+        <w:pStyle w:val="ListParagraph"/>
+        <w:numPr>
+          <w:ilvl w:val="0"/>
+          <w:numId w:val="31"/>
+        </w:numPr>
+        <w:spacing w:line="360" w:lineRule="auto"/>
+      </w:pPr>
+      <w:r>
+        <w:t>Đưa vào danh sách ngoại lệ an toàn (Exclusion): Cấu hình ngoại lệ có chọn lọc trên Defender cho riêng file/thư mục phần mềm đó thay vì tắt toàn bộ hệ thống bảo vệ.</w:t>
+      </w:r>
+    </w:p>
+    <w:p>
+      <w:pPr>
+        <w:pStyle w:val="ListParagraph"/>
+        <w:numPr>
+          <w:ilvl w:val="0"/>
+          <w:numId w:val="31"/>
+        </w:numPr>
+        <w:spacing w:line="360" w:lineRule="auto"/>
+      </w:pPr>
+      <w:r>
+        <w:lastRenderedPageBreak/>
+        <w:t>Báo cáo và theo dõi: Ghi nhận sự cố vào nhật ký vận hành để kiểm toán.</w:t>
+      </w:r>
+    </w:p>
+    <w:p/>
+    <w:p>
+      <w:pPr>
+        <w:spacing w:after="120"/>
+        <w:rPr>
+          <w:b/>
+          <w:bCs/>
+        </w:rPr>
+      </w:pPr>
+      <w:r>
+        <w:rPr>
+          <w:b/>
+          <w:bCs/>
+        </w:rPr>
+        <w:t>5. So sánh Brute Force Attack, Dictionary Attack và Key Logger Attack</w:t>
+      </w:r>
+    </w:p>
+    <w:tbl>
+      <w:tblPr>
+        <w:tblStyle w:val="TableGrid"/>
+        <w:tblW w:w="0" w:type="auto"/>
+        <w:tblLook w:val="04A0" w:firstRow="1" w:lastRow="0" w:firstColumn="1" w:lastColumn="0" w:noHBand="0" w:noVBand="1"/>
+      </w:tblPr>
+      <w:tblGrid>
+        <w:gridCol w:w="2254"/>
+        <w:gridCol w:w="2254"/>
+        <w:gridCol w:w="2254"/>
+        <w:gridCol w:w="2254"/>
+      </w:tblGrid>
+      <w:tr>
+        <w:tc>
+          <w:tcPr>
+            <w:tcW w:w="2254" w:type="dxa"/>
+            <w:vAlign w:val="center"/>
+          </w:tcPr>
+          <w:p>
+            <w:pPr>
+              <w:spacing w:line="360" w:lineRule="auto"/>
+              <w:rPr>
+                <w:b/>
+                <w:bCs/>
+              </w:rPr>
+            </w:pPr>
+            <w:r>
+              <w:rPr>
+                <w:b/>
+                <w:bCs/>
+              </w:rPr>
+              <w:t>Tiêu chí</w:t>
+            </w:r>
+          </w:p>
+        </w:tc>
+        <w:tc>
+          <w:tcPr>
+            <w:tcW w:w="2254" w:type="dxa"/>
+            <w:vAlign w:val="center"/>
+          </w:tcPr>
+          <w:p>
+            <w:pPr>
+              <w:spacing w:line="360" w:lineRule="auto"/>
+              <w:rPr>
+                <w:b/>
+                <w:bCs/>
+              </w:rPr>
+            </w:pPr>
+            <w:r>
+              <w:rPr>
+                <w:b/>
+                <w:bCs/>
+              </w:rPr>
+              <w:t>Brute Force Attack</w:t>
+            </w:r>
+          </w:p>
+        </w:tc>
+        <w:tc>
+          <w:tcPr>
+            <w:tcW w:w="2254" w:type="dxa"/>
+            <w:vAlign w:val="center"/>
+          </w:tcPr>
+          <w:p>
+            <w:pPr>
+              <w:spacing w:line="360" w:lineRule="auto"/>
+              <w:rPr>
+                <w:b/>
+                <w:bCs/>
+              </w:rPr>
+            </w:pPr>
+            <w:r>
+              <w:rPr>
+                <w:b/>
+                <w:bCs/>
+              </w:rPr>
+              <w:t>Dictionary Attack</w:t>
+            </w:r>
+          </w:p>
+        </w:tc>
+        <w:tc>
+          <w:tcPr>
+            <w:tcW w:w="2254" w:type="dxa"/>
+            <w:vAlign w:val="center"/>
+          </w:tcPr>
+          <w:p>
+            <w:pPr>
+              <w:spacing w:line="360" w:lineRule="auto"/>
+              <w:rPr>
+                <w:b/>
+                <w:bCs/>
+              </w:rPr>
+            </w:pPr>
+            <w:r>
+              <w:rPr>
+                <w:b/>
+                <w:bCs/>
+              </w:rPr>
+              <w:t>Key Logger Attack</w:t>
+            </w:r>
+          </w:p>
+        </w:tc>
+      </w:tr>
+      <w:tr>
+        <w:tc>
+          <w:tcPr>
+            <w:tcW w:w="2254" w:type="dxa"/>
+            <w:vAlign w:val="center"/>
+          </w:tcPr>
+          <w:p>
+            <w:pPr>
+              <w:spacing w:line="360" w:lineRule="auto"/>
+            </w:pPr>
+            <w:r>
+              <w:t>Dữ liệu đầu vào</w:t>
+            </w:r>
+          </w:p>
+        </w:tc>
+        <w:tc>
+          <w:tcPr>
+            <w:tcW w:w="2254" w:type="dxa"/>
+            <w:vAlign w:val="center"/>
+          </w:tcPr>
+          <w:p>
+            <w:pPr>
+              <w:spacing w:line="360" w:lineRule="auto"/>
+            </w:pPr>
+            <w:r>
+              <w:t>Thử toàn bộ tổ hợp ký tự có thể (ký tự, số, ký hiệu).</w:t>
+            </w:r>
+          </w:p>
+        </w:tc>
+        <w:tc>
+          <w:tcPr>
+            <w:tcW w:w="2254" w:type="dxa"/>
+            <w:vAlign w:val="center"/>
+          </w:tcPr>
+          <w:p>
+            <w:pPr>
+              <w:spacing w:line="360" w:lineRule="auto"/>
+            </w:pPr>
+            <w:r>
+              <w:t>Dử dụng danh sách các từ khóa, mật khẩu phổ biến có sẵn (wordlist).</w:t>
+            </w:r>
+          </w:p>
+        </w:tc>
+        <w:tc>
+          <w:tcPr>
+            <w:tcW w:w="2254" w:type="dxa"/>
+            <w:vAlign w:val="center"/>
+          </w:tcPr>
+          <w:p>
+            <w:pPr>
+              <w:spacing w:line="360" w:lineRule="auto"/>
+            </w:pPr>
+            <w:r>
+              <w:t>Ghi lại toàn bộ thao tác gõ phím thực tế của người dùng trên bàn phím.</w:t>
+            </w:r>
+          </w:p>
+        </w:tc>
+      </w:tr>
+      <w:tr>
+        <w:tc>
+          <w:tcPr>
+            <w:tcW w:w="2254" w:type="dxa"/>
+            <w:vAlign w:val="center"/>
+          </w:tcPr>
+          <w:p>
+            <w:pPr>
+              <w:spacing w:line="360" w:lineRule="auto"/>
+            </w:pPr>
+            <w:r>
+              <w:t>Cách phát hiện</w:t>
+            </w:r>
+          </w:p>
+        </w:tc>
+        <w:tc>
+          <w:tcPr>
+            <w:tcW w:w="2254" w:type="dxa"/>
+            <w:vAlign w:val="center"/>
+          </w:tcPr>
+          <w:p>
+            <w:pPr>
+              <w:spacing w:line="360" w:lineRule="auto"/>
+            </w:pPr>
+            <w:r>
+              <w:t>Phát hiện qua Event ID 4625 (nhiều lần đăng nhập thất bại trong thời gian ngắn).</w:t>
+            </w:r>
+          </w:p>
+        </w:tc>
+        <w:tc>
+          <w:tcPr>
+            <w:tcW w:w="2254" w:type="dxa"/>
+            <w:vAlign w:val="center"/>
+          </w:tcPr>
+          <w:p>
+            <w:pPr>
+              <w:spacing w:line="360" w:lineRule="auto"/>
+            </w:pPr>
+            <w:r>
+              <w:t>Tương tự Brute Force, xuất hiện chuỗi đăng nhập thất bại từ danh sách từ điển.</w:t>
+            </w:r>
+          </w:p>
+        </w:tc>
+        <w:tc>
+          <w:tcPr>
+            <w:tcW w:w="2254" w:type="dxa"/>
+            <w:vAlign w:val="center"/>
+          </w:tcPr>
+          <w:p>
+            <w:pPr>
+              <w:spacing w:line="360" w:lineRule="auto"/>
+            </w:pPr>
+            <w:r>
+              <w:t>Phát hiện qua Sysmon (tiến trình lạ ghi, tiến trình khởi động cùng hệ thống, hook bàn phím).</w:t>
+            </w:r>
+          </w:p>
+        </w:tc>
+      </w:tr>
+      <w:tr>
+        <w:tc>
+          <w:tcPr>
+            <w:tcW w:w="2254" w:type="dxa"/>
+            <w:vAlign w:val="center"/>
+          </w:tcPr>
+          <w:p>
+            <w:pPr>
+              <w:spacing w:line="360" w:lineRule="auto"/>
+            </w:pPr>
+            <w:r>
+              <w:t>Biện pháp giảm thiểu</w:t>
+            </w:r>
+          </w:p>
+        </w:tc>
+        <w:tc>
+          <w:tcPr>
+            <w:tcW w:w="2254" w:type="dxa"/>
+            <w:vAlign w:val="center"/>
+          </w:tcPr>
+          <w:p>
+            <w:pPr>
+              <w:spacing w:line="360" w:lineRule="auto"/>
+            </w:pPr>
+            <w:r>
+              <w:t>Khóa tài khoản tạm thời, áp dụng giới hạn tốc độ (Rate limiting), tăng độ dài mật khẩu.</w:t>
+            </w:r>
+          </w:p>
+        </w:tc>
+        <w:tc>
+          <w:tcPr>
+            <w:tcW w:w="2254" w:type="dxa"/>
+            <w:vAlign w:val="center"/>
+          </w:tcPr>
+          <w:p>
+            <w:pPr>
+              <w:spacing w:line="360" w:lineRule="auto"/>
+            </w:pPr>
+            <w:r>
+              <w:t>Cấm sử dụng các mật khẩu yếu phổ biến, kiểm tra độ mạnh mật khẩu khi đặt.</w:t>
+            </w:r>
+          </w:p>
+        </w:tc>
+        <w:tc>
+          <w:tcPr>
+            <w:tcW w:w="2254" w:type="dxa"/>
+            <w:vAlign w:val="center"/>
+          </w:tcPr>
+          <w:p>
+            <w:pPr>
+              <w:spacing w:line="360" w:lineRule="auto"/>
+            </w:pPr>
+            <w:r>
+              <w:t>Sử dụng bàn phím ảo, cài đặt Antivirus/EDR quét tiến trình keylogger, dùng MFA.</w:t>
+            </w:r>
+          </w:p>
+        </w:tc>
+      </w:tr>
+    </w:tbl>
+    <w:p/>
+    <w:p>
+      <w:pPr>
+        <w:spacing w:after="120"/>
+        <w:rPr>
+          <w:b/>
+          <w:bCs/>
+        </w:rPr>
+      </w:pPr>
+      <w:r>
+        <w:rPr>
+          <w:b/>
+          <w:bCs/>
+        </w:rPr>
+        <w:t>6. Dùng Event ID 4624, 4625 và 4648 giải thích trạng thái xác thực</w:t>
+      </w:r>
+    </w:p>
+    <w:p>
+      <w:pPr>
+        <w:pStyle w:val="ListParagraph"/>
+        <w:numPr>
+          <w:ilvl w:val="0"/>
+          <w:numId w:val="30"/>
+        </w:numPr>
+        <w:spacing w:line="360" w:lineRule="auto"/>
+      </w:pPr>
+      <w:r>
+        <w:t>Event ID 4625: Ghi nhận phiên đăng nhập thất bại (xảy ra trước hoặc trong lúc thử mật khẩu sai/cũ).</w:t>
+      </w:r>
+    </w:p>
+    <w:p>
+      <w:pPr>
+        <w:pStyle w:val="ListParagraph"/>
+        <w:numPr>
+          <w:ilvl w:val="0"/>
+          <w:numId w:val="30"/>
+        </w:numPr>
+        <w:spacing w:line="360" w:lineRule="auto"/>
+      </w:pPr>
+      <w:r>
+        <w:t>Event ID 4624: Ghi nhận phiên đăng nhập thành công (xảy ra sau khi đổi sang mật khẩu mới hợp lệ của lab3user).</w:t>
+      </w:r>
+    </w:p>
+    <w:p>
+      <w:pPr>
+        <w:pStyle w:val="ListParagraph"/>
+        <w:numPr>
+          <w:ilvl w:val="0"/>
+          <w:numId w:val="30"/>
+        </w:numPr>
+        <w:spacing w:line="360" w:lineRule="auto"/>
+      </w:pPr>
+      <w:r>
+        <w:t>Event ID 4648: Ghi nhận việc đăng nhập bằng thông tin xác thực tường minh (Explicit credentials), thường xuất hiện khi tiến trình chạy dưới mộtữ danh tính khác hoặc thực hiện xác thực bổ sung sau khi thay đổi thông tin tài khoản.</w:t>
+      </w:r>
+    </w:p>
+    <w:p/>
+    <w:p>
+      <w:pPr>
+        <w:spacing w:after="120"/>
+        <w:rPr>
+          <w:b/>
+          <w:bCs/>
+        </w:rPr>
+      </w:pPr>
+      <w:r>
+        <w:rPr>
+          <w:b/>
+          <w:bCs/>
+        </w:rPr>
+        <w:lastRenderedPageBreak/>
+        <w:t>7. Vì sao mật khẩu phức tạp không ngăn được Keylogging? Vai trò và giới hạn của MFA, push MFA, FIDO2</w:t>
+      </w:r>
+    </w:p>
+    <w:p>
+      <w:pPr>
+        <w:spacing w:line="360" w:lineRule="auto"/>
+      </w:pPr>
+      <w:r>
+        <w:t>Lý do mật khẩu phức tạp bất lực trước Keylogging: Keylogger ghi lại trực tiếp từng phím người dùng gõ vào bàn phím (bao gồm cả mật khẩu dài và phức tạp), do đó cấu hình mật khẩu mạnh cỡ nào cũng bị ghi nhận trước khi hệ thống kịp mã hóa.</w:t>
+      </w:r>
+    </w:p>
+    <w:p>
+      <w:r>
+        <w:t>Đánh giá các giải pháp bổ sung:</w:t>
+      </w:r>
+    </w:p>
+    <w:p>
+      <w:pPr>
+        <w:pStyle w:val="ListParagraph"/>
+        <w:numPr>
+          <w:ilvl w:val="0"/>
+          <w:numId w:val="29"/>
+        </w:numPr>
+        <w:spacing w:line="360" w:lineRule="auto"/>
+      </w:pPr>
+      <w:r>
+        <w:t xml:space="preserve">MFA (Multi-Factor Authentication): Giảm rủi ro lớn vì dù lộ mật khẩu, kẻ tấn công vẫn thiếu yếu tố thứ hai (OTP). </w:t>
+      </w:r>
+      <w:r>
+        <w:rPr>
+          <w:i/>
+          <w:iCs/>
+        </w:rPr>
+        <w:t>Giới hạn:</w:t>
+      </w:r>
+      <w:r>
+        <w:t xml:space="preserve"> Vẫn có thể bị tấn công kiểu Adversary-in-the-Middle (AiTM) nếu OTP bị lấy cắp theo thời gian thực.</w:t>
+      </w:r>
+    </w:p>
+    <w:p>
+      <w:pPr>
+        <w:pStyle w:val="ListParagraph"/>
+        <w:numPr>
+          <w:ilvl w:val="0"/>
+          <w:numId w:val="29"/>
+        </w:numPr>
+        <w:spacing w:line="360" w:lineRule="auto"/>
+      </w:pPr>
+      <w:r>
+        <w:t xml:space="preserve">Push MFA: Tiện lợi hơn OTP truyền thống bằng cách gửi thông báo đẩy về thiết bị tin cậy. </w:t>
+      </w:r>
+      <w:r>
+        <w:rPr>
+          <w:i/>
+          <w:iCs/>
+        </w:rPr>
+        <w:t>Giới hạn:</w:t>
+      </w:r>
+      <w:r>
+        <w:t xml:space="preserve"> Người dùng dễ bị lừa bấm chấp nhận nhầm (Prompt Bombing / Fatigue).</w:t>
+      </w:r>
+    </w:p>
+    <w:p>
+      <w:pPr>
+        <w:pStyle w:val="ListParagraph"/>
+        <w:numPr>
+          <w:ilvl w:val="0"/>
+          <w:numId w:val="29"/>
+        </w:numPr>
+        <w:spacing w:line="360" w:lineRule="auto"/>
+      </w:pPr>
+      <w:r>
+        <w:t xml:space="preserve">FIDO2 / Passkey: Tiêu chuẩn xác thực mạnh kháng phishing dựa trên mã hóa khóa công khai (Public-Key Cryptography), khóa gắn liền với thiết bị hoặc phần cứng. </w:t>
+      </w:r>
+      <w:r>
+        <w:rPr>
+          <w:i/>
+          <w:iCs/>
+        </w:rPr>
+        <w:t>Giới hạn:</w:t>
+      </w:r>
+      <w:r>
+        <w:t xml:space="preserve"> Phụ thuộc vào sự hỗ trợ của ứng dụng và thiết bị người dùng.</w:t>
+      </w:r>
+    </w:p>
+    <w:p/>
+    <w:p>
+      <w:pPr>
+        <w:rPr>
+          <w:b/>
+          <w:bCs/>
+        </w:rPr>
+      </w:pPr>
+      <w:r>
+        <w:rPr>
+          <w:b/>
+          <w:bCs/>
+        </w:rPr>
+        <w:t>8. Đánh giá cổng Listen và 4 bằng chứng tương quan cho Backdoor</w:t>
+      </w:r>
+    </w:p>
+    <w:p>
+      <w:pPr>
+        <w:rPr>
+          <w:b/>
+          <w:bCs/>
+        </w:rPr>
+      </w:pPr>
+      <w:r>
+        <w:rPr>
+          <w:b/>
+          <w:bCs/>
+        </w:rPr>
+        <w:t>Kết luận: Một cổng đang Listen chưa đủ để kết luận có backdoor vì đó có thể là cổng của các dịch vụ hệ thống hợp lệ (như IIS, SSH, SQL Server).</w:t>
+      </w:r>
+    </w:p>
+    <w:p/>
+    <w:p>
+      <w:pPr>
+        <w:pStyle w:val="ListParagraph"/>
+        <w:numPr>
+          <w:ilvl w:val="0"/>
+          <w:numId w:val="28"/>
+        </w:numPr>
+        <w:spacing w:line="360" w:lineRule="auto"/>
+      </w:pPr>
+      <w:r>
+        <w:t>Bốn bằng chứng phải tương quan trước khi kết luận:</w:t>
+      </w:r>
+    </w:p>
+    <w:p>
+      <w:pPr>
+        <w:pStyle w:val="ListParagraph"/>
+        <w:numPr>
+          <w:ilvl w:val="0"/>
+          <w:numId w:val="28"/>
+        </w:numPr>
+        <w:spacing w:line="360" w:lineRule="auto"/>
+      </w:pPr>
+      <w:r>
+        <w:t>Tiến trình đang mở cổng (PID và tên file thực thi) có bất thường hoặc nằm ở thư mục lạ không?</w:t>
+      </w:r>
+    </w:p>
+    <w:p>
+      <w:pPr>
+        <w:pStyle w:val="ListParagraph"/>
+        <w:numPr>
+          <w:ilvl w:val="0"/>
+          <w:numId w:val="28"/>
+        </w:numPr>
+        <w:spacing w:line="360" w:lineRule="auto"/>
+      </w:pPr>
+      <w:r>
+        <w:t>Dữ liệu ghi nhận từ Sysmon về thời điểm tiến trình đó khởi tạo hoặc kết nối mạng ra ngoài.</w:t>
+      </w:r>
+    </w:p>
+    <w:p>
+      <w:pPr>
+        <w:pStyle w:val="ListParagraph"/>
+        <w:numPr>
+          <w:ilvl w:val="0"/>
+          <w:numId w:val="28"/>
+        </w:numPr>
+        <w:spacing w:line="360" w:lineRule="auto"/>
+      </w:pPr>
+      <w:r>
+        <w:t>Các khóa khởi động cùng hệ thống (Run/RunOnce) liên quan đến file thực thi đó.</w:t>
+      </w:r>
+    </w:p>
+    <w:p>
+      <w:pPr>
+        <w:pStyle w:val="ListParagraph"/>
+        <w:numPr>
+          <w:ilvl w:val="0"/>
+          <w:numId w:val="28"/>
+        </w:numPr>
+        <w:spacing w:line="360" w:lineRule="auto"/>
+      </w:pPr>
+      <w:r>
+        <w:t>Sự hiện diện của các tệp tin lạ hoặc mã nguồn script được thả vào hệ thống kèm theo.</w:t>
+      </w:r>
+    </w:p>
+    <w:p/>
+    <w:p>
+      <w:pPr>
+        <w:rPr>
+          <w:b/>
+          <w:bCs/>
+        </w:rPr>
+      </w:pPr>
+      <w:r>
+        <w:rPr>
+          <w:b/>
+          <w:bCs/>
+        </w:rPr>
+        <w:t>9. Cơ chế Persistence của Run value, Scheduled Task và lý do cần kiểm tra trước khi xóa</w:t>
+      </w:r>
+    </w:p>
+    <w:p>
+      <w:pPr>
+        <w:pStyle w:val="ListParagraph"/>
+        <w:numPr>
+          <w:ilvl w:val="0"/>
+          <w:numId w:val="27"/>
+        </w:numPr>
+        <w:spacing w:line="360" w:lineRule="auto"/>
+      </w:pPr>
+      <w:r>
+        <w:lastRenderedPageBreak/>
+        <w:t>Cơ chế tạo Persistence: Các giá trị trong Registry (Run/RunOnce) và Scheduled Task cấu hình hệ thống tự động kích hoạt lại đoạn mã độc hoặc file thực thi mỗi khi máy tính khởi động hoặc theo mốc thời gian định kỳ.</w:t>
+      </w:r>
+    </w:p>
+    <w:p>
+      <w:pPr>
+        <w:pStyle w:val="ListParagraph"/>
+        <w:numPr>
+          <w:ilvl w:val="0"/>
+          <w:numId w:val="27"/>
+        </w:numPr>
+        <w:spacing w:line="360" w:lineRule="auto"/>
+      </w:pPr>
+      <w:r>
+        <w:t>Lý do phải kiểm tra kỹ trước khi xóa: Tránh xóa nhầm các tiến trình, công cụ quản trị hệ thống hợp lệ (như tiện ích cập nhật phần mềm của Windows hoặc ứng dụng doanh nghiệp), gây lỗi hệ thống hoặc gián đoạn hoạt động hợp pháp.</w:t>
+      </w:r>
+    </w:p>
+    <w:p/>
+    <w:p>
+      <w:pPr>
+        <w:rPr>
+          <w:b/>
+          <w:bCs/>
+        </w:rPr>
+      </w:pPr>
+      <w:r>
+        <w:rPr>
+          <w:b/>
+          <w:bCs/>
+        </w:rPr>
+        <w:t>10. So sánh DoS và DDoS từ kết quả thực tế và lý do DDoS khó chặn</w:t>
+      </w:r>
+    </w:p>
+    <w:p>
+      <w:pPr>
+        <w:spacing w:line="360" w:lineRule="auto"/>
+      </w:pPr>
+      <w:r>
+        <w:t>So sánh:</w:t>
+      </w:r>
+    </w:p>
+    <w:p>
+      <w:pPr>
+        <w:pStyle w:val="ListParagraph"/>
+        <w:numPr>
+          <w:ilvl w:val="0"/>
+          <w:numId w:val="26"/>
+        </w:numPr>
+        <w:spacing w:line="360" w:lineRule="auto"/>
+      </w:pPr>
+      <w:r>
+        <w:t>DoS: Tấn công từ chối dịch vụ từ một nguồn/IP đơn lẻ (nhìn thấy rõ các request dồn dập từ một địa chỉ trong local_load_test.py).</w:t>
+      </w:r>
+    </w:p>
+    <w:p>
+      <w:pPr>
+        <w:pStyle w:val="ListParagraph"/>
+        <w:numPr>
+          <w:ilvl w:val="0"/>
+          <w:numId w:val="26"/>
+        </w:numPr>
+        <w:spacing w:line="360" w:lineRule="auto"/>
+      </w:pPr>
+      <w:r>
+        <w:t>DDoS: Tấn công từ chối dịch vụ phân tán từ nhiều nguồn, nhiều địa chỉ IP khác nhau cùng lúc (thể hiện trong ddos_sample.csv với lưu lượng lớn từ vô số IP mạng lưới botnet).</w:t>
+      </w:r>
+    </w:p>
+    <w:p>
+      <w:pPr>
+        <w:spacing w:line="360" w:lineRule="auto"/>
+      </w:pPr>
+      <w:r>
+        <w:t>Vì sao DDoS khó chặn bằng một rule IP đơn giản: Do lưu lượng xuất phát từ hàng nghìn, hàng triệu địa chỉ IP khác nhau thay đổi liên tục, việc chặn đơn lẻ từng IP sẽ làm cạn kiệt tài nguyên tường lửa và dễ chặn nhầm người dùng hợp pháp.</w:t>
+      </w:r>
+    </w:p>
+    <w:p/>
+    <w:p>
+      <w:pPr>
+        <w:spacing w:line="360" w:lineRule="auto"/>
+        <w:rPr>
+          <w:b/>
+          <w:bCs/>
+        </w:rPr>
+      </w:pPr>
+      <w:r>
+        <w:rPr>
+          <w:b/>
+          <w:bCs/>
+        </w:rPr>
+        <w:t>11. Ảnh hưởng của Mail bombing và hai chỉ số phát hiện từ mailbomb_sample.csv</w:t>
+      </w:r>
+    </w:p>
+    <w:p>
+      <w:pPr>
+        <w:spacing w:line="360" w:lineRule="auto"/>
+        <w:rPr>
+          <w:b/>
+          <w:bCs/>
+        </w:rPr>
+      </w:pPr>
+      <w:r>
+        <w:rPr>
+          <w:b/>
+          <w:bCs/>
+        </w:rPr>
+        <w:t>Thuộc tính bị ảnh hưởng: Tính sẵn sàng (Availability) của hệ thống hòm thư và tài nguyên máy chủ.</w:t>
+      </w:r>
+    </w:p>
+    <w:p/>
+    <w:p>
+      <w:pPr>
+        <w:spacing w:line="360" w:lineRule="auto"/>
+      </w:pPr>
+      <w:r>
+        <w:t>Hai chỉ số phát hiện bất thường:</w:t>
+      </w:r>
+    </w:p>
+    <w:p>
+      <w:pPr>
+        <w:pStyle w:val="ListParagraph"/>
+        <w:numPr>
+          <w:ilvl w:val="0"/>
+          <w:numId w:val="25"/>
+        </w:numPr>
+        <w:spacing w:line="360" w:lineRule="auto"/>
+      </w:pPr>
+      <w:r>
+        <w:t>Tần suất gửi email đến một hộp thư hoặc tên miền tăng vọt trong một khoảng thời gian ngắn (Rate of incoming emails).</w:t>
+      </w:r>
+    </w:p>
+    <w:p>
+      <w:pPr>
+        <w:pStyle w:val="ListParagraph"/>
+        <w:numPr>
+          <w:ilvl w:val="0"/>
+          <w:numId w:val="25"/>
+        </w:numPr>
+        <w:spacing w:line="360" w:lineRule="auto"/>
+      </w:pPr>
+      <w:r>
+        <w:t>Số lượng lớn các email có tiêu đề, nội dung trùng lặp hoặc kích thước tương tự xuất phát từ một hoặc một nhóm nguồn gửi.</w:t>
+      </w:r>
+    </w:p>
+    <w:p/>
+    <w:p>
+      <w:pPr>
+        <w:spacing w:after="120"/>
+        <w:rPr>
+          <w:b/>
+          <w:bCs/>
+        </w:rPr>
+      </w:pPr>
+      <w:r>
+        <w:rPr>
+          <w:b/>
+          <w:bCs/>
+        </w:rPr>
+        <w:t>12. Ứng dụng của Sniffing và phân biệt HTTP qua HTTPS từ capture</w:t>
+      </w:r>
+    </w:p>
+    <w:p>
+      <w:pPr>
+        <w:pStyle w:val="ListParagraph"/>
+        <w:numPr>
+          <w:ilvl w:val="0"/>
+          <w:numId w:val="22"/>
+        </w:numPr>
+        <w:spacing w:line="360" w:lineRule="auto"/>
+      </w:pPr>
+      <w:r>
+        <w:t>Ứng dụng hợp pháp: Quản trị viên mạng phân tích gói tin để chẩn đoán sự cố mạng, giám sát hiệu suất hệ thống.</w:t>
+      </w:r>
+    </w:p>
+    <w:p>
+      <w:pPr>
+        <w:pStyle w:val="ListParagraph"/>
+        <w:numPr>
+          <w:ilvl w:val="0"/>
+          <w:numId w:val="22"/>
+        </w:numPr>
+        <w:spacing w:line="360" w:lineRule="auto"/>
+      </w:pPr>
+      <w:r>
+        <w:lastRenderedPageBreak/>
+        <w:t>Ứng dụng bất hợp pháp: Kẻ xấu nghe lén đường truyền để đánh cắp thông tin nhạy cảm, mật khẩu, cookie phiên làm việc dạng rõ (plaintext).</w:t>
+      </w:r>
+    </w:p>
+    <w:p>
+      <w:pPr>
+        <w:pStyle w:val="ListParagraph"/>
+        <w:numPr>
+          <w:ilvl w:val="0"/>
+          <w:numId w:val="24"/>
+        </w:numPr>
+        <w:spacing w:line="360" w:lineRule="auto"/>
+      </w:pPr>
+      <w:r>
+        <w:t>Phân biệt HTTP và HTTPS qua capture:</w:t>
+      </w:r>
+    </w:p>
+    <w:p>
+      <w:pPr>
+        <w:pStyle w:val="ListParagraph"/>
+        <w:numPr>
+          <w:ilvl w:val="0"/>
+          <w:numId w:val="23"/>
+        </w:numPr>
+        <w:spacing w:line="360" w:lineRule="auto"/>
+      </w:pPr>
+      <w:r>
+        <w:t>HTTP: Nội dung gói tin hiển thị rõ văn bản thuần túy (Plaintext), dễ dàng đọc được tiêu đề, thông tin đăng nhập hoặc dữ liệu truyền đi.</w:t>
+      </w:r>
+    </w:p>
+    <w:p>
+      <w:pPr>
+        <w:pStyle w:val="ListParagraph"/>
+        <w:numPr>
+          <w:ilvl w:val="0"/>
+          <w:numId w:val="23"/>
+        </w:numPr>
+        <w:spacing w:line="360" w:lineRule="auto"/>
+      </w:pPr>
+      <w:r>
+        <w:t>HTTPS: Dữ liệu hoàn toàn được mã hóa (TLS/SSL encrypted stream), người bắt gói tin chỉ thấy các gói handshake và chuỗi mã hóa không đọc được nội dung bên trong.</w:t>
+      </w:r>
+    </w:p>
+    <w:p/>
+    <w:p>
+      <w:pPr>
+        <w:spacing w:after="120"/>
+        <w:rPr>
+          <w:b/>
+          <w:bCs/>
+        </w:rPr>
+      </w:pPr>
+      <w:r>
+        <w:rPr>
+          <w:b/>
+          <w:bCs/>
+        </w:rPr>
+        <w:t>13. Các kỹ thuật Man-in-the-Middle và kỹ thuật không thực hiện chủ động trong lab</w:t>
+      </w:r>
+    </w:p>
+    <w:p>
+      <w:pPr>
+        <w:pStyle w:val="ListParagraph"/>
+        <w:numPr>
+          <w:ilvl w:val="0"/>
+          <w:numId w:val="20"/>
+        </w:numPr>
+        <w:spacing w:line="360" w:lineRule="auto"/>
+      </w:pPr>
+      <w:r>
+        <w:t>Các kỹ thuật:</w:t>
+      </w:r>
+    </w:p>
+    <w:p>
+      <w:pPr>
+        <w:pStyle w:val="ListParagraph"/>
+        <w:numPr>
+          <w:ilvl w:val="0"/>
+          <w:numId w:val="21"/>
+        </w:numPr>
+        <w:spacing w:line="360" w:lineRule="auto"/>
+      </w:pPr>
+      <w:r>
+        <w:rPr>
+          <w:i/>
+          <w:iCs/>
+        </w:rPr>
+        <w:t>Email Hijacking:</w:t>
+      </w:r>
+      <w:r>
+        <w:t xml:space="preserve"> Chiếm đoạt luồng email để giả mạo giao dịch.</w:t>
+      </w:r>
+    </w:p>
+    <w:p>
+      <w:pPr>
+        <w:pStyle w:val="ListParagraph"/>
+        <w:numPr>
+          <w:ilvl w:val="0"/>
+          <w:numId w:val="21"/>
+        </w:numPr>
+        <w:spacing w:line="360" w:lineRule="auto"/>
+      </w:pPr>
+      <w:r>
+        <w:rPr>
+          <w:i/>
+          <w:iCs/>
+        </w:rPr>
+        <w:t>Wi-Fi Eavesdropping:</w:t>
+      </w:r>
+      <w:r>
+        <w:t xml:space="preserve"> Nghe lén lưu lượng qua điểm truy cập giả mạo hoặc không bảo mật.</w:t>
+      </w:r>
+    </w:p>
+    <w:p>
+      <w:pPr>
+        <w:pStyle w:val="ListParagraph"/>
+        <w:numPr>
+          <w:ilvl w:val="0"/>
+          <w:numId w:val="21"/>
+        </w:numPr>
+        <w:spacing w:line="360" w:lineRule="auto"/>
+      </w:pPr>
+      <w:r>
+        <w:rPr>
+          <w:i/>
+          <w:iCs/>
+        </w:rPr>
+        <w:t>Session Hijacking:</w:t>
+      </w:r>
+      <w:r>
+        <w:t xml:space="preserve"> Đánh cắp mã phiên (Session ID) để mạo danh người dùng.</w:t>
+      </w:r>
+    </w:p>
+    <w:p>
+      <w:pPr>
+        <w:pStyle w:val="ListParagraph"/>
+        <w:numPr>
+          <w:ilvl w:val="0"/>
+          <w:numId w:val="21"/>
+        </w:numPr>
+        <w:spacing w:line="360" w:lineRule="auto"/>
+      </w:pPr>
+      <w:r>
+        <w:rPr>
+          <w:i/>
+          <w:iCs/>
+        </w:rPr>
+        <w:t>IP/DNS/HTTPS Spoofing:</w:t>
+      </w:r>
+      <w:r>
+        <w:t xml:space="preserve"> Giả mạo địa chỉ mạng hoặc phân giải tên miền để hướng lưu lượng về kẻ tấn công.</w:t>
+      </w:r>
+    </w:p>
+    <w:p>
+      <w:pPr>
+        <w:pStyle w:val="ListParagraph"/>
+        <w:numPr>
+          <w:ilvl w:val="0"/>
+          <w:numId w:val="20"/>
+        </w:numPr>
+        <w:spacing w:line="360" w:lineRule="auto"/>
+      </w:pPr>
+      <w:r>
+        <w:t>Kỹ thuật không thực hiện chủ động trong lab và lý do: Các kỹ thuật tấn công mạng diện rộng chủ động như ARP Spoofing hoặc Wi-Fi Eavesdropping diện rộng thường bị giới hạn trong môi trường lab an toàn biệt lập để tránh ảnh hưởng đến hạ tầng mạng thực tế xung quanh.</w:t>
+      </w:r>
+    </w:p>
+    <w:p>
+      <w:pPr>
+        <w:spacing w:after="120"/>
+      </w:pPr>
+    </w:p>
+    <w:p>
+      <w:pPr>
+        <w:spacing w:after="120"/>
+        <w:rPr>
+          <w:b/>
+          <w:bCs/>
+        </w:rPr>
+      </w:pPr>
+      <w:r>
+        <w:rPr>
+          <w:b/>
+          <w:bCs/>
+        </w:rPr>
+        <w:t>14. Cơ chế giảm rủi ro MITM của HTTPS, HSTS, VPN và hai loại rủi ro không giải quyết được</w:t>
+      </w:r>
+    </w:p>
+    <w:p>
+      <w:pPr>
+        <w:pStyle w:val="ListParagraph"/>
+        <w:numPr>
+          <w:ilvl w:val="0"/>
+          <w:numId w:val="18"/>
+        </w:numPr>
+      </w:pPr>
+      <w:r>
+        <w:t>Cơ chế giảm rủi ro:</w:t>
+      </w:r>
+    </w:p>
+    <w:p>
+      <w:pPr>
+        <w:pStyle w:val="ListParagraph"/>
+        <w:numPr>
+          <w:ilvl w:val="0"/>
+          <w:numId w:val="17"/>
+        </w:numPr>
+        <w:spacing w:line="360" w:lineRule="auto"/>
+      </w:pPr>
+      <w:r>
+        <w:t>HTTPS: Mã hóa đầu cuối giữa client và server, chống nghe lén và giả mạo nội dung.</w:t>
+      </w:r>
+    </w:p>
+    <w:p>
+      <w:pPr>
+        <w:pStyle w:val="ListParagraph"/>
+        <w:numPr>
+          <w:ilvl w:val="0"/>
+          <w:numId w:val="17"/>
+        </w:numPr>
+        <w:spacing w:line="360" w:lineRule="auto"/>
+      </w:pPr>
+      <w:r>
+        <w:t>HSTS (HTTP Strict Transport Security): Buộc trình duyệt luôn phải kết nối qua HTTPS, ngăn chặn các cuộc tấn công hạ cấp giao thức (SSL stripping).</w:t>
+      </w:r>
+    </w:p>
+    <w:p>
+      <w:pPr>
+        <w:pStyle w:val="ListParagraph"/>
+        <w:numPr>
+          <w:ilvl w:val="0"/>
+          <w:numId w:val="17"/>
+        </w:numPr>
+        <w:spacing w:line="360" w:lineRule="auto"/>
+      </w:pPr>
+      <w:r>
+        <w:t>VPN: Tạo đường hầm mã hóa toàn bộ lưu lượng mạng đi qua một gateway an toàn.</w:t>
+      </w:r>
+    </w:p>
+    <w:p>
+      <w:pPr>
+        <w:pStyle w:val="ListParagraph"/>
+        <w:numPr>
+          <w:ilvl w:val="0"/>
+          <w:numId w:val="19"/>
+        </w:numPr>
+        <w:spacing w:line="360" w:lineRule="auto"/>
+      </w:pPr>
+      <w:r>
+        <w:lastRenderedPageBreak/>
+        <w:t>Hai loại rủi ro không tự giải quyết được:</w:t>
+      </w:r>
+    </w:p>
+    <w:p>
+      <w:pPr>
+        <w:pStyle w:val="ListParagraph"/>
+        <w:numPr>
+          <w:ilvl w:val="0"/>
+          <w:numId w:val="17"/>
+        </w:numPr>
+        <w:spacing w:line="360" w:lineRule="auto"/>
+      </w:pPr>
+      <w:r>
+        <w:t>Lỗi cấu hình bảo mật hoặc lỗ hổng ứng dụng web từ phía máy chủ (Server-side vulnerabilities).</w:t>
+      </w:r>
+    </w:p>
+    <w:p>
+      <w:pPr>
+        <w:pStyle w:val="ListParagraph"/>
+        <w:numPr>
+          <w:ilvl w:val="0"/>
+          <w:numId w:val="17"/>
+        </w:numPr>
+        <w:spacing w:line="360" w:lineRule="auto"/>
+      </w:pPr>
+      <w:r>
+        <w:t>Thiết bị đầu cuối của người dùng đã bị nhiễm mã độc/keylogger từ trước (mã độc đọc dữ liệu ngay trước khi mã hóa hoặc sau khi giải mã).</w:t>
+      </w:r>
+    </w:p>
+    <w:p>
+      <w:pPr>
+        <w:spacing w:line="360" w:lineRule="auto"/>
+      </w:pPr>
+    </w:p>
+    <w:p>
+      <w:pPr>
+        <w:spacing w:after="120"/>
+        <w:rPr>
+          <w:b/>
+          <w:bCs/>
+        </w:rPr>
+      </w:pPr>
+      <w:r>
+        <w:rPr>
+          <w:b/>
+          <w:bCs/>
+        </w:rPr>
+        <w:t>15. Phân biệt Spoofing ở lớp IP, DNS và website/domain với nguồn bằng chứng</w:t>
+      </w:r>
+    </w:p>
+    <w:tbl>
+      <w:tblPr>
+        <w:tblStyle w:val="TableGrid"/>
+        <w:tblW w:w="0" w:type="auto"/>
+        <w:tblLook w:val="04A0" w:firstRow="1" w:lastRow="0" w:firstColumn="1" w:lastColumn="0" w:noHBand="0" w:noVBand="1"/>
+      </w:tblPr>
+      <w:tblGrid>
+        <w:gridCol w:w="3005"/>
+        <w:gridCol w:w="3005"/>
+        <w:gridCol w:w="3006"/>
+      </w:tblGrid>
+      <w:tr>
+        <w:tc>
+          <w:tcPr>
+            <w:tcW w:w="3005" w:type="dxa"/>
+            <w:vAlign w:val="center"/>
+          </w:tcPr>
+          <w:p>
+            <w:pPr>
+              <w:spacing w:line="360" w:lineRule="auto"/>
+              <w:rPr>
+                <w:b/>
+                <w:bCs/>
+              </w:rPr>
+            </w:pPr>
+            <w:r>
+              <w:rPr>
+                <w:b/>
+                <w:bCs/>
+              </w:rPr>
+              <w:t>Loại Spoofing</w:t>
+            </w:r>
+          </w:p>
+        </w:tc>
+        <w:tc>
+          <w:tcPr>
+            <w:tcW w:w="3005" w:type="dxa"/>
+            <w:vAlign w:val="center"/>
+          </w:tcPr>
+          <w:p>
+            <w:pPr>
+              <w:spacing w:line="360" w:lineRule="auto"/>
+              <w:rPr>
+                <w:b/>
+                <w:bCs/>
+              </w:rPr>
+            </w:pPr>
+            <w:r>
+              <w:rPr>
+                <w:b/>
+                <w:bCs/>
+              </w:rPr>
+              <w:t>Bản chất</w:t>
+            </w:r>
+          </w:p>
+        </w:tc>
+        <w:tc>
+          <w:tcPr>
+            <w:tcW w:w="3006" w:type="dxa"/>
+            <w:vAlign w:val="center"/>
+          </w:tcPr>
+          <w:p>
+            <w:pPr>
+              <w:spacing w:line="360" w:lineRule="auto"/>
+              <w:rPr>
+                <w:b/>
+                <w:bCs/>
+              </w:rPr>
+            </w:pPr>
+            <w:r>
+              <w:rPr>
+                <w:b/>
+                <w:bCs/>
+              </w:rPr>
+              <w:t>Nguồn bằng chứng hoặc kiểm soát phù hợp</w:t>
+            </w:r>
+          </w:p>
+        </w:tc>
+      </w:tr>
+      <w:tr>
+        <w:tc>
+          <w:tcPr>
+            <w:tcW w:w="3005" w:type="dxa"/>
+            <w:vAlign w:val="center"/>
+          </w:tcPr>
+          <w:p>
+            <w:pPr>
+              <w:spacing w:line="360" w:lineRule="auto"/>
+            </w:pPr>
+            <w:r>
+              <w:t>IP Spoofing</w:t>
+            </w:r>
+          </w:p>
+        </w:tc>
+        <w:tc>
+          <w:tcPr>
+            <w:tcW w:w="3005" w:type="dxa"/>
+            <w:vAlign w:val="center"/>
+          </w:tcPr>
+          <w:p>
+            <w:pPr>
+              <w:spacing w:line="360" w:lineRule="auto"/>
+            </w:pPr>
+            <w:r>
+              <w:t>Giả mạo địa chỉ IP nguồn trong gói tin mạng.</w:t>
+            </w:r>
+          </w:p>
+        </w:tc>
+        <w:tc>
+          <w:tcPr>
+            <w:tcW w:w="3006" w:type="dxa"/>
+            <w:vAlign w:val="center"/>
+          </w:tcPr>
+          <w:p>
+            <w:pPr>
+              <w:spacing w:line="360" w:lineRule="auto"/>
+            </w:pPr>
+            <w:r>
+              <w:t>Nhật ký tường lửa, tính năng uRPF (Unicast Reverse Path Forwarding).</w:t>
+            </w:r>
+          </w:p>
+        </w:tc>
+      </w:tr>
+      <w:tr>
+        <w:tc>
+          <w:tcPr>
+            <w:tcW w:w="3005" w:type="dxa"/>
+            <w:vAlign w:val="center"/>
+          </w:tcPr>
+          <w:p>
+            <w:pPr>
+              <w:spacing w:line="360" w:lineRule="auto"/>
+            </w:pPr>
+            <w:r>
+              <w:t>DNS Spoofing</w:t>
+            </w:r>
+          </w:p>
+        </w:tc>
+        <w:tc>
+          <w:tcPr>
+            <w:tcW w:w="3005" w:type="dxa"/>
+            <w:vAlign w:val="center"/>
+          </w:tcPr>
+          <w:p>
+            <w:pPr>
+              <w:spacing w:line="360" w:lineRule="auto"/>
+            </w:pPr>
+            <w:r>
+              <w:t>Tiêm nhiễm phản hồi DNS giả mạo để hướng người dùng về IP độc hại.</w:t>
+            </w:r>
+          </w:p>
+        </w:tc>
+        <w:tc>
+          <w:tcPr>
+            <w:tcW w:w="3006" w:type="dxa"/>
+            <w:vAlign w:val="center"/>
+          </w:tcPr>
+          <w:p>
+            <w:pPr>
+              <w:spacing w:line="360" w:lineRule="auto"/>
+            </w:pPr>
+            <w:r>
+              <w:t>Kiểm tra bản ghi DNS, bộ nhớ cache của trình phân giải, cơ chế DNSSEC.</w:t>
+            </w:r>
+          </w:p>
+        </w:tc>
+      </w:tr>
+      <w:tr>
+        <w:tc>
+          <w:tcPr>
+            <w:tcW w:w="3005" w:type="dxa"/>
+            <w:vAlign w:val="center"/>
+          </w:tcPr>
+          <w:p>
+            <w:pPr>
+              <w:spacing w:line="360" w:lineRule="auto"/>
+            </w:pPr>
+            <w:r>
+              <w:t>Website/Domain Spoofing</w:t>
+            </w:r>
+          </w:p>
+        </w:tc>
+        <w:tc>
+          <w:tcPr>
+            <w:tcW w:w="3005" w:type="dxa"/>
+            <w:vAlign w:val="center"/>
+          </w:tcPr>
+          <w:p>
+            <w:pPr>
+              <w:spacing w:line="360" w:lineRule="auto"/>
+            </w:pPr>
+            <w:r>
+              <w:t>Dựng trang web giả mạo giao diện giống hệt trang thật (Typosquatting).</w:t>
+            </w:r>
+          </w:p>
+        </w:tc>
+        <w:tc>
+          <w:tcPr>
+            <w:tcW w:w="3006" w:type="dxa"/>
+            <w:vAlign w:val="center"/>
+          </w:tcPr>
+          <w:p>
+            <w:pPr>
+              <w:spacing w:line="360" w:lineRule="auto"/>
+            </w:pPr>
+            <w:r>
+              <w:t>Chứng chỉ SSL/TLS hợp lệ, hệ thống giám sát định danh tên miền, bộ lọc chống lừa đảo của trình duyệt.</w:t>
+            </w:r>
+          </w:p>
+        </w:tc>
+      </w:tr>
+    </w:tbl>
+    <w:p/>
+    <w:p>
+      <w:pPr>
+        <w:spacing w:after="120"/>
+        <w:rPr>
+          <w:b/>
+          <w:bCs/>
+        </w:rPr>
+      </w:pPr>
+      <w:r>
+        <w:rPr>
+          <w:b/>
+          <w:bCs/>
+        </w:rPr>
+        <w:t>16. Phân biệt các hình thức tấn công Social Engineering từ social_engineering_cases.csv</w:t>
+      </w:r>
+    </w:p>
+    <w:p>
+      <w:pPr>
+        <w:pStyle w:val="ListParagraph"/>
+        <w:numPr>
+          <w:ilvl w:val="0"/>
+          <w:numId w:val="16"/>
+        </w:numPr>
+      </w:pPr>
+      <w:r>
+        <w:t>Phishing: Tấn công lừa đảo diện rộng qua email hoặc tin nhắn nhằm đánh cắp thông tin chung.</w:t>
+      </w:r>
+    </w:p>
+    <w:p/>
+    <w:p>
+      <w:pPr>
+        <w:pStyle w:val="ListParagraph"/>
+        <w:numPr>
+          <w:ilvl w:val="0"/>
+          <w:numId w:val="15"/>
+        </w:numPr>
+        <w:spacing w:line="360" w:lineRule="auto"/>
+      </w:pPr>
+      <w:r>
+        <w:t>Spear Phishing: Tấn công lừa đảo nhắm mục tiêu cụ thể (cá nhân hoặc phòng ban cụ thể) với thông tin được cá nhân hóa cao.</w:t>
+      </w:r>
+    </w:p>
+    <w:p>
+      <w:pPr>
+        <w:pStyle w:val="ListParagraph"/>
+        <w:numPr>
+          <w:ilvl w:val="0"/>
+          <w:numId w:val="15"/>
+        </w:numPr>
+        <w:spacing w:line="360" w:lineRule="auto"/>
+      </w:pPr>
+      <w:r>
+        <w:t>Watering Hole: Tấn công bằng cách xâm nhập vào các trang web mà mục tiêu thường xuyên truy cập để lây nhiễm mã độc.</w:t>
+      </w:r>
+    </w:p>
+    <w:p>
+      <w:pPr>
+        <w:pStyle w:val="ListParagraph"/>
+        <w:numPr>
+          <w:ilvl w:val="0"/>
+          <w:numId w:val="15"/>
+        </w:numPr>
+        <w:spacing w:line="360" w:lineRule="auto"/>
+      </w:pPr>
+      <w:r>
+        <w:t>Pretexting: Kẻ tấn công dựng lên một kịch bản/vỏ bọc giả mạo đáng tin cậy (như nhân viên IT, cấp trên) để khai thác thông tin.</w:t>
+      </w:r>
+    </w:p>
+    <w:p>
+      <w:pPr>
+        <w:pStyle w:val="ListParagraph"/>
+        <w:numPr>
+          <w:ilvl w:val="0"/>
+          <w:numId w:val="15"/>
+        </w:numPr>
+        <w:spacing w:line="360" w:lineRule="auto"/>
+      </w:pPr>
+      <w:r>
+        <w:lastRenderedPageBreak/>
+        <w:t>Baiting: Dùng một "mồi nhử" vật lý hoặc kỹ thuật số (như USB để sẵn ở bãi đỗ xe, link tải quà tặng) để dụ nạn nhân kích hoạt.</w:t>
+      </w:r>
+    </w:p>
+    <w:p>
+      <w:pPr>
+        <w:pStyle w:val="ListParagraph"/>
+        <w:numPr>
+          <w:ilvl w:val="0"/>
+          <w:numId w:val="15"/>
+        </w:numPr>
+        <w:spacing w:line="360" w:lineRule="auto"/>
+      </w:pPr>
+      <w:r>
+        <w:t>Quid Pro Quo: Hứa hẹn cung cấp một dịch vụ hoặc lợi ích đổi lấy thông tin cá nhân hoặc quyền truy cập hệ thống.</w:t>
+      </w:r>
+    </w:p>
+    <w:p/>
+    <w:p>
+      <w:pPr>
+        <w:spacing w:after="120"/>
+        <w:rPr>
+          <w:b/>
+          <w:bCs/>
+        </w:rPr>
+      </w:pPr>
+      <w:r>
+        <w:rPr>
+          <w:b/>
+          <w:bCs/>
+        </w:rPr>
+        <w:t>17. Các chỉ dấu nguy hiểm trong phishing_email.txt</w:t>
+      </w:r>
+    </w:p>
+    <w:p>
+      <w:pPr>
+        <w:pStyle w:val="ListParagraph"/>
+        <w:numPr>
+          <w:ilvl w:val="0"/>
+          <w:numId w:val="14"/>
+        </w:numPr>
+        <w:spacing w:line="360" w:lineRule="auto"/>
+      </w:pPr>
+      <w:r>
+        <w:t>Uy tín giả: Mạo danh các tổ chức lớn, ngân hàng hoặc cơ quan quản lý uy tín.</w:t>
+      </w:r>
+    </w:p>
+    <w:p>
+      <w:pPr>
+        <w:pStyle w:val="ListParagraph"/>
+        <w:numPr>
+          <w:ilvl w:val="0"/>
+          <w:numId w:val="14"/>
+        </w:numPr>
+        <w:spacing w:line="360" w:lineRule="auto"/>
+      </w:pPr>
+      <w:r>
+        <w:t>Khẩn cấp: Thúc giục thời gian gấp gáp (ví dụ: "Tài khoản sẽ bị khóa sau 24 giờ") để nạn nhân mất cảnh giác</w:t>
+      </w:r>
+    </w:p>
+    <w:p>
+      <w:pPr>
+        <w:pStyle w:val="ListParagraph"/>
+        <w:numPr>
+          <w:ilvl w:val="0"/>
+          <w:numId w:val="14"/>
+        </w:numPr>
+        <w:spacing w:line="360" w:lineRule="auto"/>
+      </w:pPr>
+      <w:r>
+        <w:t>Domain: Tên miền gửi email có chứa ký tự lạ, sai chính tả nhẹ so với tên miền chính thống (Typosquatting).</w:t>
+      </w:r>
+    </w:p>
+    <w:p>
+      <w:pPr>
+        <w:pStyle w:val="ListParagraph"/>
+        <w:numPr>
+          <w:ilvl w:val="0"/>
+          <w:numId w:val="14"/>
+        </w:numPr>
+        <w:spacing w:line="360" w:lineRule="auto"/>
+      </w:pPr>
+      <w:r>
+        <w:t>Reply-To: Địa chỉ nhận phản hồi (Reply-To) khác hoàn toàn với địa chỉ hiển thị của người gửi (From).</w:t>
+      </w:r>
+    </w:p>
+    <w:p>
+      <w:pPr>
+        <w:pStyle w:val="ListParagraph"/>
+        <w:numPr>
+          <w:ilvl w:val="0"/>
+          <w:numId w:val="14"/>
+        </w:numPr>
+        <w:spacing w:line="360" w:lineRule="auto"/>
+      </w:pPr>
+      <w:r>
+        <w:t>Yêu cầu credential: Yêu cầu người dùng bấm vào liên kết lạ để đăng nhập lại tài khoản hoặc cung cấp mật khẩu/mã OTP.</w:t>
+      </w:r>
+    </w:p>
+    <w:p/>
+    <w:p>
+      <w:pPr>
+        <w:rPr>
+          <w:b/>
+          <w:bCs/>
+        </w:rPr>
+      </w:pPr>
+      <w:r>
+        <w:rPr>
+          <w:b/>
+          <w:bCs/>
+        </w:rPr>
+        <w:t>18. Quy trình Incident Response ngắn cho Endpoint nghi nhiễm Keylogger/Backdoor</w:t>
+      </w:r>
+    </w:p>
+    <w:p>
+      <w:pPr>
+        <w:rPr>
+          <w:b/>
+          <w:bCs/>
+        </w:rPr>
+      </w:pPr>
+      <w:r>
+        <w:rPr>
+          <w:b/>
+          <w:bCs/>
+        </w:rPr>
+        <w:t>Triage (Phân loại ban đầu): Xác định nhanh mức độ nghiêm trọng và cô lập thiết bị khỏi mạ</w:t>
+      </w:r>
+      <w:r>
+        <w:rPr>
+          <w:b/>
+          <w:bCs/>
+        </w:rPr>
+        <w:t>n</w:t>
+      </w:r>
+      <w:r>
+        <w:rPr>
+          <w:b/>
+          <w:bCs/>
+        </w:rPr>
+        <w:t>g.</w:t>
+      </w:r>
+    </w:p>
+    <w:p>
+      <w:pPr>
+        <w:pStyle w:val="ListParagraph"/>
+        <w:numPr>
+          <w:ilvl w:val="0"/>
+          <w:numId w:val="13"/>
+        </w:numPr>
+        <w:spacing w:line="360" w:lineRule="auto"/>
+      </w:pPr>
+      <w:r>
+        <w:t>Preserve Evidence (Bảo quản chứng cứ): Thu thập log Sysmon, bộ nhớ RAM, và các file nghi vấn mà không làm thay đổi trạng thái hiện tại.</w:t>
+      </w:r>
+    </w:p>
+    <w:p>
+      <w:pPr>
+        <w:pStyle w:val="ListParagraph"/>
+        <w:numPr>
+          <w:ilvl w:val="0"/>
+          <w:numId w:val="13"/>
+        </w:numPr>
+        <w:spacing w:line="360" w:lineRule="auto"/>
+      </w:pPr>
+      <w:r>
+        <w:t>Contain (Cô lập): Ngắt kết nối mạng (Network isolation) để ngăn mã độc lan truyền hoặc liên lạc với C2 server.</w:t>
+      </w:r>
+    </w:p>
+    <w:p>
+      <w:pPr>
+        <w:pStyle w:val="ListParagraph"/>
+        <w:numPr>
+          <w:ilvl w:val="0"/>
+          <w:numId w:val="13"/>
+        </w:numPr>
+        <w:spacing w:line="360" w:lineRule="auto"/>
+      </w:pPr>
+      <w:r>
+        <w:t>Credential Action (Xử lý thông tin xác thực): Đổi ngay lập tức toàn bộ mật khẩu và vô hiệu hóa các phiên đăng nhập liên quan đến tài khoản trên máy đó.</w:t>
+      </w:r>
+    </w:p>
+    <w:p>
+      <w:pPr>
+        <w:pStyle w:val="ListParagraph"/>
+        <w:numPr>
+          <w:ilvl w:val="0"/>
+          <w:numId w:val="13"/>
+        </w:numPr>
+        <w:spacing w:line="360" w:lineRule="auto"/>
+      </w:pPr>
+      <w:r>
+        <w:t>Eradicate (Tiêu diệt tận gốc): Xóa bỏ tiến trình độc hại, file thực thi, các entry Persistence (Run, Scheduled Task).</w:t>
+      </w:r>
+    </w:p>
+    <w:p>
+      <w:pPr>
+        <w:pStyle w:val="ListParagraph"/>
+        <w:numPr>
+          <w:ilvl w:val="0"/>
+          <w:numId w:val="13"/>
+        </w:numPr>
+        <w:spacing w:line="360" w:lineRule="auto"/>
+      </w:pPr>
+      <w:r>
+        <w:t>Recover (Khôi phục): Khôi phục hệ thống về trạng thái sạch từ bản backup tin cậy hoặc vá lỗi lỗ hổng đã bị khai thác.</w:t>
+      </w:r>
+    </w:p>
+    <w:p>
+      <w:pPr>
+        <w:pStyle w:val="ListParagraph"/>
+        <w:numPr>
+          <w:ilvl w:val="0"/>
+          <w:numId w:val="13"/>
+        </w:numPr>
+        <w:spacing w:line="360" w:lineRule="auto"/>
+      </w:pPr>
+      <w:r>
+        <w:t>Monitor (Giám sát hậu sự cố): Theo dõi sát sao hoạt động mạng và log hệ thống của thiết bị sau khi đưa trở lại hoạt động.</w:t>
+      </w:r>
+    </w:p>
+    <w:p/>
+    <w:p>
+      <w:pPr>
+        <w:rPr>
+          <w:b/>
+          <w:bCs/>
+        </w:rPr>
+      </w:pPr>
+      <w:r>
+        <w:rPr>
+          <w:b/>
+          <w:bCs/>
+        </w:rPr>
+        <w:t>19. Ý nghĩa của mã SHA-256 đối với file Evidence</w:t>
+      </w:r>
+    </w:p>
+    <w:p>
+      <w:pPr>
+        <w:pStyle w:val="ListParagraph"/>
+        <w:numPr>
+          <w:ilvl w:val="0"/>
+          <w:numId w:val="12"/>
+        </w:numPr>
+        <w:spacing w:line="360" w:lineRule="auto"/>
+      </w:pPr>
+      <w:r>
+        <w:t>Chứng minh được: Tính toàn vẹn (Integrity) của tệp tin Evidence – tức là tệp tin đó không bị chỉnh sửa, thay đổi hay hỏng hóc dù chỉ một bit so với thời điểm tính toán ban đầu.</w:t>
+      </w:r>
+    </w:p>
+    <w:p>
+      <w:pPr>
+        <w:pStyle w:val="ListParagraph"/>
+        <w:numPr>
+          <w:ilvl w:val="0"/>
+          <w:numId w:val="12"/>
+        </w:numPr>
+        <w:spacing w:line="360" w:lineRule="auto"/>
+      </w:pPr>
+      <w:r>
+        <w:t>Không chứng minh được: Nguồn gốc xuất xứ thực sự của file có an toàn không, hay nội dung bên trong file có chứa thông tin đúng đắn, chính xác về mặt nghiệp vụ hay không.</w:t>
+      </w:r>
+    </w:p>
+    <w:p/>
+    <w:p>
+      <w:pPr>
+        <w:spacing w:line="360" w:lineRule="auto"/>
+        <w:rPr>
+          <w:b/>
+          <w:bCs/>
+        </w:rPr>
+      </w:pPr>
+      <w:r>
+        <w:rPr>
+          <w:b/>
+          <w:bCs/>
+        </w:rPr>
+        <w:t>20. Đề xuất kiến trúc Defense-in-Depth cho máy phòng kế toán / quản trị</w:t>
+      </w:r>
+    </w:p>
+    <w:p>
+      <w:pPr>
+        <w:spacing w:line="360" w:lineRule="auto"/>
+        <w:rPr>
+          <w:b/>
+          <w:bCs/>
+        </w:rPr>
+      </w:pPr>
+      <w:r>
+        <w:rPr>
+          <w:b/>
+          <w:bCs/>
+        </w:rPr>
+        <w:t>Endpoint Protection: Cài đặt EDR/Antivirus tự động cập nhật, cấu hình chặn hành vi bất thường và hạn chế chạy file lạ.</w:t>
+      </w:r>
+    </w:p>
+    <w:p>
+      <w:pPr>
+        <w:pStyle w:val="ListParagraph"/>
+        <w:numPr>
+          <w:ilvl w:val="0"/>
+          <w:numId w:val="11"/>
+        </w:numPr>
+        <w:spacing w:line="360" w:lineRule="auto"/>
+      </w:pPr>
+      <w:r>
+        <w:t>Least Privilege (Quyền tối thiểu): Cấp quyền người dùng thông thường cho nhân viên kế toán, tuyệt đối không dùng tài khoản Administrator cho các tác vụ hàng ngày.</w:t>
+      </w:r>
+    </w:p>
+    <w:p>
+      <w:pPr>
+        <w:pStyle w:val="ListParagraph"/>
+        <w:numPr>
+          <w:ilvl w:val="0"/>
+          <w:numId w:val="11"/>
+        </w:numPr>
+        <w:spacing w:line="360" w:lineRule="auto"/>
+      </w:pPr>
+      <w:r>
+        <w:t>Application Control: Chỉ cho phép chạy các ứng dụng được phê duyệt trước (AppLocker / Whitelisting).</w:t>
+      </w:r>
+    </w:p>
+    <w:p>
+      <w:pPr>
+        <w:pStyle w:val="ListParagraph"/>
+        <w:numPr>
+          <w:ilvl w:val="0"/>
+          <w:numId w:val="11"/>
+        </w:numPr>
+        <w:spacing w:line="360" w:lineRule="auto"/>
+      </w:pPr>
+      <w:r>
+        <w:t>Logging: Bật và tập trung hóa nhật ký giám sát (Sysmon, Windows Event Logs) về hệ thống SIEM/Central Log Server.</w:t>
+      </w:r>
+    </w:p>
+    <w:p>
+      <w:pPr>
+        <w:pStyle w:val="ListParagraph"/>
+        <w:numPr>
+          <w:ilvl w:val="0"/>
+          <w:numId w:val="11"/>
+        </w:numPr>
+        <w:spacing w:line="360" w:lineRule="auto"/>
+      </w:pPr>
+      <w:r>
+        <w:t>Network Control: Phân đoạn mạng (Network Segmentation), tường lửa nội bộ chặn các kết nối không cần thiết ra ngoài Internet.</w:t>
+      </w:r>
+    </w:p>
+    <w:p>
+      <w:pPr>
+        <w:pStyle w:val="ListParagraph"/>
+        <w:numPr>
+          <w:ilvl w:val="0"/>
+          <w:numId w:val="11"/>
+        </w:numPr>
+        <w:spacing w:line="360" w:lineRule="auto"/>
+      </w:pPr>
+      <w:r>
+        <w:t>Backup: Thực hiện sao lưu dữ liệu quan trọng định kỳ theo mô hình 3-2-1 với bản sao lưu ngoại tuyến (Offline backup).</w:t>
+      </w:r>
+    </w:p>
+    <w:p>
+      <w:pPr>
+        <w:pStyle w:val="ListParagraph"/>
+        <w:numPr>
+          <w:ilvl w:val="0"/>
+          <w:numId w:val="11"/>
+        </w:numPr>
+        <w:spacing w:line="360" w:lineRule="auto"/>
+      </w:pPr>
+      <w:r>
+        <w:t>Credential Protection: Bắt buộc sử dụng MFA/Passkey và vô hiệu hóa việc lưu mật khẩu tự động trên trình duyệt.</w:t>
+      </w:r>
+    </w:p>
+    <w:p/>
     <w:sectPr>
       <w:pgSz w:w="11906" w:h="16838" w:code="9"/>
       <w:pgMar w:top="1440" w:right="1440" w:bottom="1440" w:left="1440" w:header="720" w:footer="720" w:gutter="0"/>
@@ -2459,6 +4526,458 @@
     </w:lvl>
   </w:abstractNum>
   <w:abstractNum w:abstractNumId="1" w15:restartNumberingAfterBreak="0">
+    <w:nsid w:val="086E0C83"/>
+    <w:multiLevelType w:val="hybridMultilevel"/>
+    <w:tmpl w:val="3BBC24DA"/>
+    <w:lvl w:ilvl="0" w:tplc="89A27246">
+      <w:start w:val="1"/>
+      <w:numFmt w:val="bullet"/>
+      <w:lvlText w:val=""/>
+      <w:lvlJc w:val="left"/>
+      <w:pPr>
+        <w:ind w:left="720" w:hanging="360"/>
+      </w:pPr>
+      <w:rPr>
+        <w:rFonts w:ascii="Symbol" w:hAnsi="Symbol" w:hint="default"/>
+      </w:rPr>
+    </w:lvl>
+    <w:lvl w:ilvl="1" w:tplc="04090003" w:tentative="1">
+      <w:start w:val="1"/>
+      <w:numFmt w:val="bullet"/>
+      <w:lvlText w:val="o"/>
+      <w:lvlJc w:val="left"/>
+      <w:pPr>
+        <w:ind w:left="1440" w:hanging="360"/>
+      </w:pPr>
+      <w:rPr>
+        <w:rFonts w:ascii="Courier New" w:hAnsi="Courier New" w:cs="Courier New" w:hint="default"/>
+      </w:rPr>
+    </w:lvl>
+    <w:lvl w:ilvl="2" w:tplc="04090005" w:tentative="1">
+      <w:start w:val="1"/>
+      <w:numFmt w:val="bullet"/>
+      <w:lvlText w:val=""/>
+      <w:lvlJc w:val="left"/>
+      <w:pPr>
+        <w:ind w:left="2160" w:hanging="360"/>
+      </w:pPr>
+      <w:rPr>
+        <w:rFonts w:ascii="Wingdings" w:hAnsi="Wingdings" w:hint="default"/>
+      </w:rPr>
+    </w:lvl>
+    <w:lvl w:ilvl="3" w:tplc="04090001" w:tentative="1">
+      <w:start w:val="1"/>
+      <w:numFmt w:val="bullet"/>
+      <w:lvlText w:val=""/>
+      <w:lvlJc w:val="left"/>
+      <w:pPr>
+        <w:ind w:left="2880" w:hanging="360"/>
+      </w:pPr>
+      <w:rPr>
+        <w:rFonts w:ascii="Symbol" w:hAnsi="Symbol" w:hint="default"/>
+      </w:rPr>
+    </w:lvl>
+    <w:lvl w:ilvl="4" w:tplc="04090003" w:tentative="1">
+      <w:start w:val="1"/>
+      <w:numFmt w:val="bullet"/>
+      <w:lvlText w:val="o"/>
+      <w:lvlJc w:val="left"/>
+      <w:pPr>
+        <w:ind w:left="3600" w:hanging="360"/>
+      </w:pPr>
+      <w:rPr>
+        <w:rFonts w:ascii="Courier New" w:hAnsi="Courier New" w:cs="Courier New" w:hint="default"/>
+      </w:rPr>
+    </w:lvl>
+    <w:lvl w:ilvl="5" w:tplc="04090005" w:tentative="1">
+      <w:start w:val="1"/>
+      <w:numFmt w:val="bullet"/>
+      <w:lvlText w:val=""/>
+      <w:lvlJc w:val="left"/>
+      <w:pPr>
+        <w:ind w:left="4320" w:hanging="360"/>
+      </w:pPr>
+      <w:rPr>
+        <w:rFonts w:ascii="Wingdings" w:hAnsi="Wingdings" w:hint="default"/>
+      </w:rPr>
+    </w:lvl>
+    <w:lvl w:ilvl="6" w:tplc="04090001" w:tentative="1">
+      <w:start w:val="1"/>
+      <w:numFmt w:val="bullet"/>
+      <w:lvlText w:val=""/>
+      <w:lvlJc w:val="left"/>
+      <w:pPr>
+        <w:ind w:left="5040" w:hanging="360"/>
+      </w:pPr>
+      <w:rPr>
+        <w:rFonts w:ascii="Symbol" w:hAnsi="Symbol" w:hint="default"/>
+      </w:rPr>
+    </w:lvl>
+    <w:lvl w:ilvl="7" w:tplc="04090003" w:tentative="1">
+      <w:start w:val="1"/>
+      <w:numFmt w:val="bullet"/>
+      <w:lvlText w:val="o"/>
+      <w:lvlJc w:val="left"/>
+      <w:pPr>
+        <w:ind w:left="5760" w:hanging="360"/>
+      </w:pPr>
+      <w:rPr>
+        <w:rFonts w:ascii="Courier New" w:hAnsi="Courier New" w:cs="Courier New" w:hint="default"/>
+      </w:rPr>
+    </w:lvl>
+    <w:lvl w:ilvl="8" w:tplc="04090005" w:tentative="1">
+      <w:start w:val="1"/>
+      <w:numFmt w:val="bullet"/>
+      <w:lvlText w:val=""/>
+      <w:lvlJc w:val="left"/>
+      <w:pPr>
+        <w:ind w:left="6480" w:hanging="360"/>
+      </w:pPr>
+      <w:rPr>
+        <w:rFonts w:ascii="Wingdings" w:hAnsi="Wingdings" w:hint="default"/>
+      </w:rPr>
+    </w:lvl>
+  </w:abstractNum>
+  <w:abstractNum w:abstractNumId="2" w15:restartNumberingAfterBreak="0">
+    <w:nsid w:val="10484F5D"/>
+    <w:multiLevelType w:val="hybridMultilevel"/>
+    <w:tmpl w:val="D090DBF2"/>
+    <w:lvl w:ilvl="0" w:tplc="89A27246">
+      <w:start w:val="1"/>
+      <w:numFmt w:val="bullet"/>
+      <w:lvlText w:val=""/>
+      <w:lvlJc w:val="left"/>
+      <w:pPr>
+        <w:ind w:left="720" w:hanging="360"/>
+      </w:pPr>
+      <w:rPr>
+        <w:rFonts w:ascii="Symbol" w:hAnsi="Symbol" w:hint="default"/>
+      </w:rPr>
+    </w:lvl>
+    <w:lvl w:ilvl="1" w:tplc="04090003" w:tentative="1">
+      <w:start w:val="1"/>
+      <w:numFmt w:val="bullet"/>
+      <w:lvlText w:val="o"/>
+      <w:lvlJc w:val="left"/>
+      <w:pPr>
+        <w:ind w:left="1440" w:hanging="360"/>
+      </w:pPr>
+      <w:rPr>
+        <w:rFonts w:ascii="Courier New" w:hAnsi="Courier New" w:cs="Courier New" w:hint="default"/>
+      </w:rPr>
+    </w:lvl>
+    <w:lvl w:ilvl="2" w:tplc="04090005" w:tentative="1">
+      <w:start w:val="1"/>
+      <w:numFmt w:val="bullet"/>
+      <w:lvlText w:val=""/>
+      <w:lvlJc w:val="left"/>
+      <w:pPr>
+        <w:ind w:left="2160" w:hanging="360"/>
+      </w:pPr>
+      <w:rPr>
+        <w:rFonts w:ascii="Wingdings" w:hAnsi="Wingdings" w:hint="default"/>
+      </w:rPr>
+    </w:lvl>
+    <w:lvl w:ilvl="3" w:tplc="04090001" w:tentative="1">
+      <w:start w:val="1"/>
+      <w:numFmt w:val="bullet"/>
+      <w:lvlText w:val=""/>
+      <w:lvlJc w:val="left"/>
+      <w:pPr>
+        <w:ind w:left="2880" w:hanging="360"/>
+      </w:pPr>
+      <w:rPr>
+        <w:rFonts w:ascii="Symbol" w:hAnsi="Symbol" w:hint="default"/>
+      </w:rPr>
+    </w:lvl>
+    <w:lvl w:ilvl="4" w:tplc="04090003" w:tentative="1">
+      <w:start w:val="1"/>
+      <w:numFmt w:val="bullet"/>
+      <w:lvlText w:val="o"/>
+      <w:lvlJc w:val="left"/>
+      <w:pPr>
+        <w:ind w:left="3600" w:hanging="360"/>
+      </w:pPr>
+      <w:rPr>
+        <w:rFonts w:ascii="Courier New" w:hAnsi="Courier New" w:cs="Courier New" w:hint="default"/>
+      </w:rPr>
+    </w:lvl>
+    <w:lvl w:ilvl="5" w:tplc="04090005" w:tentative="1">
+      <w:start w:val="1"/>
+      <w:numFmt w:val="bullet"/>
+      <w:lvlText w:val=""/>
+      <w:lvlJc w:val="left"/>
+      <w:pPr>
+        <w:ind w:left="4320" w:hanging="360"/>
+      </w:pPr>
+      <w:rPr>
+        <w:rFonts w:ascii="Wingdings" w:hAnsi="Wingdings" w:hint="default"/>
+      </w:rPr>
+    </w:lvl>
+    <w:lvl w:ilvl="6" w:tplc="04090001" w:tentative="1">
+      <w:start w:val="1"/>
+      <w:numFmt w:val="bullet"/>
+      <w:lvlText w:val=""/>
+      <w:lvlJc w:val="left"/>
+      <w:pPr>
+        <w:ind w:left="5040" w:hanging="360"/>
+      </w:pPr>
+      <w:rPr>
+        <w:rFonts w:ascii="Symbol" w:hAnsi="Symbol" w:hint="default"/>
+      </w:rPr>
+    </w:lvl>
+    <w:lvl w:ilvl="7" w:tplc="04090003" w:tentative="1">
+      <w:start w:val="1"/>
+      <w:numFmt w:val="bullet"/>
+      <w:lvlText w:val="o"/>
+      <w:lvlJc w:val="left"/>
+      <w:pPr>
+        <w:ind w:left="5760" w:hanging="360"/>
+      </w:pPr>
+      <w:rPr>
+        <w:rFonts w:ascii="Courier New" w:hAnsi="Courier New" w:cs="Courier New" w:hint="default"/>
+      </w:rPr>
+    </w:lvl>
+    <w:lvl w:ilvl="8" w:tplc="04090005" w:tentative="1">
+      <w:start w:val="1"/>
+      <w:numFmt w:val="bullet"/>
+      <w:lvlText w:val=""/>
+      <w:lvlJc w:val="left"/>
+      <w:pPr>
+        <w:ind w:left="6480" w:hanging="360"/>
+      </w:pPr>
+      <w:rPr>
+        <w:rFonts w:ascii="Wingdings" w:hAnsi="Wingdings" w:hint="default"/>
+      </w:rPr>
+    </w:lvl>
+  </w:abstractNum>
+  <w:abstractNum w:abstractNumId="3" w15:restartNumberingAfterBreak="0">
+    <w:nsid w:val="11A770D1"/>
+    <w:multiLevelType w:val="hybridMultilevel"/>
+    <w:tmpl w:val="840EB4EE"/>
+    <w:lvl w:ilvl="0" w:tplc="89A27246">
+      <w:start w:val="1"/>
+      <w:numFmt w:val="bullet"/>
+      <w:lvlText w:val=""/>
+      <w:lvlJc w:val="left"/>
+      <w:pPr>
+        <w:ind w:left="720" w:hanging="360"/>
+      </w:pPr>
+      <w:rPr>
+        <w:rFonts w:ascii="Symbol" w:hAnsi="Symbol" w:hint="default"/>
+      </w:rPr>
+    </w:lvl>
+    <w:lvl w:ilvl="1" w:tplc="04090003" w:tentative="1">
+      <w:start w:val="1"/>
+      <w:numFmt w:val="bullet"/>
+      <w:lvlText w:val="o"/>
+      <w:lvlJc w:val="left"/>
+      <w:pPr>
+        <w:ind w:left="1440" w:hanging="360"/>
+      </w:pPr>
+      <w:rPr>
+        <w:rFonts w:ascii="Courier New" w:hAnsi="Courier New" w:cs="Courier New" w:hint="default"/>
+      </w:rPr>
+    </w:lvl>
+    <w:lvl w:ilvl="2" w:tplc="04090005" w:tentative="1">
+      <w:start w:val="1"/>
+      <w:numFmt w:val="bullet"/>
+      <w:lvlText w:val=""/>
+      <w:lvlJc w:val="left"/>
+      <w:pPr>
+        <w:ind w:left="2160" w:hanging="360"/>
+      </w:pPr>
+      <w:rPr>
+        <w:rFonts w:ascii="Wingdings" w:hAnsi="Wingdings" w:hint="default"/>
+      </w:rPr>
+    </w:lvl>
+    <w:lvl w:ilvl="3" w:tplc="04090001" w:tentative="1">
+      <w:start w:val="1"/>
+      <w:numFmt w:val="bullet"/>
+      <w:lvlText w:val=""/>
+      <w:lvlJc w:val="left"/>
+      <w:pPr>
+        <w:ind w:left="2880" w:hanging="360"/>
+      </w:pPr>
+      <w:rPr>
+        <w:rFonts w:ascii="Symbol" w:hAnsi="Symbol" w:hint="default"/>
+      </w:rPr>
+    </w:lvl>
+    <w:lvl w:ilvl="4" w:tplc="04090003" w:tentative="1">
+      <w:start w:val="1"/>
+      <w:numFmt w:val="bullet"/>
+      <w:lvlText w:val="o"/>
+      <w:lvlJc w:val="left"/>
+      <w:pPr>
+        <w:ind w:left="3600" w:hanging="360"/>
+      </w:pPr>
+      <w:rPr>
+        <w:rFonts w:ascii="Courier New" w:hAnsi="Courier New" w:cs="Courier New" w:hint="default"/>
+      </w:rPr>
+    </w:lvl>
+    <w:lvl w:ilvl="5" w:tplc="04090005" w:tentative="1">
+      <w:start w:val="1"/>
+      <w:numFmt w:val="bullet"/>
+      <w:lvlText w:val=""/>
+      <w:lvlJc w:val="left"/>
+      <w:pPr>
+        <w:ind w:left="4320" w:hanging="360"/>
+      </w:pPr>
+      <w:rPr>
+        <w:rFonts w:ascii="Wingdings" w:hAnsi="Wingdings" w:hint="default"/>
+      </w:rPr>
+    </w:lvl>
+    <w:lvl w:ilvl="6" w:tplc="04090001" w:tentative="1">
+      <w:start w:val="1"/>
+      <w:numFmt w:val="bullet"/>
+      <w:lvlText w:val=""/>
+      <w:lvlJc w:val="left"/>
+      <w:pPr>
+        <w:ind w:left="5040" w:hanging="360"/>
+      </w:pPr>
+      <w:rPr>
+        <w:rFonts w:ascii="Symbol" w:hAnsi="Symbol" w:hint="default"/>
+      </w:rPr>
+    </w:lvl>
+    <w:lvl w:ilvl="7" w:tplc="04090003" w:tentative="1">
+      <w:start w:val="1"/>
+      <w:numFmt w:val="bullet"/>
+      <w:lvlText w:val="o"/>
+      <w:lvlJc w:val="left"/>
+      <w:pPr>
+        <w:ind w:left="5760" w:hanging="360"/>
+      </w:pPr>
+      <w:rPr>
+        <w:rFonts w:ascii="Courier New" w:hAnsi="Courier New" w:cs="Courier New" w:hint="default"/>
+      </w:rPr>
+    </w:lvl>
+    <w:lvl w:ilvl="8" w:tplc="04090005" w:tentative="1">
+      <w:start w:val="1"/>
+      <w:numFmt w:val="bullet"/>
+      <w:lvlText w:val=""/>
+      <w:lvlJc w:val="left"/>
+      <w:pPr>
+        <w:ind w:left="6480" w:hanging="360"/>
+      </w:pPr>
+      <w:rPr>
+        <w:rFonts w:ascii="Wingdings" w:hAnsi="Wingdings" w:hint="default"/>
+      </w:rPr>
+    </w:lvl>
+  </w:abstractNum>
+  <w:abstractNum w:abstractNumId="4" w15:restartNumberingAfterBreak="0">
+    <w:nsid w:val="12BC6DEA"/>
+    <w:multiLevelType w:val="hybridMultilevel"/>
+    <w:tmpl w:val="E56634EC"/>
+    <w:lvl w:ilvl="0" w:tplc="89A27246">
+      <w:start w:val="1"/>
+      <w:numFmt w:val="bullet"/>
+      <w:lvlText w:val=""/>
+      <w:lvlJc w:val="left"/>
+      <w:pPr>
+        <w:ind w:left="720" w:hanging="360"/>
+      </w:pPr>
+      <w:rPr>
+        <w:rFonts w:ascii="Symbol" w:hAnsi="Symbol" w:hint="default"/>
+      </w:rPr>
+    </w:lvl>
+    <w:lvl w:ilvl="1" w:tplc="04090003" w:tentative="1">
+      <w:start w:val="1"/>
+      <w:numFmt w:val="bullet"/>
+      <w:lvlText w:val="o"/>
+      <w:lvlJc w:val="left"/>
+      <w:pPr>
+        <w:ind w:left="1440" w:hanging="360"/>
+      </w:pPr>
+      <w:rPr>
+        <w:rFonts w:ascii="Courier New" w:hAnsi="Courier New" w:cs="Courier New" w:hint="default"/>
+      </w:rPr>
+    </w:lvl>
+    <w:lvl w:ilvl="2" w:tplc="04090005" w:tentative="1">
+      <w:start w:val="1"/>
+      <w:numFmt w:val="bullet"/>
+      <w:lvlText w:val=""/>
+      <w:lvlJc w:val="left"/>
+      <w:pPr>
+        <w:ind w:left="2160" w:hanging="360"/>
+      </w:pPr>
+      <w:rPr>
+        <w:rFonts w:ascii="Wingdings" w:hAnsi="Wingdings" w:hint="default"/>
+      </w:rPr>
+    </w:lvl>
+    <w:lvl w:ilvl="3" w:tplc="04090001" w:tentative="1">
+      <w:start w:val="1"/>
+      <w:numFmt w:val="bullet"/>
+      <w:lvlText w:val=""/>
+      <w:lvlJc w:val="left"/>
+      <w:pPr>
+        <w:ind w:left="2880" w:hanging="360"/>
+      </w:pPr>
+      <w:rPr>
+        <w:rFonts w:ascii="Symbol" w:hAnsi="Symbol" w:hint="default"/>
+      </w:rPr>
+    </w:lvl>
+    <w:lvl w:ilvl="4" w:tplc="04090003" w:tentative="1">
+      <w:start w:val="1"/>
+      <w:numFmt w:val="bullet"/>
+      <w:lvlText w:val="o"/>
+      <w:lvlJc w:val="left"/>
+      <w:pPr>
+        <w:ind w:left="3600" w:hanging="360"/>
+      </w:pPr>
+      <w:rPr>
+        <w:rFonts w:ascii="Courier New" w:hAnsi="Courier New" w:cs="Courier New" w:hint="default"/>
+      </w:rPr>
+    </w:lvl>
+    <w:lvl w:ilvl="5" w:tplc="04090005" w:tentative="1">
+      <w:start w:val="1"/>
+      <w:numFmt w:val="bullet"/>
+      <w:lvlText w:val=""/>
+      <w:lvlJc w:val="left"/>
+      <w:pPr>
+        <w:ind w:left="4320" w:hanging="360"/>
+      </w:pPr>
+      <w:rPr>
+        <w:rFonts w:ascii="Wingdings" w:hAnsi="Wingdings" w:hint="default"/>
+      </w:rPr>
+    </w:lvl>
+    <w:lvl w:ilvl="6" w:tplc="04090001" w:tentative="1">
+      <w:start w:val="1"/>
+      <w:numFmt w:val="bullet"/>
+      <w:lvlText w:val=""/>
+      <w:lvlJc w:val="left"/>
+      <w:pPr>
+        <w:ind w:left="5040" w:hanging="360"/>
+      </w:pPr>
+      <w:rPr>
+        <w:rFonts w:ascii="Symbol" w:hAnsi="Symbol" w:hint="default"/>
+      </w:rPr>
+    </w:lvl>
+    <w:lvl w:ilvl="7" w:tplc="04090003" w:tentative="1">
+      <w:start w:val="1"/>
+      <w:numFmt w:val="bullet"/>
+      <w:lvlText w:val="o"/>
+      <w:lvlJc w:val="left"/>
+      <w:pPr>
+        <w:ind w:left="5760" w:hanging="360"/>
+      </w:pPr>
+      <w:rPr>
+        <w:rFonts w:ascii="Courier New" w:hAnsi="Courier New" w:cs="Courier New" w:hint="default"/>
+      </w:rPr>
+    </w:lvl>
+    <w:lvl w:ilvl="8" w:tplc="04090005" w:tentative="1">
+      <w:start w:val="1"/>
+      <w:numFmt w:val="bullet"/>
+      <w:lvlText w:val=""/>
+      <w:lvlJc w:val="left"/>
+      <w:pPr>
+        <w:ind w:left="6480" w:hanging="360"/>
+      </w:pPr>
+      <w:rPr>
+        <w:rFonts w:ascii="Wingdings" w:hAnsi="Wingdings" w:hint="default"/>
+      </w:rPr>
+    </w:lvl>
+  </w:abstractNum>
+  <w:abstractNum w:abstractNumId="5" w15:restartNumberingAfterBreak="0">
     <w:nsid w:val="1C2866B9"/>
     <w:multiLevelType w:val="hybridMultilevel"/>
     <w:tmpl w:val="11B48550"/>
@@ -2571,10 +5090,914 @@
       </w:rPr>
     </w:lvl>
   </w:abstractNum>
-  <w:abstractNum w:abstractNumId="2" w15:restartNumberingAfterBreak="0">
-    <w:nsid w:val="24825A5C"/>
+  <w:abstractNum w:abstractNumId="6" w15:restartNumberingAfterBreak="0">
+    <w:nsid w:val="1DE228DD"/>
+    <w:multiLevelType w:val="hybridMultilevel"/>
+    <w:tmpl w:val="BB484D4A"/>
+    <w:lvl w:ilvl="0" w:tplc="89A27246">
+      <w:start w:val="1"/>
+      <w:numFmt w:val="bullet"/>
+      <w:lvlText w:val=""/>
+      <w:lvlJc w:val="left"/>
+      <w:pPr>
+        <w:ind w:left="720" w:hanging="360"/>
+      </w:pPr>
+      <w:rPr>
+        <w:rFonts w:ascii="Symbol" w:hAnsi="Symbol" w:hint="default"/>
+      </w:rPr>
+    </w:lvl>
+    <w:lvl w:ilvl="1" w:tplc="04090003" w:tentative="1">
+      <w:start w:val="1"/>
+      <w:numFmt w:val="bullet"/>
+      <w:lvlText w:val="o"/>
+      <w:lvlJc w:val="left"/>
+      <w:pPr>
+        <w:ind w:left="1440" w:hanging="360"/>
+      </w:pPr>
+      <w:rPr>
+        <w:rFonts w:ascii="Courier New" w:hAnsi="Courier New" w:cs="Courier New" w:hint="default"/>
+      </w:rPr>
+    </w:lvl>
+    <w:lvl w:ilvl="2" w:tplc="04090005" w:tentative="1">
+      <w:start w:val="1"/>
+      <w:numFmt w:val="bullet"/>
+      <w:lvlText w:val=""/>
+      <w:lvlJc w:val="left"/>
+      <w:pPr>
+        <w:ind w:left="2160" w:hanging="360"/>
+      </w:pPr>
+      <w:rPr>
+        <w:rFonts w:ascii="Wingdings" w:hAnsi="Wingdings" w:hint="default"/>
+      </w:rPr>
+    </w:lvl>
+    <w:lvl w:ilvl="3" w:tplc="04090001" w:tentative="1">
+      <w:start w:val="1"/>
+      <w:numFmt w:val="bullet"/>
+      <w:lvlText w:val=""/>
+      <w:lvlJc w:val="left"/>
+      <w:pPr>
+        <w:ind w:left="2880" w:hanging="360"/>
+      </w:pPr>
+      <w:rPr>
+        <w:rFonts w:ascii="Symbol" w:hAnsi="Symbol" w:hint="default"/>
+      </w:rPr>
+    </w:lvl>
+    <w:lvl w:ilvl="4" w:tplc="04090003" w:tentative="1">
+      <w:start w:val="1"/>
+      <w:numFmt w:val="bullet"/>
+      <w:lvlText w:val="o"/>
+      <w:lvlJc w:val="left"/>
+      <w:pPr>
+        <w:ind w:left="3600" w:hanging="360"/>
+      </w:pPr>
+      <w:rPr>
+        <w:rFonts w:ascii="Courier New" w:hAnsi="Courier New" w:cs="Courier New" w:hint="default"/>
+      </w:rPr>
+    </w:lvl>
+    <w:lvl w:ilvl="5" w:tplc="04090005" w:tentative="1">
+      <w:start w:val="1"/>
+      <w:numFmt w:val="bullet"/>
+      <w:lvlText w:val=""/>
+      <w:lvlJc w:val="left"/>
+      <w:pPr>
+        <w:ind w:left="4320" w:hanging="360"/>
+      </w:pPr>
+      <w:rPr>
+        <w:rFonts w:ascii="Wingdings" w:hAnsi="Wingdings" w:hint="default"/>
+      </w:rPr>
+    </w:lvl>
+    <w:lvl w:ilvl="6" w:tplc="04090001" w:tentative="1">
+      <w:start w:val="1"/>
+      <w:numFmt w:val="bullet"/>
+      <w:lvlText w:val=""/>
+      <w:lvlJc w:val="left"/>
+      <w:pPr>
+        <w:ind w:left="5040" w:hanging="360"/>
+      </w:pPr>
+      <w:rPr>
+        <w:rFonts w:ascii="Symbol" w:hAnsi="Symbol" w:hint="default"/>
+      </w:rPr>
+    </w:lvl>
+    <w:lvl w:ilvl="7" w:tplc="04090003" w:tentative="1">
+      <w:start w:val="1"/>
+      <w:numFmt w:val="bullet"/>
+      <w:lvlText w:val="o"/>
+      <w:lvlJc w:val="left"/>
+      <w:pPr>
+        <w:ind w:left="5760" w:hanging="360"/>
+      </w:pPr>
+      <w:rPr>
+        <w:rFonts w:ascii="Courier New" w:hAnsi="Courier New" w:cs="Courier New" w:hint="default"/>
+      </w:rPr>
+    </w:lvl>
+    <w:lvl w:ilvl="8" w:tplc="04090005" w:tentative="1">
+      <w:start w:val="1"/>
+      <w:numFmt w:val="bullet"/>
+      <w:lvlText w:val=""/>
+      <w:lvlJc w:val="left"/>
+      <w:pPr>
+        <w:ind w:left="6480" w:hanging="360"/>
+      </w:pPr>
+      <w:rPr>
+        <w:rFonts w:ascii="Wingdings" w:hAnsi="Wingdings" w:hint="default"/>
+      </w:rPr>
+    </w:lvl>
+  </w:abstractNum>
+  <w:abstractNum w:abstractNumId="7" w15:restartNumberingAfterBreak="0">
+    <w:nsid w:val="26096477"/>
+    <w:multiLevelType w:val="hybridMultilevel"/>
+    <w:tmpl w:val="D704614C"/>
+    <w:lvl w:ilvl="0" w:tplc="89A27246">
+      <w:start w:val="1"/>
+      <w:numFmt w:val="bullet"/>
+      <w:lvlText w:val=""/>
+      <w:lvlJc w:val="left"/>
+      <w:pPr>
+        <w:ind w:left="720" w:hanging="360"/>
+      </w:pPr>
+      <w:rPr>
+        <w:rFonts w:ascii="Symbol" w:hAnsi="Symbol" w:hint="default"/>
+      </w:rPr>
+    </w:lvl>
+    <w:lvl w:ilvl="1" w:tplc="04090003" w:tentative="1">
+      <w:start w:val="1"/>
+      <w:numFmt w:val="bullet"/>
+      <w:lvlText w:val="o"/>
+      <w:lvlJc w:val="left"/>
+      <w:pPr>
+        <w:ind w:left="1440" w:hanging="360"/>
+      </w:pPr>
+      <w:rPr>
+        <w:rFonts w:ascii="Courier New" w:hAnsi="Courier New" w:cs="Courier New" w:hint="default"/>
+      </w:rPr>
+    </w:lvl>
+    <w:lvl w:ilvl="2" w:tplc="04090005" w:tentative="1">
+      <w:start w:val="1"/>
+      <w:numFmt w:val="bullet"/>
+      <w:lvlText w:val=""/>
+      <w:lvlJc w:val="left"/>
+      <w:pPr>
+        <w:ind w:left="2160" w:hanging="360"/>
+      </w:pPr>
+      <w:rPr>
+        <w:rFonts w:ascii="Wingdings" w:hAnsi="Wingdings" w:hint="default"/>
+      </w:rPr>
+    </w:lvl>
+    <w:lvl w:ilvl="3" w:tplc="04090001" w:tentative="1">
+      <w:start w:val="1"/>
+      <w:numFmt w:val="bullet"/>
+      <w:lvlText w:val=""/>
+      <w:lvlJc w:val="left"/>
+      <w:pPr>
+        <w:ind w:left="2880" w:hanging="360"/>
+      </w:pPr>
+      <w:rPr>
+        <w:rFonts w:ascii="Symbol" w:hAnsi="Symbol" w:hint="default"/>
+      </w:rPr>
+    </w:lvl>
+    <w:lvl w:ilvl="4" w:tplc="04090003" w:tentative="1">
+      <w:start w:val="1"/>
+      <w:numFmt w:val="bullet"/>
+      <w:lvlText w:val="o"/>
+      <w:lvlJc w:val="left"/>
+      <w:pPr>
+        <w:ind w:left="3600" w:hanging="360"/>
+      </w:pPr>
+      <w:rPr>
+        <w:rFonts w:ascii="Courier New" w:hAnsi="Courier New" w:cs="Courier New" w:hint="default"/>
+      </w:rPr>
+    </w:lvl>
+    <w:lvl w:ilvl="5" w:tplc="04090005" w:tentative="1">
+      <w:start w:val="1"/>
+      <w:numFmt w:val="bullet"/>
+      <w:lvlText w:val=""/>
+      <w:lvlJc w:val="left"/>
+      <w:pPr>
+        <w:ind w:left="4320" w:hanging="360"/>
+      </w:pPr>
+      <w:rPr>
+        <w:rFonts w:ascii="Wingdings" w:hAnsi="Wingdings" w:hint="default"/>
+      </w:rPr>
+    </w:lvl>
+    <w:lvl w:ilvl="6" w:tplc="04090001" w:tentative="1">
+      <w:start w:val="1"/>
+      <w:numFmt w:val="bullet"/>
+      <w:lvlText w:val=""/>
+      <w:lvlJc w:val="left"/>
+      <w:pPr>
+        <w:ind w:left="5040" w:hanging="360"/>
+      </w:pPr>
+      <w:rPr>
+        <w:rFonts w:ascii="Symbol" w:hAnsi="Symbol" w:hint="default"/>
+      </w:rPr>
+    </w:lvl>
+    <w:lvl w:ilvl="7" w:tplc="04090003" w:tentative="1">
+      <w:start w:val="1"/>
+      <w:numFmt w:val="bullet"/>
+      <w:lvlText w:val="o"/>
+      <w:lvlJc w:val="left"/>
+      <w:pPr>
+        <w:ind w:left="5760" w:hanging="360"/>
+      </w:pPr>
+      <w:rPr>
+        <w:rFonts w:ascii="Courier New" w:hAnsi="Courier New" w:cs="Courier New" w:hint="default"/>
+      </w:rPr>
+    </w:lvl>
+    <w:lvl w:ilvl="8" w:tplc="04090005" w:tentative="1">
+      <w:start w:val="1"/>
+      <w:numFmt w:val="bullet"/>
+      <w:lvlText w:val=""/>
+      <w:lvlJc w:val="left"/>
+      <w:pPr>
+        <w:ind w:left="6480" w:hanging="360"/>
+      </w:pPr>
+      <w:rPr>
+        <w:rFonts w:ascii="Wingdings" w:hAnsi="Wingdings" w:hint="default"/>
+      </w:rPr>
+    </w:lvl>
+  </w:abstractNum>
+  <w:abstractNum w:abstractNumId="8" w15:restartNumberingAfterBreak="0">
+    <w:nsid w:val="2E2F6D27"/>
+    <w:multiLevelType w:val="hybridMultilevel"/>
+    <w:tmpl w:val="91723DB8"/>
+    <w:lvl w:ilvl="0" w:tplc="89A27246">
+      <w:start w:val="1"/>
+      <w:numFmt w:val="bullet"/>
+      <w:lvlText w:val=""/>
+      <w:lvlJc w:val="left"/>
+      <w:pPr>
+        <w:ind w:left="720" w:hanging="360"/>
+      </w:pPr>
+      <w:rPr>
+        <w:rFonts w:ascii="Symbol" w:hAnsi="Symbol" w:hint="default"/>
+      </w:rPr>
+    </w:lvl>
+    <w:lvl w:ilvl="1" w:tplc="04090003" w:tentative="1">
+      <w:start w:val="1"/>
+      <w:numFmt w:val="bullet"/>
+      <w:lvlText w:val="o"/>
+      <w:lvlJc w:val="left"/>
+      <w:pPr>
+        <w:ind w:left="1440" w:hanging="360"/>
+      </w:pPr>
+      <w:rPr>
+        <w:rFonts w:ascii="Courier New" w:hAnsi="Courier New" w:cs="Courier New" w:hint="default"/>
+      </w:rPr>
+    </w:lvl>
+    <w:lvl w:ilvl="2" w:tplc="04090005" w:tentative="1">
+      <w:start w:val="1"/>
+      <w:numFmt w:val="bullet"/>
+      <w:lvlText w:val=""/>
+      <w:lvlJc w:val="left"/>
+      <w:pPr>
+        <w:ind w:left="2160" w:hanging="360"/>
+      </w:pPr>
+      <w:rPr>
+        <w:rFonts w:ascii="Wingdings" w:hAnsi="Wingdings" w:hint="default"/>
+      </w:rPr>
+    </w:lvl>
+    <w:lvl w:ilvl="3" w:tplc="04090001" w:tentative="1">
+      <w:start w:val="1"/>
+      <w:numFmt w:val="bullet"/>
+      <w:lvlText w:val=""/>
+      <w:lvlJc w:val="left"/>
+      <w:pPr>
+        <w:ind w:left="2880" w:hanging="360"/>
+      </w:pPr>
+      <w:rPr>
+        <w:rFonts w:ascii="Symbol" w:hAnsi="Symbol" w:hint="default"/>
+      </w:rPr>
+    </w:lvl>
+    <w:lvl w:ilvl="4" w:tplc="04090003" w:tentative="1">
+      <w:start w:val="1"/>
+      <w:numFmt w:val="bullet"/>
+      <w:lvlText w:val="o"/>
+      <w:lvlJc w:val="left"/>
+      <w:pPr>
+        <w:ind w:left="3600" w:hanging="360"/>
+      </w:pPr>
+      <w:rPr>
+        <w:rFonts w:ascii="Courier New" w:hAnsi="Courier New" w:cs="Courier New" w:hint="default"/>
+      </w:rPr>
+    </w:lvl>
+    <w:lvl w:ilvl="5" w:tplc="04090005" w:tentative="1">
+      <w:start w:val="1"/>
+      <w:numFmt w:val="bullet"/>
+      <w:lvlText w:val=""/>
+      <w:lvlJc w:val="left"/>
+      <w:pPr>
+        <w:ind w:left="4320" w:hanging="360"/>
+      </w:pPr>
+      <w:rPr>
+        <w:rFonts w:ascii="Wingdings" w:hAnsi="Wingdings" w:hint="default"/>
+      </w:rPr>
+    </w:lvl>
+    <w:lvl w:ilvl="6" w:tplc="04090001" w:tentative="1">
+      <w:start w:val="1"/>
+      <w:numFmt w:val="bullet"/>
+      <w:lvlText w:val=""/>
+      <w:lvlJc w:val="left"/>
+      <w:pPr>
+        <w:ind w:left="5040" w:hanging="360"/>
+      </w:pPr>
+      <w:rPr>
+        <w:rFonts w:ascii="Symbol" w:hAnsi="Symbol" w:hint="default"/>
+      </w:rPr>
+    </w:lvl>
+    <w:lvl w:ilvl="7" w:tplc="04090003" w:tentative="1">
+      <w:start w:val="1"/>
+      <w:numFmt w:val="bullet"/>
+      <w:lvlText w:val="o"/>
+      <w:lvlJc w:val="left"/>
+      <w:pPr>
+        <w:ind w:left="5760" w:hanging="360"/>
+      </w:pPr>
+      <w:rPr>
+        <w:rFonts w:ascii="Courier New" w:hAnsi="Courier New" w:cs="Courier New" w:hint="default"/>
+      </w:rPr>
+    </w:lvl>
+    <w:lvl w:ilvl="8" w:tplc="04090005" w:tentative="1">
+      <w:start w:val="1"/>
+      <w:numFmt w:val="bullet"/>
+      <w:lvlText w:val=""/>
+      <w:lvlJc w:val="left"/>
+      <w:pPr>
+        <w:ind w:left="6480" w:hanging="360"/>
+      </w:pPr>
+      <w:rPr>
+        <w:rFonts w:ascii="Wingdings" w:hAnsi="Wingdings" w:hint="default"/>
+      </w:rPr>
+    </w:lvl>
+  </w:abstractNum>
+  <w:abstractNum w:abstractNumId="9" w15:restartNumberingAfterBreak="0">
+    <w:nsid w:val="2FED5EF9"/>
+    <w:multiLevelType w:val="hybridMultilevel"/>
+    <w:tmpl w:val="8196FBFE"/>
+    <w:lvl w:ilvl="0" w:tplc="89A27246">
+      <w:start w:val="1"/>
+      <w:numFmt w:val="bullet"/>
+      <w:lvlText w:val=""/>
+      <w:lvlJc w:val="left"/>
+      <w:pPr>
+        <w:ind w:left="720" w:hanging="360"/>
+      </w:pPr>
+      <w:rPr>
+        <w:rFonts w:ascii="Symbol" w:hAnsi="Symbol" w:hint="default"/>
+      </w:rPr>
+    </w:lvl>
+    <w:lvl w:ilvl="1" w:tplc="04090003" w:tentative="1">
+      <w:start w:val="1"/>
+      <w:numFmt w:val="bullet"/>
+      <w:lvlText w:val="o"/>
+      <w:lvlJc w:val="left"/>
+      <w:pPr>
+        <w:ind w:left="1440" w:hanging="360"/>
+      </w:pPr>
+      <w:rPr>
+        <w:rFonts w:ascii="Courier New" w:hAnsi="Courier New" w:cs="Courier New" w:hint="default"/>
+      </w:rPr>
+    </w:lvl>
+    <w:lvl w:ilvl="2" w:tplc="04090005" w:tentative="1">
+      <w:start w:val="1"/>
+      <w:numFmt w:val="bullet"/>
+      <w:lvlText w:val=""/>
+      <w:lvlJc w:val="left"/>
+      <w:pPr>
+        <w:ind w:left="2160" w:hanging="360"/>
+      </w:pPr>
+      <w:rPr>
+        <w:rFonts w:ascii="Wingdings" w:hAnsi="Wingdings" w:hint="default"/>
+      </w:rPr>
+    </w:lvl>
+    <w:lvl w:ilvl="3" w:tplc="04090001" w:tentative="1">
+      <w:start w:val="1"/>
+      <w:numFmt w:val="bullet"/>
+      <w:lvlText w:val=""/>
+      <w:lvlJc w:val="left"/>
+      <w:pPr>
+        <w:ind w:left="2880" w:hanging="360"/>
+      </w:pPr>
+      <w:rPr>
+        <w:rFonts w:ascii="Symbol" w:hAnsi="Symbol" w:hint="default"/>
+      </w:rPr>
+    </w:lvl>
+    <w:lvl w:ilvl="4" w:tplc="04090003" w:tentative="1">
+      <w:start w:val="1"/>
+      <w:numFmt w:val="bullet"/>
+      <w:lvlText w:val="o"/>
+      <w:lvlJc w:val="left"/>
+      <w:pPr>
+        <w:ind w:left="3600" w:hanging="360"/>
+      </w:pPr>
+      <w:rPr>
+        <w:rFonts w:ascii="Courier New" w:hAnsi="Courier New" w:cs="Courier New" w:hint="default"/>
+      </w:rPr>
+    </w:lvl>
+    <w:lvl w:ilvl="5" w:tplc="04090005" w:tentative="1">
+      <w:start w:val="1"/>
+      <w:numFmt w:val="bullet"/>
+      <w:lvlText w:val=""/>
+      <w:lvlJc w:val="left"/>
+      <w:pPr>
+        <w:ind w:left="4320" w:hanging="360"/>
+      </w:pPr>
+      <w:rPr>
+        <w:rFonts w:ascii="Wingdings" w:hAnsi="Wingdings" w:hint="default"/>
+      </w:rPr>
+    </w:lvl>
+    <w:lvl w:ilvl="6" w:tplc="04090001" w:tentative="1">
+      <w:start w:val="1"/>
+      <w:numFmt w:val="bullet"/>
+      <w:lvlText w:val=""/>
+      <w:lvlJc w:val="left"/>
+      <w:pPr>
+        <w:ind w:left="5040" w:hanging="360"/>
+      </w:pPr>
+      <w:rPr>
+        <w:rFonts w:ascii="Symbol" w:hAnsi="Symbol" w:hint="default"/>
+      </w:rPr>
+    </w:lvl>
+    <w:lvl w:ilvl="7" w:tplc="04090003" w:tentative="1">
+      <w:start w:val="1"/>
+      <w:numFmt w:val="bullet"/>
+      <w:lvlText w:val="o"/>
+      <w:lvlJc w:val="left"/>
+      <w:pPr>
+        <w:ind w:left="5760" w:hanging="360"/>
+      </w:pPr>
+      <w:rPr>
+        <w:rFonts w:ascii="Courier New" w:hAnsi="Courier New" w:cs="Courier New" w:hint="default"/>
+      </w:rPr>
+    </w:lvl>
+    <w:lvl w:ilvl="8" w:tplc="04090005" w:tentative="1">
+      <w:start w:val="1"/>
+      <w:numFmt w:val="bullet"/>
+      <w:lvlText w:val=""/>
+      <w:lvlJc w:val="left"/>
+      <w:pPr>
+        <w:ind w:left="6480" w:hanging="360"/>
+      </w:pPr>
+      <w:rPr>
+        <w:rFonts w:ascii="Wingdings" w:hAnsi="Wingdings" w:hint="default"/>
+      </w:rPr>
+    </w:lvl>
+  </w:abstractNum>
+  <w:abstractNum w:abstractNumId="10" w15:restartNumberingAfterBreak="0">
+    <w:nsid w:val="30D21E5D"/>
+    <w:multiLevelType w:val="hybridMultilevel"/>
+    <w:tmpl w:val="22F690A4"/>
+    <w:lvl w:ilvl="0" w:tplc="89A27246">
+      <w:start w:val="1"/>
+      <w:numFmt w:val="bullet"/>
+      <w:lvlText w:val=""/>
+      <w:lvlJc w:val="left"/>
+      <w:pPr>
+        <w:ind w:left="720" w:hanging="360"/>
+      </w:pPr>
+      <w:rPr>
+        <w:rFonts w:ascii="Symbol" w:hAnsi="Symbol" w:hint="default"/>
+      </w:rPr>
+    </w:lvl>
+    <w:lvl w:ilvl="1" w:tplc="04090003" w:tentative="1">
+      <w:start w:val="1"/>
+      <w:numFmt w:val="bullet"/>
+      <w:lvlText w:val="o"/>
+      <w:lvlJc w:val="left"/>
+      <w:pPr>
+        <w:ind w:left="1440" w:hanging="360"/>
+      </w:pPr>
+      <w:rPr>
+        <w:rFonts w:ascii="Courier New" w:hAnsi="Courier New" w:cs="Courier New" w:hint="default"/>
+      </w:rPr>
+    </w:lvl>
+    <w:lvl w:ilvl="2" w:tplc="04090005" w:tentative="1">
+      <w:start w:val="1"/>
+      <w:numFmt w:val="bullet"/>
+      <w:lvlText w:val=""/>
+      <w:lvlJc w:val="left"/>
+      <w:pPr>
+        <w:ind w:left="2160" w:hanging="360"/>
+      </w:pPr>
+      <w:rPr>
+        <w:rFonts w:ascii="Wingdings" w:hAnsi="Wingdings" w:hint="default"/>
+      </w:rPr>
+    </w:lvl>
+    <w:lvl w:ilvl="3" w:tplc="04090001" w:tentative="1">
+      <w:start w:val="1"/>
+      <w:numFmt w:val="bullet"/>
+      <w:lvlText w:val=""/>
+      <w:lvlJc w:val="left"/>
+      <w:pPr>
+        <w:ind w:left="2880" w:hanging="360"/>
+      </w:pPr>
+      <w:rPr>
+        <w:rFonts w:ascii="Symbol" w:hAnsi="Symbol" w:hint="default"/>
+      </w:rPr>
+    </w:lvl>
+    <w:lvl w:ilvl="4" w:tplc="04090003" w:tentative="1">
+      <w:start w:val="1"/>
+      <w:numFmt w:val="bullet"/>
+      <w:lvlText w:val="o"/>
+      <w:lvlJc w:val="left"/>
+      <w:pPr>
+        <w:ind w:left="3600" w:hanging="360"/>
+      </w:pPr>
+      <w:rPr>
+        <w:rFonts w:ascii="Courier New" w:hAnsi="Courier New" w:cs="Courier New" w:hint="default"/>
+      </w:rPr>
+    </w:lvl>
+    <w:lvl w:ilvl="5" w:tplc="04090005" w:tentative="1">
+      <w:start w:val="1"/>
+      <w:numFmt w:val="bullet"/>
+      <w:lvlText w:val=""/>
+      <w:lvlJc w:val="left"/>
+      <w:pPr>
+        <w:ind w:left="4320" w:hanging="360"/>
+      </w:pPr>
+      <w:rPr>
+        <w:rFonts w:ascii="Wingdings" w:hAnsi="Wingdings" w:hint="default"/>
+      </w:rPr>
+    </w:lvl>
+    <w:lvl w:ilvl="6" w:tplc="04090001" w:tentative="1">
+      <w:start w:val="1"/>
+      <w:numFmt w:val="bullet"/>
+      <w:lvlText w:val=""/>
+      <w:lvlJc w:val="left"/>
+      <w:pPr>
+        <w:ind w:left="5040" w:hanging="360"/>
+      </w:pPr>
+      <w:rPr>
+        <w:rFonts w:ascii="Symbol" w:hAnsi="Symbol" w:hint="default"/>
+      </w:rPr>
+    </w:lvl>
+    <w:lvl w:ilvl="7" w:tplc="04090003" w:tentative="1">
+      <w:start w:val="1"/>
+      <w:numFmt w:val="bullet"/>
+      <w:lvlText w:val="o"/>
+      <w:lvlJc w:val="left"/>
+      <w:pPr>
+        <w:ind w:left="5760" w:hanging="360"/>
+      </w:pPr>
+      <w:rPr>
+        <w:rFonts w:ascii="Courier New" w:hAnsi="Courier New" w:cs="Courier New" w:hint="default"/>
+      </w:rPr>
+    </w:lvl>
+    <w:lvl w:ilvl="8" w:tplc="04090005" w:tentative="1">
+      <w:start w:val="1"/>
+      <w:numFmt w:val="bullet"/>
+      <w:lvlText w:val=""/>
+      <w:lvlJc w:val="left"/>
+      <w:pPr>
+        <w:ind w:left="6480" w:hanging="360"/>
+      </w:pPr>
+      <w:rPr>
+        <w:rFonts w:ascii="Wingdings" w:hAnsi="Wingdings" w:hint="default"/>
+      </w:rPr>
+    </w:lvl>
+  </w:abstractNum>
+  <w:abstractNum w:abstractNumId="11" w15:restartNumberingAfterBreak="0">
+    <w:nsid w:val="38044352"/>
+    <w:multiLevelType w:val="hybridMultilevel"/>
+    <w:tmpl w:val="CC509766"/>
+    <w:lvl w:ilvl="0" w:tplc="89A27246">
+      <w:start w:val="1"/>
+      <w:numFmt w:val="bullet"/>
+      <w:lvlText w:val=""/>
+      <w:lvlJc w:val="left"/>
+      <w:pPr>
+        <w:ind w:left="720" w:hanging="360"/>
+      </w:pPr>
+      <w:rPr>
+        <w:rFonts w:ascii="Symbol" w:hAnsi="Symbol" w:hint="default"/>
+      </w:rPr>
+    </w:lvl>
+    <w:lvl w:ilvl="1" w:tplc="04090003" w:tentative="1">
+      <w:start w:val="1"/>
+      <w:numFmt w:val="bullet"/>
+      <w:lvlText w:val="o"/>
+      <w:lvlJc w:val="left"/>
+      <w:pPr>
+        <w:ind w:left="1440" w:hanging="360"/>
+      </w:pPr>
+      <w:rPr>
+        <w:rFonts w:ascii="Courier New" w:hAnsi="Courier New" w:cs="Courier New" w:hint="default"/>
+      </w:rPr>
+    </w:lvl>
+    <w:lvl w:ilvl="2" w:tplc="04090005" w:tentative="1">
+      <w:start w:val="1"/>
+      <w:numFmt w:val="bullet"/>
+      <w:lvlText w:val=""/>
+      <w:lvlJc w:val="left"/>
+      <w:pPr>
+        <w:ind w:left="2160" w:hanging="360"/>
+      </w:pPr>
+      <w:rPr>
+        <w:rFonts w:ascii="Wingdings" w:hAnsi="Wingdings" w:hint="default"/>
+      </w:rPr>
+    </w:lvl>
+    <w:lvl w:ilvl="3" w:tplc="04090001" w:tentative="1">
+      <w:start w:val="1"/>
+      <w:numFmt w:val="bullet"/>
+      <w:lvlText w:val=""/>
+      <w:lvlJc w:val="left"/>
+      <w:pPr>
+        <w:ind w:left="2880" w:hanging="360"/>
+      </w:pPr>
+      <w:rPr>
+        <w:rFonts w:ascii="Symbol" w:hAnsi="Symbol" w:hint="default"/>
+      </w:rPr>
+    </w:lvl>
+    <w:lvl w:ilvl="4" w:tplc="04090003" w:tentative="1">
+      <w:start w:val="1"/>
+      <w:numFmt w:val="bullet"/>
+      <w:lvlText w:val="o"/>
+      <w:lvlJc w:val="left"/>
+      <w:pPr>
+        <w:ind w:left="3600" w:hanging="360"/>
+      </w:pPr>
+      <w:rPr>
+        <w:rFonts w:ascii="Courier New" w:hAnsi="Courier New" w:cs="Courier New" w:hint="default"/>
+      </w:rPr>
+    </w:lvl>
+    <w:lvl w:ilvl="5" w:tplc="04090005" w:tentative="1">
+      <w:start w:val="1"/>
+      <w:numFmt w:val="bullet"/>
+      <w:lvlText w:val=""/>
+      <w:lvlJc w:val="left"/>
+      <w:pPr>
+        <w:ind w:left="4320" w:hanging="360"/>
+      </w:pPr>
+      <w:rPr>
+        <w:rFonts w:ascii="Wingdings" w:hAnsi="Wingdings" w:hint="default"/>
+      </w:rPr>
+    </w:lvl>
+    <w:lvl w:ilvl="6" w:tplc="04090001" w:tentative="1">
+      <w:start w:val="1"/>
+      <w:numFmt w:val="bullet"/>
+      <w:lvlText w:val=""/>
+      <w:lvlJc w:val="left"/>
+      <w:pPr>
+        <w:ind w:left="5040" w:hanging="360"/>
+      </w:pPr>
+      <w:rPr>
+        <w:rFonts w:ascii="Symbol" w:hAnsi="Symbol" w:hint="default"/>
+      </w:rPr>
+    </w:lvl>
+    <w:lvl w:ilvl="7" w:tplc="04090003" w:tentative="1">
+      <w:start w:val="1"/>
+      <w:numFmt w:val="bullet"/>
+      <w:lvlText w:val="o"/>
+      <w:lvlJc w:val="left"/>
+      <w:pPr>
+        <w:ind w:left="5760" w:hanging="360"/>
+      </w:pPr>
+      <w:rPr>
+        <w:rFonts w:ascii="Courier New" w:hAnsi="Courier New" w:cs="Courier New" w:hint="default"/>
+      </w:rPr>
+    </w:lvl>
+    <w:lvl w:ilvl="8" w:tplc="04090005" w:tentative="1">
+      <w:start w:val="1"/>
+      <w:numFmt w:val="bullet"/>
+      <w:lvlText w:val=""/>
+      <w:lvlJc w:val="left"/>
+      <w:pPr>
+        <w:ind w:left="6480" w:hanging="360"/>
+      </w:pPr>
+      <w:rPr>
+        <w:rFonts w:ascii="Wingdings" w:hAnsi="Wingdings" w:hint="default"/>
+      </w:rPr>
+    </w:lvl>
+  </w:abstractNum>
+  <w:abstractNum w:abstractNumId="12" w15:restartNumberingAfterBreak="0">
+    <w:nsid w:val="3BD233F5"/>
+    <w:multiLevelType w:val="hybridMultilevel"/>
+    <w:tmpl w:val="F984C2C2"/>
+    <w:lvl w:ilvl="0" w:tplc="89A27246">
+      <w:start w:val="1"/>
+      <w:numFmt w:val="bullet"/>
+      <w:lvlText w:val=""/>
+      <w:lvlJc w:val="left"/>
+      <w:pPr>
+        <w:ind w:left="720" w:hanging="360"/>
+      </w:pPr>
+      <w:rPr>
+        <w:rFonts w:ascii="Symbol" w:hAnsi="Symbol" w:hint="default"/>
+      </w:rPr>
+    </w:lvl>
+    <w:lvl w:ilvl="1" w:tplc="04090003" w:tentative="1">
+      <w:start w:val="1"/>
+      <w:numFmt w:val="bullet"/>
+      <w:lvlText w:val="o"/>
+      <w:lvlJc w:val="left"/>
+      <w:pPr>
+        <w:ind w:left="1440" w:hanging="360"/>
+      </w:pPr>
+      <w:rPr>
+        <w:rFonts w:ascii="Courier New" w:hAnsi="Courier New" w:cs="Courier New" w:hint="default"/>
+      </w:rPr>
+    </w:lvl>
+    <w:lvl w:ilvl="2" w:tplc="04090005" w:tentative="1">
+      <w:start w:val="1"/>
+      <w:numFmt w:val="bullet"/>
+      <w:lvlText w:val=""/>
+      <w:lvlJc w:val="left"/>
+      <w:pPr>
+        <w:ind w:left="2160" w:hanging="360"/>
+      </w:pPr>
+      <w:rPr>
+        <w:rFonts w:ascii="Wingdings" w:hAnsi="Wingdings" w:hint="default"/>
+      </w:rPr>
+    </w:lvl>
+    <w:lvl w:ilvl="3" w:tplc="04090001" w:tentative="1">
+      <w:start w:val="1"/>
+      <w:numFmt w:val="bullet"/>
+      <w:lvlText w:val=""/>
+      <w:lvlJc w:val="left"/>
+      <w:pPr>
+        <w:ind w:left="2880" w:hanging="360"/>
+      </w:pPr>
+      <w:rPr>
+        <w:rFonts w:ascii="Symbol" w:hAnsi="Symbol" w:hint="default"/>
+      </w:rPr>
+    </w:lvl>
+    <w:lvl w:ilvl="4" w:tplc="04090003" w:tentative="1">
+      <w:start w:val="1"/>
+      <w:numFmt w:val="bullet"/>
+      <w:lvlText w:val="o"/>
+      <w:lvlJc w:val="left"/>
+      <w:pPr>
+        <w:ind w:left="3600" w:hanging="360"/>
+      </w:pPr>
+      <w:rPr>
+        <w:rFonts w:ascii="Courier New" w:hAnsi="Courier New" w:cs="Courier New" w:hint="default"/>
+      </w:rPr>
+    </w:lvl>
+    <w:lvl w:ilvl="5" w:tplc="04090005" w:tentative="1">
+      <w:start w:val="1"/>
+      <w:numFmt w:val="bullet"/>
+      <w:lvlText w:val=""/>
+      <w:lvlJc w:val="left"/>
+      <w:pPr>
+        <w:ind w:left="4320" w:hanging="360"/>
+      </w:pPr>
+      <w:rPr>
+        <w:rFonts w:ascii="Wingdings" w:hAnsi="Wingdings" w:hint="default"/>
+      </w:rPr>
+    </w:lvl>
+    <w:lvl w:ilvl="6" w:tplc="04090001" w:tentative="1">
+      <w:start w:val="1"/>
+      <w:numFmt w:val="bullet"/>
+      <w:lvlText w:val=""/>
+      <w:lvlJc w:val="left"/>
+      <w:pPr>
+        <w:ind w:left="5040" w:hanging="360"/>
+      </w:pPr>
+      <w:rPr>
+        <w:rFonts w:ascii="Symbol" w:hAnsi="Symbol" w:hint="default"/>
+      </w:rPr>
+    </w:lvl>
+    <w:lvl w:ilvl="7" w:tplc="04090003" w:tentative="1">
+      <w:start w:val="1"/>
+      <w:numFmt w:val="bullet"/>
+      <w:lvlText w:val="o"/>
+      <w:lvlJc w:val="left"/>
+      <w:pPr>
+        <w:ind w:left="5760" w:hanging="360"/>
+      </w:pPr>
+      <w:rPr>
+        <w:rFonts w:ascii="Courier New" w:hAnsi="Courier New" w:cs="Courier New" w:hint="default"/>
+      </w:rPr>
+    </w:lvl>
+    <w:lvl w:ilvl="8" w:tplc="04090005" w:tentative="1">
+      <w:start w:val="1"/>
+      <w:numFmt w:val="bullet"/>
+      <w:lvlText w:val=""/>
+      <w:lvlJc w:val="left"/>
+      <w:pPr>
+        <w:ind w:left="6480" w:hanging="360"/>
+      </w:pPr>
+      <w:rPr>
+        <w:rFonts w:ascii="Wingdings" w:hAnsi="Wingdings" w:hint="default"/>
+      </w:rPr>
+    </w:lvl>
+  </w:abstractNum>
+  <w:abstractNum w:abstractNumId="13" w15:restartNumberingAfterBreak="0">
+    <w:nsid w:val="3C9E2D66"/>
+    <w:multiLevelType w:val="hybridMultilevel"/>
+    <w:tmpl w:val="A4807266"/>
+    <w:lvl w:ilvl="0" w:tplc="0409000B">
+      <w:start w:val="1"/>
+      <w:numFmt w:val="bullet"/>
+      <w:lvlText w:val=""/>
+      <w:lvlJc w:val="left"/>
+      <w:pPr>
+        <w:ind w:left="720" w:hanging="360"/>
+      </w:pPr>
+      <w:rPr>
+        <w:rFonts w:ascii="Wingdings" w:hAnsi="Wingdings" w:hint="default"/>
+      </w:rPr>
+    </w:lvl>
+    <w:lvl w:ilvl="1" w:tplc="FFFFFFFF" w:tentative="1">
+      <w:start w:val="1"/>
+      <w:numFmt w:val="bullet"/>
+      <w:lvlText w:val="o"/>
+      <w:lvlJc w:val="left"/>
+      <w:pPr>
+        <w:ind w:left="1440" w:hanging="360"/>
+      </w:pPr>
+      <w:rPr>
+        <w:rFonts w:ascii="Courier New" w:hAnsi="Courier New" w:cs="Courier New" w:hint="default"/>
+      </w:rPr>
+    </w:lvl>
+    <w:lvl w:ilvl="2" w:tplc="FFFFFFFF" w:tentative="1">
+      <w:start w:val="1"/>
+      <w:numFmt w:val="bullet"/>
+      <w:lvlText w:val=""/>
+      <w:lvlJc w:val="left"/>
+      <w:pPr>
+        <w:ind w:left="2160" w:hanging="360"/>
+      </w:pPr>
+      <w:rPr>
+        <w:rFonts w:ascii="Wingdings" w:hAnsi="Wingdings" w:hint="default"/>
+      </w:rPr>
+    </w:lvl>
+    <w:lvl w:ilvl="3" w:tplc="FFFFFFFF" w:tentative="1">
+      <w:start w:val="1"/>
+      <w:numFmt w:val="bullet"/>
+      <w:lvlText w:val=""/>
+      <w:lvlJc w:val="left"/>
+      <w:pPr>
+        <w:ind w:left="2880" w:hanging="360"/>
+      </w:pPr>
+      <w:rPr>
+        <w:rFonts w:ascii="Symbol" w:hAnsi="Symbol" w:hint="default"/>
+      </w:rPr>
+    </w:lvl>
+    <w:lvl w:ilvl="4" w:tplc="FFFFFFFF" w:tentative="1">
+      <w:start w:val="1"/>
+      <w:numFmt w:val="bullet"/>
+      <w:lvlText w:val="o"/>
+      <w:lvlJc w:val="left"/>
+      <w:pPr>
+        <w:ind w:left="3600" w:hanging="360"/>
+      </w:pPr>
+      <w:rPr>
+        <w:rFonts w:ascii="Courier New" w:hAnsi="Courier New" w:cs="Courier New" w:hint="default"/>
+      </w:rPr>
+    </w:lvl>
+    <w:lvl w:ilvl="5" w:tplc="FFFFFFFF" w:tentative="1">
+      <w:start w:val="1"/>
+      <w:numFmt w:val="bullet"/>
+      <w:lvlText w:val=""/>
+      <w:lvlJc w:val="left"/>
+      <w:pPr>
+        <w:ind w:left="4320" w:hanging="360"/>
+      </w:pPr>
+      <w:rPr>
+        <w:rFonts w:ascii="Wingdings" w:hAnsi="Wingdings" w:hint="default"/>
+      </w:rPr>
+    </w:lvl>
+    <w:lvl w:ilvl="6" w:tplc="FFFFFFFF" w:tentative="1">
+      <w:start w:val="1"/>
+      <w:numFmt w:val="bullet"/>
+      <w:lvlText w:val=""/>
+      <w:lvlJc w:val="left"/>
+      <w:pPr>
+        <w:ind w:left="5040" w:hanging="360"/>
+      </w:pPr>
+      <w:rPr>
+        <w:rFonts w:ascii="Symbol" w:hAnsi="Symbol" w:hint="default"/>
+      </w:rPr>
+    </w:lvl>
+    <w:lvl w:ilvl="7" w:tplc="FFFFFFFF" w:tentative="1">
+      <w:start w:val="1"/>
+      <w:numFmt w:val="bullet"/>
+      <w:lvlText w:val="o"/>
+      <w:lvlJc w:val="left"/>
+      <w:pPr>
+        <w:ind w:left="5760" w:hanging="360"/>
+      </w:pPr>
+      <w:rPr>
+        <w:rFonts w:ascii="Courier New" w:hAnsi="Courier New" w:cs="Courier New" w:hint="default"/>
+      </w:rPr>
+    </w:lvl>
+    <w:lvl w:ilvl="8" w:tplc="FFFFFFFF" w:tentative="1">
+      <w:start w:val="1"/>
+      <w:numFmt w:val="bullet"/>
+      <w:lvlText w:val=""/>
+      <w:lvlJc w:val="left"/>
+      <w:pPr>
+        <w:ind w:left="6480" w:hanging="360"/>
+      </w:pPr>
+      <w:rPr>
+        <w:rFonts w:ascii="Wingdings" w:hAnsi="Wingdings" w:hint="default"/>
+      </w:rPr>
+    </w:lvl>
+  </w:abstractNum>
+  <w:abstractNum w:abstractNumId="14" w15:restartNumberingAfterBreak="0">
+    <w:nsid w:val="3CD17111"/>
     <w:multiLevelType w:val="multilevel"/>
-    <w:tmpl w:val="965A7142"/>
+    <w:tmpl w:val="EC342CCA"/>
     <w:lvl w:ilvl="0">
       <w:start w:val="1"/>
       <w:numFmt w:val="decimal"/>
@@ -2587,10 +6010,10 @@
         <w:ind w:left="720" w:hanging="360"/>
       </w:pPr>
     </w:lvl>
-    <w:lvl w:ilvl="1" w:tentative="1">
-      <w:start w:val="1"/>
-      <w:numFmt w:val="decimal"/>
-      <w:lvlText w:val="%2."/>
+    <w:lvl w:ilvl="1">
+      <w:start w:val="1"/>
+      <w:numFmt w:val="bullet"/>
+      <w:lvlText w:val="o"/>
       <w:lvlJc w:val="left"/>
       <w:pPr>
         <w:tabs>
@@ -2598,6 +6021,10 @@
         </w:tabs>
         <w:ind w:left="1440" w:hanging="360"/>
       </w:pPr>
+      <w:rPr>
+        <w:rFonts w:ascii="Courier New" w:hAnsi="Courier New" w:hint="default"/>
+        <w:sz w:val="20"/>
+      </w:rPr>
     </w:lvl>
     <w:lvl w:ilvl="2" w:tentative="1">
       <w:start w:val="1"/>
@@ -2684,10 +6111,10 @@
       </w:pPr>
     </w:lvl>
   </w:abstractNum>
-  <w:abstractNum w:abstractNumId="3" w15:restartNumberingAfterBreak="0">
-    <w:nsid w:val="2E2F6D27"/>
+  <w:abstractNum w:abstractNumId="15" w15:restartNumberingAfterBreak="0">
+    <w:nsid w:val="3CF25BC6"/>
     <w:multiLevelType w:val="hybridMultilevel"/>
-    <w:tmpl w:val="91723DB8"/>
+    <w:tmpl w:val="F64441D6"/>
     <w:lvl w:ilvl="0" w:tplc="89A27246">
       <w:start w:val="1"/>
       <w:numFmt w:val="bullet"/>
@@ -2797,10 +6224,10 @@
       </w:rPr>
     </w:lvl>
   </w:abstractNum>
-  <w:abstractNum w:abstractNumId="4" w15:restartNumberingAfterBreak="0">
-    <w:nsid w:val="30D21E5D"/>
+  <w:abstractNum w:abstractNumId="16" w15:restartNumberingAfterBreak="0">
+    <w:nsid w:val="42AE4142"/>
     <w:multiLevelType w:val="hybridMultilevel"/>
-    <w:tmpl w:val="22F690A4"/>
+    <w:tmpl w:val="6CE4D8C8"/>
     <w:lvl w:ilvl="0" w:tplc="89A27246">
       <w:start w:val="1"/>
       <w:numFmt w:val="bullet"/>
@@ -2910,10 +6337,236 @@
       </w:rPr>
     </w:lvl>
   </w:abstractNum>
-  <w:abstractNum w:abstractNumId="5" w15:restartNumberingAfterBreak="0">
-    <w:nsid w:val="38044352"/>
+  <w:abstractNum w:abstractNumId="17" w15:restartNumberingAfterBreak="0">
+    <w:nsid w:val="465C03BC"/>
     <w:multiLevelType w:val="hybridMultilevel"/>
-    <w:tmpl w:val="CC509766"/>
+    <w:tmpl w:val="D3C48E26"/>
+    <w:lvl w:ilvl="0" w:tplc="0409000B">
+      <w:start w:val="1"/>
+      <w:numFmt w:val="bullet"/>
+      <w:lvlText w:val=""/>
+      <w:lvlJc w:val="left"/>
+      <w:pPr>
+        <w:ind w:left="720" w:hanging="360"/>
+      </w:pPr>
+      <w:rPr>
+        <w:rFonts w:ascii="Wingdings" w:hAnsi="Wingdings" w:hint="default"/>
+      </w:rPr>
+    </w:lvl>
+    <w:lvl w:ilvl="1" w:tplc="04090003" w:tentative="1">
+      <w:start w:val="1"/>
+      <w:numFmt w:val="bullet"/>
+      <w:lvlText w:val="o"/>
+      <w:lvlJc w:val="left"/>
+      <w:pPr>
+        <w:ind w:left="1440" w:hanging="360"/>
+      </w:pPr>
+      <w:rPr>
+        <w:rFonts w:ascii="Courier New" w:hAnsi="Courier New" w:cs="Courier New" w:hint="default"/>
+      </w:rPr>
+    </w:lvl>
+    <w:lvl w:ilvl="2" w:tplc="04090005" w:tentative="1">
+      <w:start w:val="1"/>
+      <w:numFmt w:val="bullet"/>
+      <w:lvlText w:val=""/>
+      <w:lvlJc w:val="left"/>
+      <w:pPr>
+        <w:ind w:left="2160" w:hanging="360"/>
+      </w:pPr>
+      <w:rPr>
+        <w:rFonts w:ascii="Wingdings" w:hAnsi="Wingdings" w:hint="default"/>
+      </w:rPr>
+    </w:lvl>
+    <w:lvl w:ilvl="3" w:tplc="04090001" w:tentative="1">
+      <w:start w:val="1"/>
+      <w:numFmt w:val="bullet"/>
+      <w:lvlText w:val=""/>
+      <w:lvlJc w:val="left"/>
+      <w:pPr>
+        <w:ind w:left="2880" w:hanging="360"/>
+      </w:pPr>
+      <w:rPr>
+        <w:rFonts w:ascii="Symbol" w:hAnsi="Symbol" w:hint="default"/>
+      </w:rPr>
+    </w:lvl>
+    <w:lvl w:ilvl="4" w:tplc="04090003" w:tentative="1">
+      <w:start w:val="1"/>
+      <w:numFmt w:val="bullet"/>
+      <w:lvlText w:val="o"/>
+      <w:lvlJc w:val="left"/>
+      <w:pPr>
+        <w:ind w:left="3600" w:hanging="360"/>
+      </w:pPr>
+      <w:rPr>
+        <w:rFonts w:ascii="Courier New" w:hAnsi="Courier New" w:cs="Courier New" w:hint="default"/>
+      </w:rPr>
+    </w:lvl>
+    <w:lvl w:ilvl="5" w:tplc="04090005" w:tentative="1">
+      <w:start w:val="1"/>
+      <w:numFmt w:val="bullet"/>
+      <w:lvlText w:val=""/>
+      <w:lvlJc w:val="left"/>
+      <w:pPr>
+        <w:ind w:left="4320" w:hanging="360"/>
+      </w:pPr>
+      <w:rPr>
+        <w:rFonts w:ascii="Wingdings" w:hAnsi="Wingdings" w:hint="default"/>
+      </w:rPr>
+    </w:lvl>
+    <w:lvl w:ilvl="6" w:tplc="04090001" w:tentative="1">
+      <w:start w:val="1"/>
+      <w:numFmt w:val="bullet"/>
+      <w:lvlText w:val=""/>
+      <w:lvlJc w:val="left"/>
+      <w:pPr>
+        <w:ind w:left="5040" w:hanging="360"/>
+      </w:pPr>
+      <w:rPr>
+        <w:rFonts w:ascii="Symbol" w:hAnsi="Symbol" w:hint="default"/>
+      </w:rPr>
+    </w:lvl>
+    <w:lvl w:ilvl="7" w:tplc="04090003" w:tentative="1">
+      <w:start w:val="1"/>
+      <w:numFmt w:val="bullet"/>
+      <w:lvlText w:val="o"/>
+      <w:lvlJc w:val="left"/>
+      <w:pPr>
+        <w:ind w:left="5760" w:hanging="360"/>
+      </w:pPr>
+      <w:rPr>
+        <w:rFonts w:ascii="Courier New" w:hAnsi="Courier New" w:cs="Courier New" w:hint="default"/>
+      </w:rPr>
+    </w:lvl>
+    <w:lvl w:ilvl="8" w:tplc="04090005" w:tentative="1">
+      <w:start w:val="1"/>
+      <w:numFmt w:val="bullet"/>
+      <w:lvlText w:val=""/>
+      <w:lvlJc w:val="left"/>
+      <w:pPr>
+        <w:ind w:left="6480" w:hanging="360"/>
+      </w:pPr>
+      <w:rPr>
+        <w:rFonts w:ascii="Wingdings" w:hAnsi="Wingdings" w:hint="default"/>
+      </w:rPr>
+    </w:lvl>
+  </w:abstractNum>
+  <w:abstractNum w:abstractNumId="18" w15:restartNumberingAfterBreak="0">
+    <w:nsid w:val="48E961A9"/>
+    <w:multiLevelType w:val="hybridMultilevel"/>
+    <w:tmpl w:val="531CAFA8"/>
+    <w:lvl w:ilvl="0" w:tplc="91F05290">
+      <w:start w:val="1"/>
+      <w:numFmt w:val="bullet"/>
+      <w:lvlText w:val=""/>
+      <w:lvlJc w:val="left"/>
+      <w:pPr>
+        <w:ind w:left="720" w:hanging="360"/>
+      </w:pPr>
+      <w:rPr>
+        <w:rFonts w:ascii="Symbol" w:hAnsi="Symbol" w:hint="default"/>
+      </w:rPr>
+    </w:lvl>
+    <w:lvl w:ilvl="1" w:tplc="FFFFFFFF" w:tentative="1">
+      <w:start w:val="1"/>
+      <w:numFmt w:val="bullet"/>
+      <w:lvlText w:val="o"/>
+      <w:lvlJc w:val="left"/>
+      <w:pPr>
+        <w:ind w:left="1440" w:hanging="360"/>
+      </w:pPr>
+      <w:rPr>
+        <w:rFonts w:ascii="Courier New" w:hAnsi="Courier New" w:cs="Courier New" w:hint="default"/>
+      </w:rPr>
+    </w:lvl>
+    <w:lvl w:ilvl="2" w:tplc="FFFFFFFF" w:tentative="1">
+      <w:start w:val="1"/>
+      <w:numFmt w:val="bullet"/>
+      <w:lvlText w:val=""/>
+      <w:lvlJc w:val="left"/>
+      <w:pPr>
+        <w:ind w:left="2160" w:hanging="360"/>
+      </w:pPr>
+      <w:rPr>
+        <w:rFonts w:ascii="Wingdings" w:hAnsi="Wingdings" w:hint="default"/>
+      </w:rPr>
+    </w:lvl>
+    <w:lvl w:ilvl="3" w:tplc="FFFFFFFF" w:tentative="1">
+      <w:start w:val="1"/>
+      <w:numFmt w:val="bullet"/>
+      <w:lvlText w:val=""/>
+      <w:lvlJc w:val="left"/>
+      <w:pPr>
+        <w:ind w:left="2880" w:hanging="360"/>
+      </w:pPr>
+      <w:rPr>
+        <w:rFonts w:ascii="Symbol" w:hAnsi="Symbol" w:hint="default"/>
+      </w:rPr>
+    </w:lvl>
+    <w:lvl w:ilvl="4" w:tplc="FFFFFFFF" w:tentative="1">
+      <w:start w:val="1"/>
+      <w:numFmt w:val="bullet"/>
+      <w:lvlText w:val="o"/>
+      <w:lvlJc w:val="left"/>
+      <w:pPr>
+        <w:ind w:left="3600" w:hanging="360"/>
+      </w:pPr>
+      <w:rPr>
+        <w:rFonts w:ascii="Courier New" w:hAnsi="Courier New" w:cs="Courier New" w:hint="default"/>
+      </w:rPr>
+    </w:lvl>
+    <w:lvl w:ilvl="5" w:tplc="FFFFFFFF" w:tentative="1">
+      <w:start w:val="1"/>
+      <w:numFmt w:val="bullet"/>
+      <w:lvlText w:val=""/>
+      <w:lvlJc w:val="left"/>
+      <w:pPr>
+        <w:ind w:left="4320" w:hanging="360"/>
+      </w:pPr>
+      <w:rPr>
+        <w:rFonts w:ascii="Wingdings" w:hAnsi="Wingdings" w:hint="default"/>
+      </w:rPr>
+    </w:lvl>
+    <w:lvl w:ilvl="6" w:tplc="FFFFFFFF" w:tentative="1">
+      <w:start w:val="1"/>
+      <w:numFmt w:val="bullet"/>
+      <w:lvlText w:val=""/>
+      <w:lvlJc w:val="left"/>
+      <w:pPr>
+        <w:ind w:left="5040" w:hanging="360"/>
+      </w:pPr>
+      <w:rPr>
+        <w:rFonts w:ascii="Symbol" w:hAnsi="Symbol" w:hint="default"/>
+      </w:rPr>
+    </w:lvl>
+    <w:lvl w:ilvl="7" w:tplc="FFFFFFFF" w:tentative="1">
+      <w:start w:val="1"/>
+      <w:numFmt w:val="bullet"/>
+      <w:lvlText w:val="o"/>
+      <w:lvlJc w:val="left"/>
+      <w:pPr>
+        <w:ind w:left="5760" w:hanging="360"/>
+      </w:pPr>
+      <w:rPr>
+        <w:rFonts w:ascii="Courier New" w:hAnsi="Courier New" w:cs="Courier New" w:hint="default"/>
+      </w:rPr>
+    </w:lvl>
+    <w:lvl w:ilvl="8" w:tplc="FFFFFFFF" w:tentative="1">
+      <w:start w:val="1"/>
+      <w:numFmt w:val="bullet"/>
+      <w:lvlText w:val=""/>
+      <w:lvlJc w:val="left"/>
+      <w:pPr>
+        <w:ind w:left="6480" w:hanging="360"/>
+      </w:pPr>
+      <w:rPr>
+        <w:rFonts w:ascii="Wingdings" w:hAnsi="Wingdings" w:hint="default"/>
+      </w:rPr>
+    </w:lvl>
+  </w:abstractNum>
+  <w:abstractNum w:abstractNumId="19" w15:restartNumberingAfterBreak="0">
+    <w:nsid w:val="4B554C14"/>
+    <w:multiLevelType w:val="hybridMultilevel"/>
+    <w:tmpl w:val="CAA25A26"/>
     <w:lvl w:ilvl="0" w:tplc="89A27246">
       <w:start w:val="1"/>
       <w:numFmt w:val="bullet"/>
@@ -3023,600 +6676,7 @@
       </w:rPr>
     </w:lvl>
   </w:abstractNum>
-  <w:abstractNum w:abstractNumId="6" w15:restartNumberingAfterBreak="0">
-    <w:nsid w:val="3CD17111"/>
-    <w:multiLevelType w:val="multilevel"/>
-    <w:tmpl w:val="EC342CCA"/>
-    <w:lvl w:ilvl="0">
-      <w:start w:val="1"/>
-      <w:numFmt w:val="decimal"/>
-      <w:lvlText w:val="%1."/>
-      <w:lvlJc w:val="left"/>
-      <w:pPr>
-        <w:tabs>
-          <w:tab w:val="num" w:pos="720"/>
-        </w:tabs>
-        <w:ind w:left="720" w:hanging="360"/>
-      </w:pPr>
-    </w:lvl>
-    <w:lvl w:ilvl="1">
-      <w:start w:val="1"/>
-      <w:numFmt w:val="bullet"/>
-      <w:lvlText w:val="o"/>
-      <w:lvlJc w:val="left"/>
-      <w:pPr>
-        <w:tabs>
-          <w:tab w:val="num" w:pos="1440"/>
-        </w:tabs>
-        <w:ind w:left="1440" w:hanging="360"/>
-      </w:pPr>
-      <w:rPr>
-        <w:rFonts w:ascii="Courier New" w:hAnsi="Courier New" w:hint="default"/>
-        <w:sz w:val="20"/>
-      </w:rPr>
-    </w:lvl>
-    <w:lvl w:ilvl="2" w:tentative="1">
-      <w:start w:val="1"/>
-      <w:numFmt w:val="decimal"/>
-      <w:lvlText w:val="%3."/>
-      <w:lvlJc w:val="left"/>
-      <w:pPr>
-        <w:tabs>
-          <w:tab w:val="num" w:pos="2160"/>
-        </w:tabs>
-        <w:ind w:left="2160" w:hanging="360"/>
-      </w:pPr>
-    </w:lvl>
-    <w:lvl w:ilvl="3" w:tentative="1">
-      <w:start w:val="1"/>
-      <w:numFmt w:val="decimal"/>
-      <w:lvlText w:val="%4."/>
-      <w:lvlJc w:val="left"/>
-      <w:pPr>
-        <w:tabs>
-          <w:tab w:val="num" w:pos="2880"/>
-        </w:tabs>
-        <w:ind w:left="2880" w:hanging="360"/>
-      </w:pPr>
-    </w:lvl>
-    <w:lvl w:ilvl="4" w:tentative="1">
-      <w:start w:val="1"/>
-      <w:numFmt w:val="decimal"/>
-      <w:lvlText w:val="%5."/>
-      <w:lvlJc w:val="left"/>
-      <w:pPr>
-        <w:tabs>
-          <w:tab w:val="num" w:pos="3600"/>
-        </w:tabs>
-        <w:ind w:left="3600" w:hanging="360"/>
-      </w:pPr>
-    </w:lvl>
-    <w:lvl w:ilvl="5" w:tentative="1">
-      <w:start w:val="1"/>
-      <w:numFmt w:val="decimal"/>
-      <w:lvlText w:val="%6."/>
-      <w:lvlJc w:val="left"/>
-      <w:pPr>
-        <w:tabs>
-          <w:tab w:val="num" w:pos="4320"/>
-        </w:tabs>
-        <w:ind w:left="4320" w:hanging="360"/>
-      </w:pPr>
-    </w:lvl>
-    <w:lvl w:ilvl="6" w:tentative="1">
-      <w:start w:val="1"/>
-      <w:numFmt w:val="decimal"/>
-      <w:lvlText w:val="%7."/>
-      <w:lvlJc w:val="left"/>
-      <w:pPr>
-        <w:tabs>
-          <w:tab w:val="num" w:pos="5040"/>
-        </w:tabs>
-        <w:ind w:left="5040" w:hanging="360"/>
-      </w:pPr>
-    </w:lvl>
-    <w:lvl w:ilvl="7" w:tentative="1">
-      <w:start w:val="1"/>
-      <w:numFmt w:val="decimal"/>
-      <w:lvlText w:val="%8."/>
-      <w:lvlJc w:val="left"/>
-      <w:pPr>
-        <w:tabs>
-          <w:tab w:val="num" w:pos="5760"/>
-        </w:tabs>
-        <w:ind w:left="5760" w:hanging="360"/>
-      </w:pPr>
-    </w:lvl>
-    <w:lvl w:ilvl="8" w:tentative="1">
-      <w:start w:val="1"/>
-      <w:numFmt w:val="decimal"/>
-      <w:lvlText w:val="%9."/>
-      <w:lvlJc w:val="left"/>
-      <w:pPr>
-        <w:tabs>
-          <w:tab w:val="num" w:pos="6480"/>
-        </w:tabs>
-        <w:ind w:left="6480" w:hanging="360"/>
-      </w:pPr>
-    </w:lvl>
-  </w:abstractNum>
-  <w:abstractNum w:abstractNumId="7" w15:restartNumberingAfterBreak="0">
-    <w:nsid w:val="455C0FC2"/>
-    <w:multiLevelType w:val="hybridMultilevel"/>
-    <w:tmpl w:val="2550EBB2"/>
-    <w:lvl w:ilvl="0" w:tplc="8BCC9814">
-      <w:start w:val="1"/>
-      <w:numFmt w:val="decimal"/>
-      <w:lvlText w:val="2.%1."/>
-      <w:lvlJc w:val="left"/>
-      <w:pPr>
-        <w:ind w:left="720" w:hanging="360"/>
-      </w:pPr>
-      <w:rPr>
-        <w:rFonts w:hint="default"/>
-      </w:rPr>
-    </w:lvl>
-    <w:lvl w:ilvl="1" w:tplc="04090019" w:tentative="1">
-      <w:start w:val="1"/>
-      <w:numFmt w:val="lowerLetter"/>
-      <w:lvlText w:val="%2."/>
-      <w:lvlJc w:val="left"/>
-      <w:pPr>
-        <w:ind w:left="1440" w:hanging="360"/>
-      </w:pPr>
-    </w:lvl>
-    <w:lvl w:ilvl="2" w:tplc="0409001B" w:tentative="1">
-      <w:start w:val="1"/>
-      <w:numFmt w:val="lowerRoman"/>
-      <w:lvlText w:val="%3."/>
-      <w:lvlJc w:val="right"/>
-      <w:pPr>
-        <w:ind w:left="2160" w:hanging="180"/>
-      </w:pPr>
-    </w:lvl>
-    <w:lvl w:ilvl="3" w:tplc="0409000F" w:tentative="1">
-      <w:start w:val="1"/>
-      <w:numFmt w:val="decimal"/>
-      <w:lvlText w:val="%4."/>
-      <w:lvlJc w:val="left"/>
-      <w:pPr>
-        <w:ind w:left="2880" w:hanging="360"/>
-      </w:pPr>
-    </w:lvl>
-    <w:lvl w:ilvl="4" w:tplc="04090019" w:tentative="1">
-      <w:start w:val="1"/>
-      <w:numFmt w:val="lowerLetter"/>
-      <w:lvlText w:val="%5."/>
-      <w:lvlJc w:val="left"/>
-      <w:pPr>
-        <w:ind w:left="3600" w:hanging="360"/>
-      </w:pPr>
-    </w:lvl>
-    <w:lvl w:ilvl="5" w:tplc="0409001B" w:tentative="1">
-      <w:start w:val="1"/>
-      <w:numFmt w:val="lowerRoman"/>
-      <w:lvlText w:val="%6."/>
-      <w:lvlJc w:val="right"/>
-      <w:pPr>
-        <w:ind w:left="4320" w:hanging="180"/>
-      </w:pPr>
-    </w:lvl>
-    <w:lvl w:ilvl="6" w:tplc="0409000F" w:tentative="1">
-      <w:start w:val="1"/>
-      <w:numFmt w:val="decimal"/>
-      <w:lvlText w:val="%7."/>
-      <w:lvlJc w:val="left"/>
-      <w:pPr>
-        <w:ind w:left="5040" w:hanging="360"/>
-      </w:pPr>
-    </w:lvl>
-    <w:lvl w:ilvl="7" w:tplc="04090019" w:tentative="1">
-      <w:start w:val="1"/>
-      <w:numFmt w:val="lowerLetter"/>
-      <w:lvlText w:val="%8."/>
-      <w:lvlJc w:val="left"/>
-      <w:pPr>
-        <w:ind w:left="5760" w:hanging="360"/>
-      </w:pPr>
-    </w:lvl>
-    <w:lvl w:ilvl="8" w:tplc="0409001B" w:tentative="1">
-      <w:start w:val="1"/>
-      <w:numFmt w:val="lowerRoman"/>
-      <w:lvlText w:val="%9."/>
-      <w:lvlJc w:val="right"/>
-      <w:pPr>
-        <w:ind w:left="6480" w:hanging="180"/>
-      </w:pPr>
-    </w:lvl>
-  </w:abstractNum>
-  <w:abstractNum w:abstractNumId="8" w15:restartNumberingAfterBreak="0">
-    <w:nsid w:val="464E54FD"/>
-    <w:multiLevelType w:val="multilevel"/>
-    <w:tmpl w:val="595EC76E"/>
-    <w:lvl w:ilvl="0">
-      <w:start w:val="1"/>
-      <w:numFmt w:val="bullet"/>
-      <w:lvlText w:val=""/>
-      <w:lvlJc w:val="left"/>
-      <w:pPr>
-        <w:tabs>
-          <w:tab w:val="num" w:pos="720"/>
-        </w:tabs>
-        <w:ind w:left="720" w:hanging="360"/>
-      </w:pPr>
-      <w:rPr>
-        <w:rFonts w:ascii="Symbol" w:hAnsi="Symbol" w:hint="default"/>
-        <w:sz w:val="20"/>
-      </w:rPr>
-    </w:lvl>
-    <w:lvl w:ilvl="1" w:tentative="1">
-      <w:start w:val="1"/>
-      <w:numFmt w:val="bullet"/>
-      <w:lvlText w:val="o"/>
-      <w:lvlJc w:val="left"/>
-      <w:pPr>
-        <w:tabs>
-          <w:tab w:val="num" w:pos="1440"/>
-        </w:tabs>
-        <w:ind w:left="1440" w:hanging="360"/>
-      </w:pPr>
-      <w:rPr>
-        <w:rFonts w:ascii="Courier New" w:hAnsi="Courier New" w:hint="default"/>
-        <w:sz w:val="20"/>
-      </w:rPr>
-    </w:lvl>
-    <w:lvl w:ilvl="2" w:tentative="1">
-      <w:start w:val="1"/>
-      <w:numFmt w:val="bullet"/>
-      <w:lvlText w:val=""/>
-      <w:lvlJc w:val="left"/>
-      <w:pPr>
-        <w:tabs>
-          <w:tab w:val="num" w:pos="2160"/>
-        </w:tabs>
-        <w:ind w:left="2160" w:hanging="360"/>
-      </w:pPr>
-      <w:rPr>
-        <w:rFonts w:ascii="Wingdings" w:hAnsi="Wingdings" w:hint="default"/>
-        <w:sz w:val="20"/>
-      </w:rPr>
-    </w:lvl>
-    <w:lvl w:ilvl="3" w:tentative="1">
-      <w:start w:val="1"/>
-      <w:numFmt w:val="bullet"/>
-      <w:lvlText w:val=""/>
-      <w:lvlJc w:val="left"/>
-      <w:pPr>
-        <w:tabs>
-          <w:tab w:val="num" w:pos="2880"/>
-        </w:tabs>
-        <w:ind w:left="2880" w:hanging="360"/>
-      </w:pPr>
-      <w:rPr>
-        <w:rFonts w:ascii="Wingdings" w:hAnsi="Wingdings" w:hint="default"/>
-        <w:sz w:val="20"/>
-      </w:rPr>
-    </w:lvl>
-    <w:lvl w:ilvl="4" w:tentative="1">
-      <w:start w:val="1"/>
-      <w:numFmt w:val="bullet"/>
-      <w:lvlText w:val=""/>
-      <w:lvlJc w:val="left"/>
-      <w:pPr>
-        <w:tabs>
-          <w:tab w:val="num" w:pos="3600"/>
-        </w:tabs>
-        <w:ind w:left="3600" w:hanging="360"/>
-      </w:pPr>
-      <w:rPr>
-        <w:rFonts w:ascii="Wingdings" w:hAnsi="Wingdings" w:hint="default"/>
-        <w:sz w:val="20"/>
-      </w:rPr>
-    </w:lvl>
-    <w:lvl w:ilvl="5" w:tentative="1">
-      <w:start w:val="1"/>
-      <w:numFmt w:val="bullet"/>
-      <w:lvlText w:val=""/>
-      <w:lvlJc w:val="left"/>
-      <w:pPr>
-        <w:tabs>
-          <w:tab w:val="num" w:pos="4320"/>
-        </w:tabs>
-        <w:ind w:left="4320" w:hanging="360"/>
-      </w:pPr>
-      <w:rPr>
-        <w:rFonts w:ascii="Wingdings" w:hAnsi="Wingdings" w:hint="default"/>
-        <w:sz w:val="20"/>
-      </w:rPr>
-    </w:lvl>
-    <w:lvl w:ilvl="6" w:tentative="1">
-      <w:start w:val="1"/>
-      <w:numFmt w:val="bullet"/>
-      <w:lvlText w:val=""/>
-      <w:lvlJc w:val="left"/>
-      <w:pPr>
-        <w:tabs>
-          <w:tab w:val="num" w:pos="5040"/>
-        </w:tabs>
-        <w:ind w:left="5040" w:hanging="360"/>
-      </w:pPr>
-      <w:rPr>
-        <w:rFonts w:ascii="Wingdings" w:hAnsi="Wingdings" w:hint="default"/>
-        <w:sz w:val="20"/>
-      </w:rPr>
-    </w:lvl>
-    <w:lvl w:ilvl="7" w:tentative="1">
-      <w:start w:val="1"/>
-      <w:numFmt w:val="bullet"/>
-      <w:lvlText w:val=""/>
-      <w:lvlJc w:val="left"/>
-      <w:pPr>
-        <w:tabs>
-          <w:tab w:val="num" w:pos="5760"/>
-        </w:tabs>
-        <w:ind w:left="5760" w:hanging="360"/>
-      </w:pPr>
-      <w:rPr>
-        <w:rFonts w:ascii="Wingdings" w:hAnsi="Wingdings" w:hint="default"/>
-        <w:sz w:val="20"/>
-      </w:rPr>
-    </w:lvl>
-    <w:lvl w:ilvl="8" w:tentative="1">
-      <w:start w:val="1"/>
-      <w:numFmt w:val="bullet"/>
-      <w:lvlText w:val=""/>
-      <w:lvlJc w:val="left"/>
-      <w:pPr>
-        <w:tabs>
-          <w:tab w:val="num" w:pos="6480"/>
-        </w:tabs>
-        <w:ind w:left="6480" w:hanging="360"/>
-      </w:pPr>
-      <w:rPr>
-        <w:rFonts w:ascii="Wingdings" w:hAnsi="Wingdings" w:hint="default"/>
-        <w:sz w:val="20"/>
-      </w:rPr>
-    </w:lvl>
-  </w:abstractNum>
-  <w:abstractNum w:abstractNumId="9" w15:restartNumberingAfterBreak="0">
-    <w:nsid w:val="53B32E43"/>
-    <w:multiLevelType w:val="multilevel"/>
-    <w:tmpl w:val="E14A59C0"/>
-    <w:lvl w:ilvl="0">
-      <w:start w:val="1"/>
-      <w:numFmt w:val="bullet"/>
-      <w:lvlText w:val=""/>
-      <w:lvlJc w:val="left"/>
-      <w:pPr>
-        <w:tabs>
-          <w:tab w:val="num" w:pos="720"/>
-        </w:tabs>
-        <w:ind w:left="720" w:hanging="360"/>
-      </w:pPr>
-      <w:rPr>
-        <w:rFonts w:ascii="Symbol" w:hAnsi="Symbol" w:hint="default"/>
-        <w:sz w:val="20"/>
-      </w:rPr>
-    </w:lvl>
-    <w:lvl w:ilvl="1" w:tentative="1">
-      <w:start w:val="1"/>
-      <w:numFmt w:val="bullet"/>
-      <w:lvlText w:val="o"/>
-      <w:lvlJc w:val="left"/>
-      <w:pPr>
-        <w:tabs>
-          <w:tab w:val="num" w:pos="1440"/>
-        </w:tabs>
-        <w:ind w:left="1440" w:hanging="360"/>
-      </w:pPr>
-      <w:rPr>
-        <w:rFonts w:ascii="Courier New" w:hAnsi="Courier New" w:hint="default"/>
-        <w:sz w:val="20"/>
-      </w:rPr>
-    </w:lvl>
-    <w:lvl w:ilvl="2" w:tentative="1">
-      <w:start w:val="1"/>
-      <w:numFmt w:val="bullet"/>
-      <w:lvlText w:val=""/>
-      <w:lvlJc w:val="left"/>
-      <w:pPr>
-        <w:tabs>
-          <w:tab w:val="num" w:pos="2160"/>
-        </w:tabs>
-        <w:ind w:left="2160" w:hanging="360"/>
-      </w:pPr>
-      <w:rPr>
-        <w:rFonts w:ascii="Wingdings" w:hAnsi="Wingdings" w:hint="default"/>
-        <w:sz w:val="20"/>
-      </w:rPr>
-    </w:lvl>
-    <w:lvl w:ilvl="3" w:tentative="1">
-      <w:start w:val="1"/>
-      <w:numFmt w:val="bullet"/>
-      <w:lvlText w:val=""/>
-      <w:lvlJc w:val="left"/>
-      <w:pPr>
-        <w:tabs>
-          <w:tab w:val="num" w:pos="2880"/>
-        </w:tabs>
-        <w:ind w:left="2880" w:hanging="360"/>
-      </w:pPr>
-      <w:rPr>
-        <w:rFonts w:ascii="Wingdings" w:hAnsi="Wingdings" w:hint="default"/>
-        <w:sz w:val="20"/>
-      </w:rPr>
-    </w:lvl>
-    <w:lvl w:ilvl="4" w:tentative="1">
-      <w:start w:val="1"/>
-      <w:numFmt w:val="bullet"/>
-      <w:lvlText w:val=""/>
-      <w:lvlJc w:val="left"/>
-      <w:pPr>
-        <w:tabs>
-          <w:tab w:val="num" w:pos="3600"/>
-        </w:tabs>
-        <w:ind w:left="3600" w:hanging="360"/>
-      </w:pPr>
-      <w:rPr>
-        <w:rFonts w:ascii="Wingdings" w:hAnsi="Wingdings" w:hint="default"/>
-        <w:sz w:val="20"/>
-      </w:rPr>
-    </w:lvl>
-    <w:lvl w:ilvl="5" w:tentative="1">
-      <w:start w:val="1"/>
-      <w:numFmt w:val="bullet"/>
-      <w:lvlText w:val=""/>
-      <w:lvlJc w:val="left"/>
-      <w:pPr>
-        <w:tabs>
-          <w:tab w:val="num" w:pos="4320"/>
-        </w:tabs>
-        <w:ind w:left="4320" w:hanging="360"/>
-      </w:pPr>
-      <w:rPr>
-        <w:rFonts w:ascii="Wingdings" w:hAnsi="Wingdings" w:hint="default"/>
-        <w:sz w:val="20"/>
-      </w:rPr>
-    </w:lvl>
-    <w:lvl w:ilvl="6" w:tentative="1">
-      <w:start w:val="1"/>
-      <w:numFmt w:val="bullet"/>
-      <w:lvlText w:val=""/>
-      <w:lvlJc w:val="left"/>
-      <w:pPr>
-        <w:tabs>
-          <w:tab w:val="num" w:pos="5040"/>
-        </w:tabs>
-        <w:ind w:left="5040" w:hanging="360"/>
-      </w:pPr>
-      <w:rPr>
-        <w:rFonts w:ascii="Wingdings" w:hAnsi="Wingdings" w:hint="default"/>
-        <w:sz w:val="20"/>
-      </w:rPr>
-    </w:lvl>
-    <w:lvl w:ilvl="7" w:tentative="1">
-      <w:start w:val="1"/>
-      <w:numFmt w:val="bullet"/>
-      <w:lvlText w:val=""/>
-      <w:lvlJc w:val="left"/>
-      <w:pPr>
-        <w:tabs>
-          <w:tab w:val="num" w:pos="5760"/>
-        </w:tabs>
-        <w:ind w:left="5760" w:hanging="360"/>
-      </w:pPr>
-      <w:rPr>
-        <w:rFonts w:ascii="Wingdings" w:hAnsi="Wingdings" w:hint="default"/>
-        <w:sz w:val="20"/>
-      </w:rPr>
-    </w:lvl>
-    <w:lvl w:ilvl="8" w:tentative="1">
-      <w:start w:val="1"/>
-      <w:numFmt w:val="bullet"/>
-      <w:lvlText w:val=""/>
-      <w:lvlJc w:val="left"/>
-      <w:pPr>
-        <w:tabs>
-          <w:tab w:val="num" w:pos="6480"/>
-        </w:tabs>
-        <w:ind w:left="6480" w:hanging="360"/>
-      </w:pPr>
-      <w:rPr>
-        <w:rFonts w:ascii="Wingdings" w:hAnsi="Wingdings" w:hint="default"/>
-        <w:sz w:val="20"/>
-      </w:rPr>
-    </w:lvl>
-  </w:abstractNum>
-  <w:abstractNum w:abstractNumId="10" w15:restartNumberingAfterBreak="0">
-    <w:nsid w:val="555B5158"/>
-    <w:multiLevelType w:val="hybridMultilevel"/>
-    <w:tmpl w:val="30E8B7E8"/>
-    <w:lvl w:ilvl="0" w:tplc="D9460D90">
-      <w:start w:val="1"/>
-      <w:numFmt w:val="decimal"/>
-      <w:lvlText w:val="7.%1."/>
-      <w:lvlJc w:val="left"/>
-      <w:pPr>
-        <w:ind w:left="720" w:hanging="360"/>
-      </w:pPr>
-      <w:rPr>
-        <w:rFonts w:hint="default"/>
-      </w:rPr>
-    </w:lvl>
-    <w:lvl w:ilvl="1" w:tplc="04090019" w:tentative="1">
-      <w:start w:val="1"/>
-      <w:numFmt w:val="lowerLetter"/>
-      <w:lvlText w:val="%2."/>
-      <w:lvlJc w:val="left"/>
-      <w:pPr>
-        <w:ind w:left="1440" w:hanging="360"/>
-      </w:pPr>
-    </w:lvl>
-    <w:lvl w:ilvl="2" w:tplc="0409001B" w:tentative="1">
-      <w:start w:val="1"/>
-      <w:numFmt w:val="lowerRoman"/>
-      <w:lvlText w:val="%3."/>
-      <w:lvlJc w:val="right"/>
-      <w:pPr>
-        <w:ind w:left="2160" w:hanging="180"/>
-      </w:pPr>
-    </w:lvl>
-    <w:lvl w:ilvl="3" w:tplc="0409000F" w:tentative="1">
-      <w:start w:val="1"/>
-      <w:numFmt w:val="decimal"/>
-      <w:lvlText w:val="%4."/>
-      <w:lvlJc w:val="left"/>
-      <w:pPr>
-        <w:ind w:left="2880" w:hanging="360"/>
-      </w:pPr>
-    </w:lvl>
-    <w:lvl w:ilvl="4" w:tplc="04090019" w:tentative="1">
-      <w:start w:val="1"/>
-      <w:numFmt w:val="lowerLetter"/>
-      <w:lvlText w:val="%5."/>
-      <w:lvlJc w:val="left"/>
-      <w:pPr>
-        <w:ind w:left="3600" w:hanging="360"/>
-      </w:pPr>
-    </w:lvl>
-    <w:lvl w:ilvl="5" w:tplc="0409001B" w:tentative="1">
-      <w:start w:val="1"/>
-      <w:numFmt w:val="lowerRoman"/>
-      <w:lvlText w:val="%6."/>
-      <w:lvlJc w:val="right"/>
-      <w:pPr>
-        <w:ind w:left="4320" w:hanging="180"/>
-      </w:pPr>
-    </w:lvl>
-    <w:lvl w:ilvl="6" w:tplc="0409000F" w:tentative="1">
-      <w:start w:val="1"/>
-      <w:numFmt w:val="decimal"/>
-      <w:lvlText w:val="%7."/>
-      <w:lvlJc w:val="left"/>
-      <w:pPr>
-        <w:ind w:left="5040" w:hanging="360"/>
-      </w:pPr>
-    </w:lvl>
-    <w:lvl w:ilvl="7" w:tplc="04090019" w:tentative="1">
-      <w:start w:val="1"/>
-      <w:numFmt w:val="lowerLetter"/>
-      <w:lvlText w:val="%8."/>
-      <w:lvlJc w:val="left"/>
-      <w:pPr>
-        <w:ind w:left="5760" w:hanging="360"/>
-      </w:pPr>
-    </w:lvl>
-    <w:lvl w:ilvl="8" w:tplc="0409001B" w:tentative="1">
-      <w:start w:val="1"/>
-      <w:numFmt w:val="lowerRoman"/>
-      <w:lvlText w:val="%9."/>
-      <w:lvlJc w:val="right"/>
-      <w:pPr>
-        <w:ind w:left="6480" w:hanging="180"/>
-      </w:pPr>
-    </w:lvl>
-  </w:abstractNum>
-  <w:abstractNum w:abstractNumId="11" w15:restartNumberingAfterBreak="0">
+  <w:abstractNum w:abstractNumId="20" w15:restartNumberingAfterBreak="0">
     <w:nsid w:val="56C81017"/>
     <w:multiLevelType w:val="hybridMultilevel"/>
     <w:tmpl w:val="E8D2511E"/>
@@ -3729,156 +6789,7 @@
       </w:rPr>
     </w:lvl>
   </w:abstractNum>
-  <w:abstractNum w:abstractNumId="12" w15:restartNumberingAfterBreak="0">
-    <w:nsid w:val="56D14B67"/>
-    <w:multiLevelType w:val="multilevel"/>
-    <w:tmpl w:val="E9A89236"/>
-    <w:lvl w:ilvl="0">
-      <w:start w:val="1"/>
-      <w:numFmt w:val="bullet"/>
-      <w:lvlText w:val=""/>
-      <w:lvlJc w:val="left"/>
-      <w:pPr>
-        <w:tabs>
-          <w:tab w:val="num" w:pos="720"/>
-        </w:tabs>
-        <w:ind w:left="720" w:hanging="360"/>
-      </w:pPr>
-      <w:rPr>
-        <w:rFonts w:ascii="Symbol" w:hAnsi="Symbol" w:hint="default"/>
-        <w:sz w:val="20"/>
-      </w:rPr>
-    </w:lvl>
-    <w:lvl w:ilvl="1" w:tentative="1">
-      <w:start w:val="1"/>
-      <w:numFmt w:val="bullet"/>
-      <w:lvlText w:val="o"/>
-      <w:lvlJc w:val="left"/>
-      <w:pPr>
-        <w:tabs>
-          <w:tab w:val="num" w:pos="1440"/>
-        </w:tabs>
-        <w:ind w:left="1440" w:hanging="360"/>
-      </w:pPr>
-      <w:rPr>
-        <w:rFonts w:ascii="Courier New" w:hAnsi="Courier New" w:hint="default"/>
-        <w:sz w:val="20"/>
-      </w:rPr>
-    </w:lvl>
-    <w:lvl w:ilvl="2" w:tentative="1">
-      <w:start w:val="1"/>
-      <w:numFmt w:val="bullet"/>
-      <w:lvlText w:val=""/>
-      <w:lvlJc w:val="left"/>
-      <w:pPr>
-        <w:tabs>
-          <w:tab w:val="num" w:pos="2160"/>
-        </w:tabs>
-        <w:ind w:left="2160" w:hanging="360"/>
-      </w:pPr>
-      <w:rPr>
-        <w:rFonts w:ascii="Wingdings" w:hAnsi="Wingdings" w:hint="default"/>
-        <w:sz w:val="20"/>
-      </w:rPr>
-    </w:lvl>
-    <w:lvl w:ilvl="3" w:tentative="1">
-      <w:start w:val="1"/>
-      <w:numFmt w:val="bullet"/>
-      <w:lvlText w:val=""/>
-      <w:lvlJc w:val="left"/>
-      <w:pPr>
-        <w:tabs>
-          <w:tab w:val="num" w:pos="2880"/>
-        </w:tabs>
-        <w:ind w:left="2880" w:hanging="360"/>
-      </w:pPr>
-      <w:rPr>
-        <w:rFonts w:ascii="Wingdings" w:hAnsi="Wingdings" w:hint="default"/>
-        <w:sz w:val="20"/>
-      </w:rPr>
-    </w:lvl>
-    <w:lvl w:ilvl="4" w:tentative="1">
-      <w:start w:val="1"/>
-      <w:numFmt w:val="bullet"/>
-      <w:lvlText w:val=""/>
-      <w:lvlJc w:val="left"/>
-      <w:pPr>
-        <w:tabs>
-          <w:tab w:val="num" w:pos="3600"/>
-        </w:tabs>
-        <w:ind w:left="3600" w:hanging="360"/>
-      </w:pPr>
-      <w:rPr>
-        <w:rFonts w:ascii="Wingdings" w:hAnsi="Wingdings" w:hint="default"/>
-        <w:sz w:val="20"/>
-      </w:rPr>
-    </w:lvl>
-    <w:lvl w:ilvl="5" w:tentative="1">
-      <w:start w:val="1"/>
-      <w:numFmt w:val="bullet"/>
-      <w:lvlText w:val=""/>
-      <w:lvlJc w:val="left"/>
-      <w:pPr>
-        <w:tabs>
-          <w:tab w:val="num" w:pos="4320"/>
-        </w:tabs>
-        <w:ind w:left="4320" w:hanging="360"/>
-      </w:pPr>
-      <w:rPr>
-        <w:rFonts w:ascii="Wingdings" w:hAnsi="Wingdings" w:hint="default"/>
-        <w:sz w:val="20"/>
-      </w:rPr>
-    </w:lvl>
-    <w:lvl w:ilvl="6" w:tentative="1">
-      <w:start w:val="1"/>
-      <w:numFmt w:val="bullet"/>
-      <w:lvlText w:val=""/>
-      <w:lvlJc w:val="left"/>
-      <w:pPr>
-        <w:tabs>
-          <w:tab w:val="num" w:pos="5040"/>
-        </w:tabs>
-        <w:ind w:left="5040" w:hanging="360"/>
-      </w:pPr>
-      <w:rPr>
-        <w:rFonts w:ascii="Wingdings" w:hAnsi="Wingdings" w:hint="default"/>
-        <w:sz w:val="20"/>
-      </w:rPr>
-    </w:lvl>
-    <w:lvl w:ilvl="7" w:tentative="1">
-      <w:start w:val="1"/>
-      <w:numFmt w:val="bullet"/>
-      <w:lvlText w:val=""/>
-      <w:lvlJc w:val="left"/>
-      <w:pPr>
-        <w:tabs>
-          <w:tab w:val="num" w:pos="5760"/>
-        </w:tabs>
-        <w:ind w:left="5760" w:hanging="360"/>
-      </w:pPr>
-      <w:rPr>
-        <w:rFonts w:ascii="Wingdings" w:hAnsi="Wingdings" w:hint="default"/>
-        <w:sz w:val="20"/>
-      </w:rPr>
-    </w:lvl>
-    <w:lvl w:ilvl="8" w:tentative="1">
-      <w:start w:val="1"/>
-      <w:numFmt w:val="bullet"/>
-      <w:lvlText w:val=""/>
-      <w:lvlJc w:val="left"/>
-      <w:pPr>
-        <w:tabs>
-          <w:tab w:val="num" w:pos="6480"/>
-        </w:tabs>
-        <w:ind w:left="6480" w:hanging="360"/>
-      </w:pPr>
-      <w:rPr>
-        <w:rFonts w:ascii="Wingdings" w:hAnsi="Wingdings" w:hint="default"/>
-        <w:sz w:val="20"/>
-      </w:rPr>
-    </w:lvl>
-  </w:abstractNum>
-  <w:abstractNum w:abstractNumId="13" w15:restartNumberingAfterBreak="0">
+  <w:abstractNum w:abstractNumId="21" w15:restartNumberingAfterBreak="0">
     <w:nsid w:val="5B105077"/>
     <w:multiLevelType w:val="multilevel"/>
     <w:tmpl w:val="6E32DB0E"/>
@@ -3992,7 +6903,233 @@
       </w:pPr>
     </w:lvl>
   </w:abstractNum>
-  <w:abstractNum w:abstractNumId="14" w15:restartNumberingAfterBreak="0">
+  <w:abstractNum w:abstractNumId="22" w15:restartNumberingAfterBreak="0">
+    <w:nsid w:val="5D5A7EBF"/>
+    <w:multiLevelType w:val="hybridMultilevel"/>
+    <w:tmpl w:val="73261094"/>
+    <w:lvl w:ilvl="0" w:tplc="89A27246">
+      <w:start w:val="1"/>
+      <w:numFmt w:val="bullet"/>
+      <w:lvlText w:val=""/>
+      <w:lvlJc w:val="left"/>
+      <w:pPr>
+        <w:ind w:left="720" w:hanging="360"/>
+      </w:pPr>
+      <w:rPr>
+        <w:rFonts w:ascii="Symbol" w:hAnsi="Symbol" w:hint="default"/>
+      </w:rPr>
+    </w:lvl>
+    <w:lvl w:ilvl="1" w:tplc="04090003" w:tentative="1">
+      <w:start w:val="1"/>
+      <w:numFmt w:val="bullet"/>
+      <w:lvlText w:val="o"/>
+      <w:lvlJc w:val="left"/>
+      <w:pPr>
+        <w:ind w:left="1440" w:hanging="360"/>
+      </w:pPr>
+      <w:rPr>
+        <w:rFonts w:ascii="Courier New" w:hAnsi="Courier New" w:cs="Courier New" w:hint="default"/>
+      </w:rPr>
+    </w:lvl>
+    <w:lvl w:ilvl="2" w:tplc="04090005" w:tentative="1">
+      <w:start w:val="1"/>
+      <w:numFmt w:val="bullet"/>
+      <w:lvlText w:val=""/>
+      <w:lvlJc w:val="left"/>
+      <w:pPr>
+        <w:ind w:left="2160" w:hanging="360"/>
+      </w:pPr>
+      <w:rPr>
+        <w:rFonts w:ascii="Wingdings" w:hAnsi="Wingdings" w:hint="default"/>
+      </w:rPr>
+    </w:lvl>
+    <w:lvl w:ilvl="3" w:tplc="04090001" w:tentative="1">
+      <w:start w:val="1"/>
+      <w:numFmt w:val="bullet"/>
+      <w:lvlText w:val=""/>
+      <w:lvlJc w:val="left"/>
+      <w:pPr>
+        <w:ind w:left="2880" w:hanging="360"/>
+      </w:pPr>
+      <w:rPr>
+        <w:rFonts w:ascii="Symbol" w:hAnsi="Symbol" w:hint="default"/>
+      </w:rPr>
+    </w:lvl>
+    <w:lvl w:ilvl="4" w:tplc="04090003" w:tentative="1">
+      <w:start w:val="1"/>
+      <w:numFmt w:val="bullet"/>
+      <w:lvlText w:val="o"/>
+      <w:lvlJc w:val="left"/>
+      <w:pPr>
+        <w:ind w:left="3600" w:hanging="360"/>
+      </w:pPr>
+      <w:rPr>
+        <w:rFonts w:ascii="Courier New" w:hAnsi="Courier New" w:cs="Courier New" w:hint="default"/>
+      </w:rPr>
+    </w:lvl>
+    <w:lvl w:ilvl="5" w:tplc="04090005" w:tentative="1">
+      <w:start w:val="1"/>
+      <w:numFmt w:val="bullet"/>
+      <w:lvlText w:val=""/>
+      <w:lvlJc w:val="left"/>
+      <w:pPr>
+        <w:ind w:left="4320" w:hanging="360"/>
+      </w:pPr>
+      <w:rPr>
+        <w:rFonts w:ascii="Wingdings" w:hAnsi="Wingdings" w:hint="default"/>
+      </w:rPr>
+    </w:lvl>
+    <w:lvl w:ilvl="6" w:tplc="04090001" w:tentative="1">
+      <w:start w:val="1"/>
+      <w:numFmt w:val="bullet"/>
+      <w:lvlText w:val=""/>
+      <w:lvlJc w:val="left"/>
+      <w:pPr>
+        <w:ind w:left="5040" w:hanging="360"/>
+      </w:pPr>
+      <w:rPr>
+        <w:rFonts w:ascii="Symbol" w:hAnsi="Symbol" w:hint="default"/>
+      </w:rPr>
+    </w:lvl>
+    <w:lvl w:ilvl="7" w:tplc="04090003" w:tentative="1">
+      <w:start w:val="1"/>
+      <w:numFmt w:val="bullet"/>
+      <w:lvlText w:val="o"/>
+      <w:lvlJc w:val="left"/>
+      <w:pPr>
+        <w:ind w:left="5760" w:hanging="360"/>
+      </w:pPr>
+      <w:rPr>
+        <w:rFonts w:ascii="Courier New" w:hAnsi="Courier New" w:cs="Courier New" w:hint="default"/>
+      </w:rPr>
+    </w:lvl>
+    <w:lvl w:ilvl="8" w:tplc="04090005" w:tentative="1">
+      <w:start w:val="1"/>
+      <w:numFmt w:val="bullet"/>
+      <w:lvlText w:val=""/>
+      <w:lvlJc w:val="left"/>
+      <w:pPr>
+        <w:ind w:left="6480" w:hanging="360"/>
+      </w:pPr>
+      <w:rPr>
+        <w:rFonts w:ascii="Wingdings" w:hAnsi="Wingdings" w:hint="default"/>
+      </w:rPr>
+    </w:lvl>
+  </w:abstractNum>
+  <w:abstractNum w:abstractNumId="23" w15:restartNumberingAfterBreak="0">
+    <w:nsid w:val="5DAD71F5"/>
+    <w:multiLevelType w:val="hybridMultilevel"/>
+    <w:tmpl w:val="3DAEAD5C"/>
+    <w:lvl w:ilvl="0" w:tplc="89A27246">
+      <w:start w:val="1"/>
+      <w:numFmt w:val="bullet"/>
+      <w:lvlText w:val=""/>
+      <w:lvlJc w:val="left"/>
+      <w:pPr>
+        <w:ind w:left="720" w:hanging="360"/>
+      </w:pPr>
+      <w:rPr>
+        <w:rFonts w:ascii="Symbol" w:hAnsi="Symbol" w:hint="default"/>
+      </w:rPr>
+    </w:lvl>
+    <w:lvl w:ilvl="1" w:tplc="04090003" w:tentative="1">
+      <w:start w:val="1"/>
+      <w:numFmt w:val="bullet"/>
+      <w:lvlText w:val="o"/>
+      <w:lvlJc w:val="left"/>
+      <w:pPr>
+        <w:ind w:left="1440" w:hanging="360"/>
+      </w:pPr>
+      <w:rPr>
+        <w:rFonts w:ascii="Courier New" w:hAnsi="Courier New" w:cs="Courier New" w:hint="default"/>
+      </w:rPr>
+    </w:lvl>
+    <w:lvl w:ilvl="2" w:tplc="04090005" w:tentative="1">
+      <w:start w:val="1"/>
+      <w:numFmt w:val="bullet"/>
+      <w:lvlText w:val=""/>
+      <w:lvlJc w:val="left"/>
+      <w:pPr>
+        <w:ind w:left="2160" w:hanging="360"/>
+      </w:pPr>
+      <w:rPr>
+        <w:rFonts w:ascii="Wingdings" w:hAnsi="Wingdings" w:hint="default"/>
+      </w:rPr>
+    </w:lvl>
+    <w:lvl w:ilvl="3" w:tplc="04090001" w:tentative="1">
+      <w:start w:val="1"/>
+      <w:numFmt w:val="bullet"/>
+      <w:lvlText w:val=""/>
+      <w:lvlJc w:val="left"/>
+      <w:pPr>
+        <w:ind w:left="2880" w:hanging="360"/>
+      </w:pPr>
+      <w:rPr>
+        <w:rFonts w:ascii="Symbol" w:hAnsi="Symbol" w:hint="default"/>
+      </w:rPr>
+    </w:lvl>
+    <w:lvl w:ilvl="4" w:tplc="04090003" w:tentative="1">
+      <w:start w:val="1"/>
+      <w:numFmt w:val="bullet"/>
+      <w:lvlText w:val="o"/>
+      <w:lvlJc w:val="left"/>
+      <w:pPr>
+        <w:ind w:left="3600" w:hanging="360"/>
+      </w:pPr>
+      <w:rPr>
+        <w:rFonts w:ascii="Courier New" w:hAnsi="Courier New" w:cs="Courier New" w:hint="default"/>
+      </w:rPr>
+    </w:lvl>
+    <w:lvl w:ilvl="5" w:tplc="04090005" w:tentative="1">
+      <w:start w:val="1"/>
+      <w:numFmt w:val="bullet"/>
+      <w:lvlText w:val=""/>
+      <w:lvlJc w:val="left"/>
+      <w:pPr>
+        <w:ind w:left="4320" w:hanging="360"/>
+      </w:pPr>
+      <w:rPr>
+        <w:rFonts w:ascii="Wingdings" w:hAnsi="Wingdings" w:hint="default"/>
+      </w:rPr>
+    </w:lvl>
+    <w:lvl w:ilvl="6" w:tplc="04090001" w:tentative="1">
+      <w:start w:val="1"/>
+      <w:numFmt w:val="bullet"/>
+      <w:lvlText w:val=""/>
+      <w:lvlJc w:val="left"/>
+      <w:pPr>
+        <w:ind w:left="5040" w:hanging="360"/>
+      </w:pPr>
+      <w:rPr>
+        <w:rFonts w:ascii="Symbol" w:hAnsi="Symbol" w:hint="default"/>
+      </w:rPr>
+    </w:lvl>
+    <w:lvl w:ilvl="7" w:tplc="04090003" w:tentative="1">
+      <w:start w:val="1"/>
+      <w:numFmt w:val="bullet"/>
+      <w:lvlText w:val="o"/>
+      <w:lvlJc w:val="left"/>
+      <w:pPr>
+        <w:ind w:left="5760" w:hanging="360"/>
+      </w:pPr>
+      <w:rPr>
+        <w:rFonts w:ascii="Courier New" w:hAnsi="Courier New" w:cs="Courier New" w:hint="default"/>
+      </w:rPr>
+    </w:lvl>
+    <w:lvl w:ilvl="8" w:tplc="04090005" w:tentative="1">
+      <w:start w:val="1"/>
+      <w:numFmt w:val="bullet"/>
+      <w:lvlText w:val=""/>
+      <w:lvlJc w:val="left"/>
+      <w:pPr>
+        <w:ind w:left="6480" w:hanging="360"/>
+      </w:pPr>
+      <w:rPr>
+        <w:rFonts w:ascii="Wingdings" w:hAnsi="Wingdings" w:hint="default"/>
+      </w:rPr>
+    </w:lvl>
+  </w:abstractNum>
+  <w:abstractNum w:abstractNumId="24" w15:restartNumberingAfterBreak="0">
     <w:nsid w:val="6144371B"/>
     <w:multiLevelType w:val="hybridMultilevel"/>
     <w:tmpl w:val="A78E687A"/>
@@ -4105,10 +7242,236 @@
       </w:rPr>
     </w:lvl>
   </w:abstractNum>
-  <w:abstractNum w:abstractNumId="15" w15:restartNumberingAfterBreak="0">
+  <w:abstractNum w:abstractNumId="25" w15:restartNumberingAfterBreak="0">
+    <w:nsid w:val="649F6B0A"/>
+    <w:multiLevelType w:val="hybridMultilevel"/>
+    <w:tmpl w:val="410CD470"/>
+    <w:lvl w:ilvl="0" w:tplc="89A27246">
+      <w:start w:val="1"/>
+      <w:numFmt w:val="bullet"/>
+      <w:lvlText w:val=""/>
+      <w:lvlJc w:val="left"/>
+      <w:pPr>
+        <w:ind w:left="720" w:hanging="360"/>
+      </w:pPr>
+      <w:rPr>
+        <w:rFonts w:ascii="Symbol" w:hAnsi="Symbol" w:hint="default"/>
+      </w:rPr>
+    </w:lvl>
+    <w:lvl w:ilvl="1" w:tplc="04090003" w:tentative="1">
+      <w:start w:val="1"/>
+      <w:numFmt w:val="bullet"/>
+      <w:lvlText w:val="o"/>
+      <w:lvlJc w:val="left"/>
+      <w:pPr>
+        <w:ind w:left="1440" w:hanging="360"/>
+      </w:pPr>
+      <w:rPr>
+        <w:rFonts w:ascii="Courier New" w:hAnsi="Courier New" w:cs="Courier New" w:hint="default"/>
+      </w:rPr>
+    </w:lvl>
+    <w:lvl w:ilvl="2" w:tplc="04090005" w:tentative="1">
+      <w:start w:val="1"/>
+      <w:numFmt w:val="bullet"/>
+      <w:lvlText w:val=""/>
+      <w:lvlJc w:val="left"/>
+      <w:pPr>
+        <w:ind w:left="2160" w:hanging="360"/>
+      </w:pPr>
+      <w:rPr>
+        <w:rFonts w:ascii="Wingdings" w:hAnsi="Wingdings" w:hint="default"/>
+      </w:rPr>
+    </w:lvl>
+    <w:lvl w:ilvl="3" w:tplc="04090001" w:tentative="1">
+      <w:start w:val="1"/>
+      <w:numFmt w:val="bullet"/>
+      <w:lvlText w:val=""/>
+      <w:lvlJc w:val="left"/>
+      <w:pPr>
+        <w:ind w:left="2880" w:hanging="360"/>
+      </w:pPr>
+      <w:rPr>
+        <w:rFonts w:ascii="Symbol" w:hAnsi="Symbol" w:hint="default"/>
+      </w:rPr>
+    </w:lvl>
+    <w:lvl w:ilvl="4" w:tplc="04090003" w:tentative="1">
+      <w:start w:val="1"/>
+      <w:numFmt w:val="bullet"/>
+      <w:lvlText w:val="o"/>
+      <w:lvlJc w:val="left"/>
+      <w:pPr>
+        <w:ind w:left="3600" w:hanging="360"/>
+      </w:pPr>
+      <w:rPr>
+        <w:rFonts w:ascii="Courier New" w:hAnsi="Courier New" w:cs="Courier New" w:hint="default"/>
+      </w:rPr>
+    </w:lvl>
+    <w:lvl w:ilvl="5" w:tplc="04090005" w:tentative="1">
+      <w:start w:val="1"/>
+      <w:numFmt w:val="bullet"/>
+      <w:lvlText w:val=""/>
+      <w:lvlJc w:val="left"/>
+      <w:pPr>
+        <w:ind w:left="4320" w:hanging="360"/>
+      </w:pPr>
+      <w:rPr>
+        <w:rFonts w:ascii="Wingdings" w:hAnsi="Wingdings" w:hint="default"/>
+      </w:rPr>
+    </w:lvl>
+    <w:lvl w:ilvl="6" w:tplc="04090001" w:tentative="1">
+      <w:start w:val="1"/>
+      <w:numFmt w:val="bullet"/>
+      <w:lvlText w:val=""/>
+      <w:lvlJc w:val="left"/>
+      <w:pPr>
+        <w:ind w:left="5040" w:hanging="360"/>
+      </w:pPr>
+      <w:rPr>
+        <w:rFonts w:ascii="Symbol" w:hAnsi="Symbol" w:hint="default"/>
+      </w:rPr>
+    </w:lvl>
+    <w:lvl w:ilvl="7" w:tplc="04090003" w:tentative="1">
+      <w:start w:val="1"/>
+      <w:numFmt w:val="bullet"/>
+      <w:lvlText w:val="o"/>
+      <w:lvlJc w:val="left"/>
+      <w:pPr>
+        <w:ind w:left="5760" w:hanging="360"/>
+      </w:pPr>
+      <w:rPr>
+        <w:rFonts w:ascii="Courier New" w:hAnsi="Courier New" w:cs="Courier New" w:hint="default"/>
+      </w:rPr>
+    </w:lvl>
+    <w:lvl w:ilvl="8" w:tplc="04090005" w:tentative="1">
+      <w:start w:val="1"/>
+      <w:numFmt w:val="bullet"/>
+      <w:lvlText w:val=""/>
+      <w:lvlJc w:val="left"/>
+      <w:pPr>
+        <w:ind w:left="6480" w:hanging="360"/>
+      </w:pPr>
+      <w:rPr>
+        <w:rFonts w:ascii="Wingdings" w:hAnsi="Wingdings" w:hint="default"/>
+      </w:rPr>
+    </w:lvl>
+  </w:abstractNum>
+  <w:abstractNum w:abstractNumId="26" w15:restartNumberingAfterBreak="0">
+    <w:nsid w:val="64B9591B"/>
+    <w:multiLevelType w:val="hybridMultilevel"/>
+    <w:tmpl w:val="78DE69E8"/>
+    <w:lvl w:ilvl="0" w:tplc="89A27246">
+      <w:start w:val="1"/>
+      <w:numFmt w:val="bullet"/>
+      <w:lvlText w:val=""/>
+      <w:lvlJc w:val="left"/>
+      <w:pPr>
+        <w:ind w:left="720" w:hanging="360"/>
+      </w:pPr>
+      <w:rPr>
+        <w:rFonts w:ascii="Symbol" w:hAnsi="Symbol" w:hint="default"/>
+      </w:rPr>
+    </w:lvl>
+    <w:lvl w:ilvl="1" w:tplc="04090003" w:tentative="1">
+      <w:start w:val="1"/>
+      <w:numFmt w:val="bullet"/>
+      <w:lvlText w:val="o"/>
+      <w:lvlJc w:val="left"/>
+      <w:pPr>
+        <w:ind w:left="1440" w:hanging="360"/>
+      </w:pPr>
+      <w:rPr>
+        <w:rFonts w:ascii="Courier New" w:hAnsi="Courier New" w:cs="Courier New" w:hint="default"/>
+      </w:rPr>
+    </w:lvl>
+    <w:lvl w:ilvl="2" w:tplc="04090005" w:tentative="1">
+      <w:start w:val="1"/>
+      <w:numFmt w:val="bullet"/>
+      <w:lvlText w:val=""/>
+      <w:lvlJc w:val="left"/>
+      <w:pPr>
+        <w:ind w:left="2160" w:hanging="360"/>
+      </w:pPr>
+      <w:rPr>
+        <w:rFonts w:ascii="Wingdings" w:hAnsi="Wingdings" w:hint="default"/>
+      </w:rPr>
+    </w:lvl>
+    <w:lvl w:ilvl="3" w:tplc="04090001" w:tentative="1">
+      <w:start w:val="1"/>
+      <w:numFmt w:val="bullet"/>
+      <w:lvlText w:val=""/>
+      <w:lvlJc w:val="left"/>
+      <w:pPr>
+        <w:ind w:left="2880" w:hanging="360"/>
+      </w:pPr>
+      <w:rPr>
+        <w:rFonts w:ascii="Symbol" w:hAnsi="Symbol" w:hint="default"/>
+      </w:rPr>
+    </w:lvl>
+    <w:lvl w:ilvl="4" w:tplc="04090003" w:tentative="1">
+      <w:start w:val="1"/>
+      <w:numFmt w:val="bullet"/>
+      <w:lvlText w:val="o"/>
+      <w:lvlJc w:val="left"/>
+      <w:pPr>
+        <w:ind w:left="3600" w:hanging="360"/>
+      </w:pPr>
+      <w:rPr>
+        <w:rFonts w:ascii="Courier New" w:hAnsi="Courier New" w:cs="Courier New" w:hint="default"/>
+      </w:rPr>
+    </w:lvl>
+    <w:lvl w:ilvl="5" w:tplc="04090005" w:tentative="1">
+      <w:start w:val="1"/>
+      <w:numFmt w:val="bullet"/>
+      <w:lvlText w:val=""/>
+      <w:lvlJc w:val="left"/>
+      <w:pPr>
+        <w:ind w:left="4320" w:hanging="360"/>
+      </w:pPr>
+      <w:rPr>
+        <w:rFonts w:ascii="Wingdings" w:hAnsi="Wingdings" w:hint="default"/>
+      </w:rPr>
+    </w:lvl>
+    <w:lvl w:ilvl="6" w:tplc="04090001" w:tentative="1">
+      <w:start w:val="1"/>
+      <w:numFmt w:val="bullet"/>
+      <w:lvlText w:val=""/>
+      <w:lvlJc w:val="left"/>
+      <w:pPr>
+        <w:ind w:left="5040" w:hanging="360"/>
+      </w:pPr>
+      <w:rPr>
+        <w:rFonts w:ascii="Symbol" w:hAnsi="Symbol" w:hint="default"/>
+      </w:rPr>
+    </w:lvl>
+    <w:lvl w:ilvl="7" w:tplc="04090003" w:tentative="1">
+      <w:start w:val="1"/>
+      <w:numFmt w:val="bullet"/>
+      <w:lvlText w:val="o"/>
+      <w:lvlJc w:val="left"/>
+      <w:pPr>
+        <w:ind w:left="5760" w:hanging="360"/>
+      </w:pPr>
+      <w:rPr>
+        <w:rFonts w:ascii="Courier New" w:hAnsi="Courier New" w:cs="Courier New" w:hint="default"/>
+      </w:rPr>
+    </w:lvl>
+    <w:lvl w:ilvl="8" w:tplc="04090005" w:tentative="1">
+      <w:start w:val="1"/>
+      <w:numFmt w:val="bullet"/>
+      <w:lvlText w:val=""/>
+      <w:lvlJc w:val="left"/>
+      <w:pPr>
+        <w:ind w:left="6480" w:hanging="360"/>
+      </w:pPr>
+      <w:rPr>
+        <w:rFonts w:ascii="Wingdings" w:hAnsi="Wingdings" w:hint="default"/>
+      </w:rPr>
+    </w:lvl>
+  </w:abstractNum>
+  <w:abstractNum w:abstractNumId="27" w15:restartNumberingAfterBreak="0">
     <w:nsid w:val="678F194C"/>
     <w:multiLevelType w:val="hybridMultilevel"/>
-    <w:tmpl w:val="67324F08"/>
+    <w:tmpl w:val="9D5AF686"/>
     <w:lvl w:ilvl="0" w:tplc="89A27246">
       <w:start w:val="1"/>
       <w:numFmt w:val="bullet"/>
@@ -4218,307 +7581,555 @@
       </w:rPr>
     </w:lvl>
   </w:abstractNum>
-  <w:abstractNum w:abstractNumId="16" w15:restartNumberingAfterBreak="0">
-    <w:nsid w:val="77C9241C"/>
+  <w:abstractNum w:abstractNumId="28" w15:restartNumberingAfterBreak="0">
+    <w:nsid w:val="69897DF6"/>
     <w:multiLevelType w:val="hybridMultilevel"/>
-    <w:tmpl w:val="8B3ABB4A"/>
-    <w:lvl w:ilvl="0" w:tplc="39B2E440">
-      <w:start w:val="1"/>
-      <w:numFmt w:val="decimal"/>
-      <w:lvlText w:val="2.%1."/>
+    <w:tmpl w:val="42BEDE16"/>
+    <w:lvl w:ilvl="0" w:tplc="89A27246">
+      <w:start w:val="1"/>
+      <w:numFmt w:val="bullet"/>
+      <w:lvlText w:val=""/>
       <w:lvlJc w:val="left"/>
       <w:pPr>
         <w:ind w:left="720" w:hanging="360"/>
       </w:pPr>
       <w:rPr>
-        <w:rFonts w:hint="default"/>
-      </w:rPr>
-    </w:lvl>
-    <w:lvl w:ilvl="1" w:tplc="FFFFFFFF" w:tentative="1">
-      <w:start w:val="1"/>
-      <w:numFmt w:val="lowerLetter"/>
-      <w:lvlText w:val="%2."/>
+        <w:rFonts w:ascii="Symbol" w:hAnsi="Symbol" w:hint="default"/>
+      </w:rPr>
+    </w:lvl>
+    <w:lvl w:ilvl="1" w:tplc="04090003" w:tentative="1">
+      <w:start w:val="1"/>
+      <w:numFmt w:val="bullet"/>
+      <w:lvlText w:val="o"/>
       <w:lvlJc w:val="left"/>
       <w:pPr>
         <w:ind w:left="1440" w:hanging="360"/>
       </w:pPr>
-    </w:lvl>
-    <w:lvl w:ilvl="2" w:tplc="FFFFFFFF" w:tentative="1">
-      <w:start w:val="1"/>
-      <w:numFmt w:val="lowerRoman"/>
-      <w:lvlText w:val="%3."/>
-      <w:lvlJc w:val="right"/>
-      <w:pPr>
-        <w:ind w:left="2160" w:hanging="180"/>
-      </w:pPr>
-    </w:lvl>
-    <w:lvl w:ilvl="3" w:tplc="FFFFFFFF" w:tentative="1">
-      <w:start w:val="1"/>
-      <w:numFmt w:val="decimal"/>
-      <w:lvlText w:val="%4."/>
+      <w:rPr>
+        <w:rFonts w:ascii="Courier New" w:hAnsi="Courier New" w:cs="Courier New" w:hint="default"/>
+      </w:rPr>
+    </w:lvl>
+    <w:lvl w:ilvl="2" w:tplc="04090005" w:tentative="1">
+      <w:start w:val="1"/>
+      <w:numFmt w:val="bullet"/>
+      <w:lvlText w:val=""/>
+      <w:lvlJc w:val="left"/>
+      <w:pPr>
+        <w:ind w:left="2160" w:hanging="360"/>
+      </w:pPr>
+      <w:rPr>
+        <w:rFonts w:ascii="Wingdings" w:hAnsi="Wingdings" w:hint="default"/>
+      </w:rPr>
+    </w:lvl>
+    <w:lvl w:ilvl="3" w:tplc="04090001" w:tentative="1">
+      <w:start w:val="1"/>
+      <w:numFmt w:val="bullet"/>
+      <w:lvlText w:val=""/>
       <w:lvlJc w:val="left"/>
       <w:pPr>
         <w:ind w:left="2880" w:hanging="360"/>
       </w:pPr>
-    </w:lvl>
-    <w:lvl w:ilvl="4" w:tplc="FFFFFFFF" w:tentative="1">
-      <w:start w:val="1"/>
-      <w:numFmt w:val="lowerLetter"/>
-      <w:lvlText w:val="%5."/>
+      <w:rPr>
+        <w:rFonts w:ascii="Symbol" w:hAnsi="Symbol" w:hint="default"/>
+      </w:rPr>
+    </w:lvl>
+    <w:lvl w:ilvl="4" w:tplc="04090003" w:tentative="1">
+      <w:start w:val="1"/>
+      <w:numFmt w:val="bullet"/>
+      <w:lvlText w:val="o"/>
       <w:lvlJc w:val="left"/>
       <w:pPr>
         <w:ind w:left="3600" w:hanging="360"/>
       </w:pPr>
-    </w:lvl>
-    <w:lvl w:ilvl="5" w:tplc="FFFFFFFF" w:tentative="1">
-      <w:start w:val="1"/>
-      <w:numFmt w:val="lowerRoman"/>
-      <w:lvlText w:val="%6."/>
-      <w:lvlJc w:val="right"/>
-      <w:pPr>
-        <w:ind w:left="4320" w:hanging="180"/>
-      </w:pPr>
-    </w:lvl>
-    <w:lvl w:ilvl="6" w:tplc="FFFFFFFF" w:tentative="1">
-      <w:start w:val="1"/>
-      <w:numFmt w:val="decimal"/>
-      <w:lvlText w:val="%7."/>
+      <w:rPr>
+        <w:rFonts w:ascii="Courier New" w:hAnsi="Courier New" w:cs="Courier New" w:hint="default"/>
+      </w:rPr>
+    </w:lvl>
+    <w:lvl w:ilvl="5" w:tplc="04090005" w:tentative="1">
+      <w:start w:val="1"/>
+      <w:numFmt w:val="bullet"/>
+      <w:lvlText w:val=""/>
+      <w:lvlJc w:val="left"/>
+      <w:pPr>
+        <w:ind w:left="4320" w:hanging="360"/>
+      </w:pPr>
+      <w:rPr>
+        <w:rFonts w:ascii="Wingdings" w:hAnsi="Wingdings" w:hint="default"/>
+      </w:rPr>
+    </w:lvl>
+    <w:lvl w:ilvl="6" w:tplc="04090001" w:tentative="1">
+      <w:start w:val="1"/>
+      <w:numFmt w:val="bullet"/>
+      <w:lvlText w:val=""/>
       <w:lvlJc w:val="left"/>
       <w:pPr>
         <w:ind w:left="5040" w:hanging="360"/>
       </w:pPr>
-    </w:lvl>
-    <w:lvl w:ilvl="7" w:tplc="FFFFFFFF" w:tentative="1">
-      <w:start w:val="1"/>
-      <w:numFmt w:val="lowerLetter"/>
-      <w:lvlText w:val="%8."/>
+      <w:rPr>
+        <w:rFonts w:ascii="Symbol" w:hAnsi="Symbol" w:hint="default"/>
+      </w:rPr>
+    </w:lvl>
+    <w:lvl w:ilvl="7" w:tplc="04090003" w:tentative="1">
+      <w:start w:val="1"/>
+      <w:numFmt w:val="bullet"/>
+      <w:lvlText w:val="o"/>
       <w:lvlJc w:val="left"/>
       <w:pPr>
         <w:ind w:left="5760" w:hanging="360"/>
       </w:pPr>
-    </w:lvl>
-    <w:lvl w:ilvl="8" w:tplc="FFFFFFFF" w:tentative="1">
-      <w:start w:val="1"/>
-      <w:numFmt w:val="lowerRoman"/>
-      <w:lvlText w:val="%9."/>
-      <w:lvlJc w:val="right"/>
-      <w:pPr>
-        <w:ind w:left="6480" w:hanging="180"/>
-      </w:pPr>
+      <w:rPr>
+        <w:rFonts w:ascii="Courier New" w:hAnsi="Courier New" w:cs="Courier New" w:hint="default"/>
+      </w:rPr>
+    </w:lvl>
+    <w:lvl w:ilvl="8" w:tplc="04090005" w:tentative="1">
+      <w:start w:val="1"/>
+      <w:numFmt w:val="bullet"/>
+      <w:lvlText w:val=""/>
+      <w:lvlJc w:val="left"/>
+      <w:pPr>
+        <w:ind w:left="6480" w:hanging="360"/>
+      </w:pPr>
+      <w:rPr>
+        <w:rFonts w:ascii="Wingdings" w:hAnsi="Wingdings" w:hint="default"/>
+      </w:rPr>
     </w:lvl>
   </w:abstractNum>
-  <w:abstractNum w:abstractNumId="17" w15:restartNumberingAfterBreak="0">
-    <w:nsid w:val="7BB51909"/>
-    <w:multiLevelType w:val="multilevel"/>
-    <w:tmpl w:val="51384674"/>
-    <w:lvl w:ilvl="0">
+  <w:abstractNum w:abstractNumId="29" w15:restartNumberingAfterBreak="0">
+    <w:nsid w:val="6D8A20C2"/>
+    <w:multiLevelType w:val="hybridMultilevel"/>
+    <w:tmpl w:val="B6428742"/>
+    <w:lvl w:ilvl="0" w:tplc="89A27246">
+      <w:start w:val="1"/>
+      <w:numFmt w:val="bullet"/>
+      <w:lvlText w:val=""/>
+      <w:lvlJc w:val="left"/>
+      <w:pPr>
+        <w:ind w:left="720" w:hanging="360"/>
+      </w:pPr>
+      <w:rPr>
+        <w:rFonts w:ascii="Symbol" w:hAnsi="Symbol" w:hint="default"/>
+      </w:rPr>
+    </w:lvl>
+    <w:lvl w:ilvl="1" w:tplc="04090003" w:tentative="1">
+      <w:start w:val="1"/>
+      <w:numFmt w:val="bullet"/>
+      <w:lvlText w:val="o"/>
+      <w:lvlJc w:val="left"/>
+      <w:pPr>
+        <w:ind w:left="1440" w:hanging="360"/>
+      </w:pPr>
+      <w:rPr>
+        <w:rFonts w:ascii="Courier New" w:hAnsi="Courier New" w:cs="Courier New" w:hint="default"/>
+      </w:rPr>
+    </w:lvl>
+    <w:lvl w:ilvl="2" w:tplc="04090005" w:tentative="1">
+      <w:start w:val="1"/>
+      <w:numFmt w:val="bullet"/>
+      <w:lvlText w:val=""/>
+      <w:lvlJc w:val="left"/>
+      <w:pPr>
+        <w:ind w:left="2160" w:hanging="360"/>
+      </w:pPr>
+      <w:rPr>
+        <w:rFonts w:ascii="Wingdings" w:hAnsi="Wingdings" w:hint="default"/>
+      </w:rPr>
+    </w:lvl>
+    <w:lvl w:ilvl="3" w:tplc="04090001" w:tentative="1">
       <w:start w:val="1"/>
       <w:numFmt w:val="bullet"/>
       <w:lvlText w:val=""/>
       <w:lvlJc w:val="left"/>
       <w:pPr>
-        <w:tabs>
-          <w:tab w:val="num" w:pos="720"/>
-        </w:tabs>
+        <w:ind w:left="2880" w:hanging="360"/>
+      </w:pPr>
+      <w:rPr>
+        <w:rFonts w:ascii="Symbol" w:hAnsi="Symbol" w:hint="default"/>
+      </w:rPr>
+    </w:lvl>
+    <w:lvl w:ilvl="4" w:tplc="04090003" w:tentative="1">
+      <w:start w:val="1"/>
+      <w:numFmt w:val="bullet"/>
+      <w:lvlText w:val="o"/>
+      <w:lvlJc w:val="left"/>
+      <w:pPr>
+        <w:ind w:left="3600" w:hanging="360"/>
+      </w:pPr>
+      <w:rPr>
+        <w:rFonts w:ascii="Courier New" w:hAnsi="Courier New" w:cs="Courier New" w:hint="default"/>
+      </w:rPr>
+    </w:lvl>
+    <w:lvl w:ilvl="5" w:tplc="04090005" w:tentative="1">
+      <w:start w:val="1"/>
+      <w:numFmt w:val="bullet"/>
+      <w:lvlText w:val=""/>
+      <w:lvlJc w:val="left"/>
+      <w:pPr>
+        <w:ind w:left="4320" w:hanging="360"/>
+      </w:pPr>
+      <w:rPr>
+        <w:rFonts w:ascii="Wingdings" w:hAnsi="Wingdings" w:hint="default"/>
+      </w:rPr>
+    </w:lvl>
+    <w:lvl w:ilvl="6" w:tplc="04090001" w:tentative="1">
+      <w:start w:val="1"/>
+      <w:numFmt w:val="bullet"/>
+      <w:lvlText w:val=""/>
+      <w:lvlJc w:val="left"/>
+      <w:pPr>
+        <w:ind w:left="5040" w:hanging="360"/>
+      </w:pPr>
+      <w:rPr>
+        <w:rFonts w:ascii="Symbol" w:hAnsi="Symbol" w:hint="default"/>
+      </w:rPr>
+    </w:lvl>
+    <w:lvl w:ilvl="7" w:tplc="04090003" w:tentative="1">
+      <w:start w:val="1"/>
+      <w:numFmt w:val="bullet"/>
+      <w:lvlText w:val="o"/>
+      <w:lvlJc w:val="left"/>
+      <w:pPr>
+        <w:ind w:left="5760" w:hanging="360"/>
+      </w:pPr>
+      <w:rPr>
+        <w:rFonts w:ascii="Courier New" w:hAnsi="Courier New" w:cs="Courier New" w:hint="default"/>
+      </w:rPr>
+    </w:lvl>
+    <w:lvl w:ilvl="8" w:tplc="04090005" w:tentative="1">
+      <w:start w:val="1"/>
+      <w:numFmt w:val="bullet"/>
+      <w:lvlText w:val=""/>
+      <w:lvlJc w:val="left"/>
+      <w:pPr>
+        <w:ind w:left="6480" w:hanging="360"/>
+      </w:pPr>
+      <w:rPr>
+        <w:rFonts w:ascii="Wingdings" w:hAnsi="Wingdings" w:hint="default"/>
+      </w:rPr>
+    </w:lvl>
+  </w:abstractNum>
+  <w:abstractNum w:abstractNumId="30" w15:restartNumberingAfterBreak="0">
+    <w:nsid w:val="782156D3"/>
+    <w:multiLevelType w:val="hybridMultilevel"/>
+    <w:tmpl w:val="2C38D48A"/>
+    <w:lvl w:ilvl="0" w:tplc="89A27246">
+      <w:start w:val="1"/>
+      <w:numFmt w:val="bullet"/>
+      <w:lvlText w:val=""/>
+      <w:lvlJc w:val="left"/>
+      <w:pPr>
         <w:ind w:left="720" w:hanging="360"/>
       </w:pPr>
       <w:rPr>
         <w:rFonts w:ascii="Symbol" w:hAnsi="Symbol" w:hint="default"/>
-        <w:sz w:val="20"/>
-      </w:rPr>
-    </w:lvl>
-    <w:lvl w:ilvl="1" w:tentative="1">
+      </w:rPr>
+    </w:lvl>
+    <w:lvl w:ilvl="1" w:tplc="04090003" w:tentative="1">
       <w:start w:val="1"/>
       <w:numFmt w:val="bullet"/>
       <w:lvlText w:val="o"/>
       <w:lvlJc w:val="left"/>
       <w:pPr>
-        <w:tabs>
-          <w:tab w:val="num" w:pos="1440"/>
-        </w:tabs>
         <w:ind w:left="1440" w:hanging="360"/>
       </w:pPr>
       <w:rPr>
-        <w:rFonts w:ascii="Courier New" w:hAnsi="Courier New" w:hint="default"/>
-        <w:sz w:val="20"/>
-      </w:rPr>
-    </w:lvl>
-    <w:lvl w:ilvl="2" w:tentative="1">
+        <w:rFonts w:ascii="Courier New" w:hAnsi="Courier New" w:cs="Courier New" w:hint="default"/>
+      </w:rPr>
+    </w:lvl>
+    <w:lvl w:ilvl="2" w:tplc="04090005" w:tentative="1">
       <w:start w:val="1"/>
       <w:numFmt w:val="bullet"/>
       <w:lvlText w:val=""/>
       <w:lvlJc w:val="left"/>
       <w:pPr>
-        <w:tabs>
-          <w:tab w:val="num" w:pos="2160"/>
-        </w:tabs>
         <w:ind w:left="2160" w:hanging="360"/>
       </w:pPr>
       <w:rPr>
         <w:rFonts w:ascii="Wingdings" w:hAnsi="Wingdings" w:hint="default"/>
-        <w:sz w:val="20"/>
-      </w:rPr>
-    </w:lvl>
-    <w:lvl w:ilvl="3" w:tentative="1">
+      </w:rPr>
+    </w:lvl>
+    <w:lvl w:ilvl="3" w:tplc="04090001" w:tentative="1">
+      <w:start w:val="1"/>
+      <w:numFmt w:val="bullet"/>
+      <w:lvlText w:val=""/>
+      <w:lvlJc w:val="left"/>
+      <w:pPr>
+        <w:ind w:left="2880" w:hanging="360"/>
+      </w:pPr>
+      <w:rPr>
+        <w:rFonts w:ascii="Symbol" w:hAnsi="Symbol" w:hint="default"/>
+      </w:rPr>
+    </w:lvl>
+    <w:lvl w:ilvl="4" w:tplc="04090003" w:tentative="1">
+      <w:start w:val="1"/>
+      <w:numFmt w:val="bullet"/>
+      <w:lvlText w:val="o"/>
+      <w:lvlJc w:val="left"/>
+      <w:pPr>
+        <w:ind w:left="3600" w:hanging="360"/>
+      </w:pPr>
+      <w:rPr>
+        <w:rFonts w:ascii="Courier New" w:hAnsi="Courier New" w:cs="Courier New" w:hint="default"/>
+      </w:rPr>
+    </w:lvl>
+    <w:lvl w:ilvl="5" w:tplc="04090005" w:tentative="1">
       <w:start w:val="1"/>
       <w:numFmt w:val="bullet"/>
       <w:lvlText w:val=""/>
       <w:lvlJc w:val="left"/>
       <w:pPr>
-        <w:tabs>
-          <w:tab w:val="num" w:pos="2880"/>
-        </w:tabs>
+        <w:ind w:left="4320" w:hanging="360"/>
+      </w:pPr>
+      <w:rPr>
+        <w:rFonts w:ascii="Wingdings" w:hAnsi="Wingdings" w:hint="default"/>
+      </w:rPr>
+    </w:lvl>
+    <w:lvl w:ilvl="6" w:tplc="04090001" w:tentative="1">
+      <w:start w:val="1"/>
+      <w:numFmt w:val="bullet"/>
+      <w:lvlText w:val=""/>
+      <w:lvlJc w:val="left"/>
+      <w:pPr>
+        <w:ind w:left="5040" w:hanging="360"/>
+      </w:pPr>
+      <w:rPr>
+        <w:rFonts w:ascii="Symbol" w:hAnsi="Symbol" w:hint="default"/>
+      </w:rPr>
+    </w:lvl>
+    <w:lvl w:ilvl="7" w:tplc="04090003" w:tentative="1">
+      <w:start w:val="1"/>
+      <w:numFmt w:val="bullet"/>
+      <w:lvlText w:val="o"/>
+      <w:lvlJc w:val="left"/>
+      <w:pPr>
+        <w:ind w:left="5760" w:hanging="360"/>
+      </w:pPr>
+      <w:rPr>
+        <w:rFonts w:ascii="Courier New" w:hAnsi="Courier New" w:cs="Courier New" w:hint="default"/>
+      </w:rPr>
+    </w:lvl>
+    <w:lvl w:ilvl="8" w:tplc="04090005" w:tentative="1">
+      <w:start w:val="1"/>
+      <w:numFmt w:val="bullet"/>
+      <w:lvlText w:val=""/>
+      <w:lvlJc w:val="left"/>
+      <w:pPr>
+        <w:ind w:left="6480" w:hanging="360"/>
+      </w:pPr>
+      <w:rPr>
+        <w:rFonts w:ascii="Wingdings" w:hAnsi="Wingdings" w:hint="default"/>
+      </w:rPr>
+    </w:lvl>
+  </w:abstractNum>
+  <w:abstractNum w:abstractNumId="31" w15:restartNumberingAfterBreak="0">
+    <w:nsid w:val="7C02326D"/>
+    <w:multiLevelType w:val="hybridMultilevel"/>
+    <w:tmpl w:val="9FC49EE2"/>
+    <w:lvl w:ilvl="0" w:tplc="91F05290">
+      <w:start w:val="1"/>
+      <w:numFmt w:val="bullet"/>
+      <w:lvlText w:val=""/>
+      <w:lvlJc w:val="left"/>
+      <w:pPr>
+        <w:ind w:left="720" w:hanging="360"/>
+      </w:pPr>
+      <w:rPr>
+        <w:rFonts w:ascii="Symbol" w:hAnsi="Symbol" w:hint="default"/>
+      </w:rPr>
+    </w:lvl>
+    <w:lvl w:ilvl="1" w:tplc="04090003" w:tentative="1">
+      <w:start w:val="1"/>
+      <w:numFmt w:val="bullet"/>
+      <w:lvlText w:val="o"/>
+      <w:lvlJc w:val="left"/>
+      <w:pPr>
+        <w:ind w:left="1440" w:hanging="360"/>
+      </w:pPr>
+      <w:rPr>
+        <w:rFonts w:ascii="Courier New" w:hAnsi="Courier New" w:cs="Courier New" w:hint="default"/>
+      </w:rPr>
+    </w:lvl>
+    <w:lvl w:ilvl="2" w:tplc="04090005" w:tentative="1">
+      <w:start w:val="1"/>
+      <w:numFmt w:val="bullet"/>
+      <w:lvlText w:val=""/>
+      <w:lvlJc w:val="left"/>
+      <w:pPr>
+        <w:ind w:left="2160" w:hanging="360"/>
+      </w:pPr>
+      <w:rPr>
+        <w:rFonts w:ascii="Wingdings" w:hAnsi="Wingdings" w:hint="default"/>
+      </w:rPr>
+    </w:lvl>
+    <w:lvl w:ilvl="3" w:tplc="04090001" w:tentative="1">
+      <w:start w:val="1"/>
+      <w:numFmt w:val="bullet"/>
+      <w:lvlText w:val=""/>
+      <w:lvlJc w:val="left"/>
+      <w:pPr>
         <w:ind w:left="2880" w:hanging="360"/>
       </w:pPr>
       <w:rPr>
-        <w:rFonts w:ascii="Wingdings" w:hAnsi="Wingdings" w:hint="default"/>
-        <w:sz w:val="20"/>
-      </w:rPr>
-    </w:lvl>
-    <w:lvl w:ilvl="4" w:tentative="1">
+        <w:rFonts w:ascii="Symbol" w:hAnsi="Symbol" w:hint="default"/>
+      </w:rPr>
+    </w:lvl>
+    <w:lvl w:ilvl="4" w:tplc="04090003" w:tentative="1">
+      <w:start w:val="1"/>
+      <w:numFmt w:val="bullet"/>
+      <w:lvlText w:val="o"/>
+      <w:lvlJc w:val="left"/>
+      <w:pPr>
+        <w:ind w:left="3600" w:hanging="360"/>
+      </w:pPr>
+      <w:rPr>
+        <w:rFonts w:ascii="Courier New" w:hAnsi="Courier New" w:cs="Courier New" w:hint="default"/>
+      </w:rPr>
+    </w:lvl>
+    <w:lvl w:ilvl="5" w:tplc="04090005" w:tentative="1">
       <w:start w:val="1"/>
       <w:numFmt w:val="bullet"/>
       <w:lvlText w:val=""/>
       <w:lvlJc w:val="left"/>
       <w:pPr>
-        <w:tabs>
-          <w:tab w:val="num" w:pos="3600"/>
-        </w:tabs>
-        <w:ind w:left="3600" w:hanging="360"/>
-      </w:pPr>
-      <w:rPr>
-        <w:rFonts w:ascii="Wingdings" w:hAnsi="Wingdings" w:hint="default"/>
-        <w:sz w:val="20"/>
-      </w:rPr>
-    </w:lvl>
-    <w:lvl w:ilvl="5" w:tentative="1">
+        <w:ind w:left="4320" w:hanging="360"/>
+      </w:pPr>
+      <w:rPr>
+        <w:rFonts w:ascii="Wingdings" w:hAnsi="Wingdings" w:hint="default"/>
+      </w:rPr>
+    </w:lvl>
+    <w:lvl w:ilvl="6" w:tplc="04090001" w:tentative="1">
+      <w:start w:val="1"/>
+      <w:numFmt w:val="bullet"/>
+      <w:lvlText w:val=""/>
+      <w:lvlJc w:val="left"/>
+      <w:pPr>
+        <w:ind w:left="5040" w:hanging="360"/>
+      </w:pPr>
+      <w:rPr>
+        <w:rFonts w:ascii="Symbol" w:hAnsi="Symbol" w:hint="default"/>
+      </w:rPr>
+    </w:lvl>
+    <w:lvl w:ilvl="7" w:tplc="04090003" w:tentative="1">
+      <w:start w:val="1"/>
+      <w:numFmt w:val="bullet"/>
+      <w:lvlText w:val="o"/>
+      <w:lvlJc w:val="left"/>
+      <w:pPr>
+        <w:ind w:left="5760" w:hanging="360"/>
+      </w:pPr>
+      <w:rPr>
+        <w:rFonts w:ascii="Courier New" w:hAnsi="Courier New" w:cs="Courier New" w:hint="default"/>
+      </w:rPr>
+    </w:lvl>
+    <w:lvl w:ilvl="8" w:tplc="04090005" w:tentative="1">
       <w:start w:val="1"/>
       <w:numFmt w:val="bullet"/>
       <w:lvlText w:val=""/>
       <w:lvlJc w:val="left"/>
       <w:pPr>
-        <w:tabs>
-          <w:tab w:val="num" w:pos="4320"/>
-        </w:tabs>
-        <w:ind w:left="4320" w:hanging="360"/>
-      </w:pPr>
-      <w:rPr>
-        <w:rFonts w:ascii="Wingdings" w:hAnsi="Wingdings" w:hint="default"/>
-        <w:sz w:val="20"/>
-      </w:rPr>
-    </w:lvl>
-    <w:lvl w:ilvl="6" w:tentative="1">
-      <w:start w:val="1"/>
-      <w:numFmt w:val="bullet"/>
-      <w:lvlText w:val=""/>
-      <w:lvlJc w:val="left"/>
-      <w:pPr>
-        <w:tabs>
-          <w:tab w:val="num" w:pos="5040"/>
-        </w:tabs>
-        <w:ind w:left="5040" w:hanging="360"/>
-      </w:pPr>
-      <w:rPr>
-        <w:rFonts w:ascii="Wingdings" w:hAnsi="Wingdings" w:hint="default"/>
-        <w:sz w:val="20"/>
-      </w:rPr>
-    </w:lvl>
-    <w:lvl w:ilvl="7" w:tentative="1">
-      <w:start w:val="1"/>
-      <w:numFmt w:val="bullet"/>
-      <w:lvlText w:val=""/>
-      <w:lvlJc w:val="left"/>
-      <w:pPr>
-        <w:tabs>
-          <w:tab w:val="num" w:pos="5760"/>
-        </w:tabs>
-        <w:ind w:left="5760" w:hanging="360"/>
-      </w:pPr>
-      <w:rPr>
-        <w:rFonts w:ascii="Wingdings" w:hAnsi="Wingdings" w:hint="default"/>
-        <w:sz w:val="20"/>
-      </w:rPr>
-    </w:lvl>
-    <w:lvl w:ilvl="8" w:tentative="1">
-      <w:start w:val="1"/>
-      <w:numFmt w:val="bullet"/>
-      <w:lvlText w:val=""/>
-      <w:lvlJc w:val="left"/>
-      <w:pPr>
-        <w:tabs>
-          <w:tab w:val="num" w:pos="6480"/>
-        </w:tabs>
         <w:ind w:left="6480" w:hanging="360"/>
       </w:pPr>
       <w:rPr>
         <w:rFonts w:ascii="Wingdings" w:hAnsi="Wingdings" w:hint="default"/>
-        <w:sz w:val="20"/>
       </w:rPr>
     </w:lvl>
   </w:abstractNum>
-  <w:num w:numId="1" w16cid:durableId="440998476">
+  <w:num w:numId="1" w16cid:durableId="519508713">
+    <w:abstractNumId w:val="21"/>
+  </w:num>
+  <w:num w:numId="2" w16cid:durableId="1268194739">
+    <w:abstractNumId w:val="14"/>
+  </w:num>
+  <w:num w:numId="3" w16cid:durableId="642076768">
+    <w:abstractNumId w:val="8"/>
+  </w:num>
+  <w:num w:numId="4" w16cid:durableId="255988462">
+    <w:abstractNumId w:val="27"/>
+  </w:num>
+  <w:num w:numId="5" w16cid:durableId="1611814206">
+    <w:abstractNumId w:val="24"/>
+  </w:num>
+  <w:num w:numId="6" w16cid:durableId="1354065787">
+    <w:abstractNumId w:val="11"/>
+  </w:num>
+  <w:num w:numId="7" w16cid:durableId="1727487719">
+    <w:abstractNumId w:val="5"/>
+  </w:num>
+  <w:num w:numId="8" w16cid:durableId="859969246">
+    <w:abstractNumId w:val="0"/>
+  </w:num>
+  <w:num w:numId="9" w16cid:durableId="1035734391">
+    <w:abstractNumId w:val="10"/>
+  </w:num>
+  <w:num w:numId="10" w16cid:durableId="1334911250">
+    <w:abstractNumId w:val="20"/>
+  </w:num>
+  <w:num w:numId="11" w16cid:durableId="1599829948">
+    <w:abstractNumId w:val="19"/>
+  </w:num>
+  <w:num w:numId="12" w16cid:durableId="185603807">
+    <w:abstractNumId w:val="3"/>
+  </w:num>
+  <w:num w:numId="13" w16cid:durableId="1799448538">
+    <w:abstractNumId w:val="25"/>
+  </w:num>
+  <w:num w:numId="14" w16cid:durableId="652637758">
+    <w:abstractNumId w:val="1"/>
+  </w:num>
+  <w:num w:numId="15" w16cid:durableId="2065984384">
+    <w:abstractNumId w:val="26"/>
+  </w:num>
+  <w:num w:numId="16" w16cid:durableId="1585602864">
+    <w:abstractNumId w:val="12"/>
+  </w:num>
+  <w:num w:numId="17" w16cid:durableId="467356071">
+    <w:abstractNumId w:val="16"/>
+  </w:num>
+  <w:num w:numId="18" w16cid:durableId="1520773717">
+    <w:abstractNumId w:val="17"/>
+  </w:num>
+  <w:num w:numId="19" w16cid:durableId="1884172342">
+    <w:abstractNumId w:val="13"/>
+  </w:num>
+  <w:num w:numId="20" w16cid:durableId="399598020">
+    <w:abstractNumId w:val="30"/>
+  </w:num>
+  <w:num w:numId="21" w16cid:durableId="1688099526">
+    <w:abstractNumId w:val="18"/>
+  </w:num>
+  <w:num w:numId="22" w16cid:durableId="1275166286">
+    <w:abstractNumId w:val="15"/>
+  </w:num>
+  <w:num w:numId="23" w16cid:durableId="1167786670">
+    <w:abstractNumId w:val="31"/>
+  </w:num>
+  <w:num w:numId="24" w16cid:durableId="1692758778">
+    <w:abstractNumId w:val="9"/>
+  </w:num>
+  <w:num w:numId="25" w16cid:durableId="683358190">
+    <w:abstractNumId w:val="22"/>
+  </w:num>
+  <w:num w:numId="26" w16cid:durableId="1853179393">
+    <w:abstractNumId w:val="23"/>
+  </w:num>
+  <w:num w:numId="27" w16cid:durableId="1888370832">
+    <w:abstractNumId w:val="4"/>
+  </w:num>
+  <w:num w:numId="28" w16cid:durableId="711535064">
+    <w:abstractNumId w:val="2"/>
+  </w:num>
+  <w:num w:numId="29" w16cid:durableId="1885825642">
     <w:abstractNumId w:val="7"/>
   </w:num>
-  <w:num w:numId="2" w16cid:durableId="1555119154">
-    <w:abstractNumId w:val="7"/>
-  </w:num>
-  <w:num w:numId="3" w16cid:durableId="484246286">
-    <w:abstractNumId w:val="16"/>
-  </w:num>
-  <w:num w:numId="4" w16cid:durableId="1509372806">
-    <w:abstractNumId w:val="10"/>
-  </w:num>
-  <w:num w:numId="5" w16cid:durableId="1507087852">
-    <w:abstractNumId w:val="10"/>
-  </w:num>
-  <w:num w:numId="6" w16cid:durableId="2004040491">
-    <w:abstractNumId w:val="10"/>
-  </w:num>
-  <w:num w:numId="7" w16cid:durableId="519508713">
-    <w:abstractNumId w:val="13"/>
-  </w:num>
-  <w:num w:numId="8" w16cid:durableId="1268194739">
+  <w:num w:numId="30" w16cid:durableId="433019413">
     <w:abstractNumId w:val="6"/>
   </w:num>
-  <w:num w:numId="9" w16cid:durableId="993147081">
-    <w:abstractNumId w:val="2"/>
+  <w:num w:numId="31" w16cid:durableId="192309404">
+    <w:abstractNumId w:val="28"/>
   </w:num>
-  <w:num w:numId="10" w16cid:durableId="636109938">
-    <w:abstractNumId w:val="8"/>
+  <w:num w:numId="32" w16cid:durableId="506334544">
+    <w:abstractNumId w:val="29"/>
   </w:num>
-  <w:num w:numId="11" w16cid:durableId="356738023">
-    <w:abstractNumId w:val="17"/>
-  </w:num>
-  <w:num w:numId="12" w16cid:durableId="1191845921">
-    <w:abstractNumId w:val="12"/>
-  </w:num>
-  <w:num w:numId="13" w16cid:durableId="1114516015">
-    <w:abstractNumId w:val="9"/>
-  </w:num>
-  <w:num w:numId="14" w16cid:durableId="642076768">
-    <w:abstractNumId w:val="3"/>
-  </w:num>
-  <w:num w:numId="15" w16cid:durableId="255988462">
-    <w:abstractNumId w:val="15"/>
-  </w:num>
-  <w:num w:numId="16" w16cid:durableId="1611814206">
-    <w:abstractNumId w:val="14"/>
-  </w:num>
-  <w:num w:numId="17" w16cid:durableId="1354065787">
-    <w:abstractNumId w:val="5"/>
-  </w:num>
-  <w:num w:numId="18" w16cid:durableId="1727487719">
-    <w:abstractNumId w:val="1"/>
-  </w:num>
-  <w:num w:numId="19" w16cid:durableId="859969246">
-    <w:abstractNumId w:val="0"/>
-  </w:num>
-  <w:num w:numId="20" w16cid:durableId="1035734391">
-    <w:abstractNumId w:val="4"/>
-  </w:num>
-  <w:num w:numId="21" w16cid:durableId="1334911250">
-    <w:abstractNumId w:val="11"/>
-  </w:num>
+  <w:numIdMacAtCleanup w:val="32"/>
 </w:numbering>
 </file>
 
@@ -5123,7 +8734,6 @@
   <w:style w:type="character" w:default="1" w:styleId="DefaultParagraphFont">
     <w:name w:val="Default Paragraph Font"/>
     <w:uiPriority w:val="1"/>
-    <w:semiHidden/>
     <w:unhideWhenUsed/>
   </w:style>
   <w:style w:type="table" w:default="1" w:styleId="TableNormal">
@@ -5185,7 +8795,7 @@
     <w:rsid w:val="00D013B8"/>
     <w:pPr>
       <w:numPr>
-        <w:numId w:val="7"/>
+        <w:numId w:val="1"/>
       </w:numPr>
       <w:ind w:hanging="360"/>
     </w:pPr>
@@ -5203,7 +8813,6 @@
     <w:rPr>
       <w:b/>
       <w:bCs/>
-      <w:color w:val="000000" w:themeColor="text1"/>
       <w:sz w:val="28"/>
     </w:rPr>
   </w:style>
@@ -5552,6 +9161,25 @@
       <w:shd w:val="clear" w:color="auto" w:fill="E1DFDD"/>
     </w:rPr>
   </w:style>
+  <w:style w:type="table" w:styleId="TableGrid">
+    <w:name w:val="Table Grid"/>
+    <w:basedOn w:val="TableNormal"/>
+    <w:uiPriority w:val="39"/>
+    <w:rsid w:val="00EC0848"/>
+    <w:pPr>
+      <w:spacing w:line="240" w:lineRule="auto"/>
+    </w:pPr>
+    <w:tblPr>
+      <w:tblBorders>
+        <w:top w:val="single" w:sz="4" w:space="0" w:color="auto"/>
+        <w:left w:val="single" w:sz="4" w:space="0" w:color="auto"/>
+        <w:bottom w:val="single" w:sz="4" w:space="0" w:color="auto"/>
+        <w:right w:val="single" w:sz="4" w:space="0" w:color="auto"/>
+        <w:insideH w:val="single" w:sz="4" w:space="0" w:color="auto"/>
+        <w:insideV w:val="single" w:sz="4" w:space="0" w:color="auto"/>
+      </w:tblBorders>
+    </w:tblPr>
+  </w:style>
 </w:styles>
 </file>
 
